--- a/docs/DataStructures.docx
+++ b/docs/DataStructures.docx
@@ -4,507 +4,13 @@
   <w:body>
     <w:p>
       <w:pPr>
+        <w:pStyle w:val="ListParagraph"/>
+        <w:numPr>
+          <w:ilvl w:val="0"/>
+          <w:numId w:val="2"/>
+        </w:numPr>
+        <w:spacing w:line="360" w:lineRule="auto"/>
         <w:jc w:val="both"/>
-        <w:rPr>
-          <w:rFonts w:ascii="Times New Roman" w:hAnsi="Times New Roman" w:cs="Times New Roman"/>
-          <w:b/>
-          <w:bCs/>
-          <w:sz w:val="56"/>
-          <w:szCs w:val="56"/>
-        </w:rPr>
-      </w:pPr>
-    </w:p>
-    <w:p>
-      <w:pPr>
-        <w:jc w:val="center"/>
-        <w:rPr>
-          <w:rFonts w:ascii="Times New Roman" w:hAnsi="Times New Roman" w:cs="Times New Roman"/>
-          <w:b/>
-          <w:bCs/>
-          <w:sz w:val="56"/>
-          <w:szCs w:val="56"/>
-        </w:rPr>
-      </w:pPr>
-      <w:r>
-        <w:rPr>
-          <w:rFonts w:ascii="Times New Roman" w:hAnsi="Times New Roman" w:cs="Times New Roman"/>
-          <w:b/>
-          <w:bCs/>
-          <w:sz w:val="56"/>
-          <w:szCs w:val="56"/>
-        </w:rPr>
-        <w:t>Project Based Evaluation</w:t>
-      </w:r>
-    </w:p>
-    <w:p>
-      <w:pPr>
-        <w:jc w:val="center"/>
-        <w:rPr>
-          <w:rFonts w:ascii="Times New Roman" w:hAnsi="Times New Roman" w:cs="Times New Roman"/>
-          <w:b/>
-          <w:bCs/>
-          <w:sz w:val="56"/>
-          <w:szCs w:val="56"/>
-        </w:rPr>
-      </w:pPr>
-    </w:p>
-    <w:p>
-      <w:pPr>
-        <w:jc w:val="center"/>
-        <w:rPr>
-          <w:rFonts w:ascii="Times New Roman" w:hAnsi="Times New Roman" w:cs="Times New Roman"/>
-          <w:sz w:val="40"/>
-          <w:szCs w:val="40"/>
-        </w:rPr>
-      </w:pPr>
-      <w:r>
-        <w:rPr>
-          <w:rFonts w:ascii="Times New Roman" w:hAnsi="Times New Roman" w:cs="Times New Roman"/>
-          <w:sz w:val="40"/>
-          <w:szCs w:val="40"/>
-        </w:rPr>
-        <w:t>Data Structures</w:t>
-      </w:r>
-    </w:p>
-    <w:p>
-      <w:pPr>
-        <w:jc w:val="center"/>
-        <w:rPr>
-          <w:rFonts w:ascii="Times New Roman" w:hAnsi="Times New Roman" w:cs="Times New Roman"/>
-          <w:sz w:val="40"/>
-          <w:szCs w:val="40"/>
-        </w:rPr>
-      </w:pPr>
-      <w:r>
-        <w:rPr>
-          <w:rFonts w:ascii="Times New Roman" w:hAnsi="Times New Roman" w:cs="Times New Roman"/>
-          <w:sz w:val="40"/>
-          <w:szCs w:val="40"/>
-        </w:rPr>
-        <w:t>Semester-IV (Batch 2023)</w:t>
-      </w:r>
-    </w:p>
-    <w:p>
-      <w:pPr>
-        <w:jc w:val="center"/>
-        <w:rPr>
-          <w:rFonts w:ascii="Times New Roman" w:hAnsi="Times New Roman" w:cs="Times New Roman"/>
-          <w:sz w:val="40"/>
-          <w:szCs w:val="40"/>
-        </w:rPr>
-      </w:pPr>
-    </w:p>
-    <w:p>
-      <w:pPr>
-        <w:jc w:val="center"/>
-        <w:rPr>
-          <w:rFonts w:ascii="Times New Roman" w:hAnsi="Times New Roman" w:cs="Times New Roman"/>
-          <w:sz w:val="40"/>
-          <w:szCs w:val="40"/>
-        </w:rPr>
-      </w:pPr>
-    </w:p>
-    <w:p>
-      <w:pPr>
-        <w:jc w:val="center"/>
-        <w:rPr>
-          <w:rFonts w:ascii="Times New Roman" w:hAnsi="Times New Roman" w:cs="Times New Roman"/>
-          <w:b/>
-          <w:bCs/>
-          <w:sz w:val="40"/>
-          <w:szCs w:val="40"/>
-        </w:rPr>
-      </w:pPr>
-    </w:p>
-    <w:p>
-      <w:pPr>
-        <w:jc w:val="center"/>
-        <w:rPr>
-          <w:rFonts w:ascii="Times New Roman" w:hAnsi="Times New Roman" w:cs="Times New Roman"/>
-          <w:sz w:val="40"/>
-          <w:szCs w:val="40"/>
-        </w:rPr>
-      </w:pPr>
-    </w:p>
-    <w:p>
-      <w:pPr>
-        <w:jc w:val="center"/>
-        <w:rPr>
-          <w:rFonts w:ascii="Times New Roman" w:hAnsi="Times New Roman" w:cs="Times New Roman"/>
-          <w:sz w:val="40"/>
-          <w:szCs w:val="40"/>
-        </w:rPr>
-      </w:pPr>
-      <w:r>
-        <w:rPr>
-          <w:rFonts w:ascii="Times New Roman" w:hAnsi="Times New Roman" w:cs="Times New Roman"/>
-          <w:noProof/>
-          <w:sz w:val="40"/>
-          <w:szCs w:val="40"/>
-        </w:rPr>
-        <w:drawing>
-          <wp:anchor distT="0" distB="0" distL="114300" distR="114300" simplePos="0" relativeHeight="251659264" behindDoc="0" locked="0" layoutInCell="1" allowOverlap="1" wp14:anchorId="161ACE58" wp14:editId="1D6AC30A">
-            <wp:simplePos x="0" y="0"/>
-            <wp:positionH relativeFrom="margin">
-              <wp:align>center</wp:align>
-            </wp:positionH>
-            <wp:positionV relativeFrom="paragraph">
-              <wp:posOffset>4445</wp:posOffset>
-            </wp:positionV>
-            <wp:extent cx="2581635" cy="1028844"/>
-            <wp:effectExtent l="0" t="0" r="0" b="0"/>
-            <wp:wrapNone/>
-            <wp:docPr id="1643034659" name="Picture 1"/>
-            <wp:cNvGraphicFramePr>
-              <a:graphicFrameLocks xmlns:a="http://schemas.openxmlformats.org/drawingml/2006/main" noChangeAspect="1"/>
-            </wp:cNvGraphicFramePr>
-            <a:graphic xmlns:a="http://schemas.openxmlformats.org/drawingml/2006/main">
-              <a:graphicData uri="http://schemas.openxmlformats.org/drawingml/2006/picture">
-                <pic:pic xmlns:pic="http://schemas.openxmlformats.org/drawingml/2006/picture">
-                  <pic:nvPicPr>
-                    <pic:cNvPr id="1643034659" name="Picture 1643034659"/>
-                    <pic:cNvPicPr/>
-                  </pic:nvPicPr>
-                  <pic:blipFill>
-                    <a:blip r:embed="rId8">
-                      <a:extLst>
-                        <a:ext uri="{28A0092B-C50C-407E-A947-70E740481C1C}">
-                          <a14:useLocalDpi xmlns:a14="http://schemas.microsoft.com/office/drawing/2010/main" val="0"/>
-                        </a:ext>
-                      </a:extLst>
-                    </a:blip>
-                    <a:stretch>
-                      <a:fillRect/>
-                    </a:stretch>
-                  </pic:blipFill>
-                  <pic:spPr>
-                    <a:xfrm>
-                      <a:off x="0" y="0"/>
-                      <a:ext cx="2581635" cy="1028844"/>
-                    </a:xfrm>
-                    <a:prstGeom prst="rect">
-                      <a:avLst/>
-                    </a:prstGeom>
-                  </pic:spPr>
-                </pic:pic>
-              </a:graphicData>
-            </a:graphic>
-          </wp:anchor>
-        </w:drawing>
-      </w:r>
-    </w:p>
-    <w:p>
-      <w:pPr>
-        <w:jc w:val="center"/>
-        <w:rPr>
-          <w:rFonts w:ascii="Times New Roman" w:hAnsi="Times New Roman" w:cs="Times New Roman"/>
-          <w:sz w:val="40"/>
-          <w:szCs w:val="40"/>
-        </w:rPr>
-      </w:pPr>
-    </w:p>
-    <w:p>
-      <w:pPr>
-        <w:jc w:val="center"/>
-        <w:rPr>
-          <w:rFonts w:ascii="Times New Roman" w:hAnsi="Times New Roman" w:cs="Times New Roman"/>
-          <w:sz w:val="40"/>
-          <w:szCs w:val="40"/>
-        </w:rPr>
-      </w:pPr>
-    </w:p>
-    <w:p>
-      <w:pPr>
-        <w:jc w:val="center"/>
-        <w:rPr>
-          <w:rFonts w:ascii="Times New Roman" w:hAnsi="Times New Roman" w:cs="Times New Roman"/>
-          <w:sz w:val="40"/>
-          <w:szCs w:val="40"/>
-        </w:rPr>
-      </w:pPr>
-    </w:p>
-    <w:p>
-      <w:pPr>
-        <w:rPr>
-          <w:rFonts w:ascii="Times New Roman" w:hAnsi="Times New Roman" w:cs="Times New Roman"/>
-          <w:sz w:val="30"/>
-          <w:szCs w:val="30"/>
-        </w:rPr>
-      </w:pPr>
-      <w:r>
-        <w:rPr>
-          <w:rFonts w:ascii="Times New Roman" w:hAnsi="Times New Roman" w:cs="Times New Roman"/>
-          <w:sz w:val="30"/>
-          <w:szCs w:val="30"/>
-        </w:rPr>
-        <w:t xml:space="preserve">Submitted to: </w:t>
-      </w:r>
-      <w:r>
-        <w:rPr>
-          <w:rFonts w:ascii="Times New Roman" w:hAnsi="Times New Roman" w:cs="Times New Roman"/>
-          <w:sz w:val="30"/>
-          <w:szCs w:val="30"/>
-        </w:rPr>
-        <w:tab/>
-      </w:r>
-      <w:r>
-        <w:rPr>
-          <w:rFonts w:ascii="Times New Roman" w:hAnsi="Times New Roman" w:cs="Times New Roman"/>
-          <w:sz w:val="30"/>
-          <w:szCs w:val="30"/>
-        </w:rPr>
-        <w:tab/>
-      </w:r>
-      <w:r>
-        <w:rPr>
-          <w:rFonts w:ascii="Times New Roman" w:hAnsi="Times New Roman" w:cs="Times New Roman"/>
-          <w:sz w:val="30"/>
-          <w:szCs w:val="30"/>
-        </w:rPr>
-        <w:tab/>
-      </w:r>
-      <w:r>
-        <w:rPr>
-          <w:rFonts w:ascii="Times New Roman" w:hAnsi="Times New Roman" w:cs="Times New Roman"/>
-          <w:sz w:val="30"/>
-          <w:szCs w:val="30"/>
-        </w:rPr>
-        <w:tab/>
-      </w:r>
-      <w:r>
-        <w:rPr>
-          <w:rFonts w:ascii="Times New Roman" w:hAnsi="Times New Roman" w:cs="Times New Roman"/>
-          <w:sz w:val="30"/>
-          <w:szCs w:val="30"/>
-        </w:rPr>
-        <w:tab/>
-      </w:r>
-      <w:r>
-        <w:rPr>
-          <w:rFonts w:ascii="Times New Roman" w:hAnsi="Times New Roman" w:cs="Times New Roman"/>
-          <w:sz w:val="30"/>
-          <w:szCs w:val="30"/>
-        </w:rPr>
-        <w:tab/>
-        <w:t>Submitted by:</w:t>
-      </w:r>
-    </w:p>
-    <w:p>
-      <w:pPr>
-        <w:rPr>
-          <w:rFonts w:ascii="Times New Roman" w:hAnsi="Times New Roman" w:cs="Times New Roman"/>
-          <w:sz w:val="30"/>
-          <w:szCs w:val="30"/>
-        </w:rPr>
-      </w:pPr>
-      <w:r>
-        <w:rPr>
-          <w:rFonts w:ascii="Times New Roman" w:hAnsi="Times New Roman" w:cs="Times New Roman"/>
-          <w:sz w:val="30"/>
-          <w:szCs w:val="30"/>
-        </w:rPr>
-        <w:t>Dr.</w:t>
-      </w:r>
-      <w:r>
-        <w:rPr>
-          <w:rFonts w:ascii="Times New Roman" w:hAnsi="Times New Roman" w:cs="Times New Roman"/>
-          <w:sz w:val="30"/>
-          <w:szCs w:val="30"/>
-        </w:rPr>
-        <w:tab/>
-      </w:r>
-      <w:r>
-        <w:rPr>
-          <w:rFonts w:ascii="Times New Roman" w:hAnsi="Times New Roman" w:cs="Times New Roman"/>
-          <w:sz w:val="30"/>
-          <w:szCs w:val="30"/>
-        </w:rPr>
-        <w:tab/>
-      </w:r>
-      <w:r>
-        <w:rPr>
-          <w:rFonts w:ascii="Times New Roman" w:hAnsi="Times New Roman" w:cs="Times New Roman"/>
-          <w:sz w:val="30"/>
-          <w:szCs w:val="30"/>
-        </w:rPr>
-        <w:tab/>
-      </w:r>
-      <w:r>
-        <w:rPr>
-          <w:rFonts w:ascii="Times New Roman" w:hAnsi="Times New Roman" w:cs="Times New Roman"/>
-          <w:sz w:val="30"/>
-          <w:szCs w:val="30"/>
-        </w:rPr>
-        <w:tab/>
-      </w:r>
-      <w:r>
-        <w:rPr>
-          <w:rFonts w:ascii="Times New Roman" w:hAnsi="Times New Roman" w:cs="Times New Roman"/>
-          <w:sz w:val="30"/>
-          <w:szCs w:val="30"/>
-        </w:rPr>
-        <w:tab/>
-      </w:r>
-      <w:r>
-        <w:rPr>
-          <w:rFonts w:ascii="Times New Roman" w:hAnsi="Times New Roman" w:cs="Times New Roman"/>
-          <w:sz w:val="30"/>
-          <w:szCs w:val="30"/>
-        </w:rPr>
-        <w:tab/>
-      </w:r>
-      <w:r>
-        <w:rPr>
-          <w:rFonts w:ascii="Times New Roman" w:hAnsi="Times New Roman" w:cs="Times New Roman"/>
-          <w:sz w:val="30"/>
-          <w:szCs w:val="30"/>
-        </w:rPr>
-        <w:tab/>
-        <w:t xml:space="preserve"> </w:t>
-      </w:r>
-      <w:r>
-        <w:rPr>
-          <w:rFonts w:ascii="Times New Roman" w:hAnsi="Times New Roman" w:cs="Times New Roman"/>
-          <w:sz w:val="30"/>
-          <w:szCs w:val="30"/>
-        </w:rPr>
-        <w:tab/>
-        <w:t>Name: Karunya Gupta</w:t>
-      </w:r>
-    </w:p>
-    <w:p>
-      <w:pPr>
-        <w:ind w:left="5040" w:firstLine="720"/>
-        <w:rPr>
-          <w:rFonts w:ascii="Times New Roman" w:hAnsi="Times New Roman" w:cs="Times New Roman"/>
-          <w:sz w:val="30"/>
-          <w:szCs w:val="30"/>
-        </w:rPr>
-      </w:pPr>
-      <w:r>
-        <w:rPr>
-          <w:rFonts w:ascii="Times New Roman" w:hAnsi="Times New Roman" w:cs="Times New Roman"/>
-          <w:sz w:val="30"/>
-          <w:szCs w:val="30"/>
-        </w:rPr>
-        <w:t>Roll No: 2310990625</w:t>
-      </w:r>
-    </w:p>
-    <w:p>
-      <w:pPr>
-        <w:ind w:left="5040" w:firstLine="720"/>
-        <w:rPr>
-          <w:rFonts w:ascii="Times New Roman" w:hAnsi="Times New Roman" w:cs="Times New Roman"/>
-          <w:sz w:val="30"/>
-          <w:szCs w:val="30"/>
-        </w:rPr>
-      </w:pPr>
-      <w:r>
-        <w:rPr>
-          <w:rFonts w:ascii="Times New Roman" w:hAnsi="Times New Roman" w:cs="Times New Roman"/>
-          <w:sz w:val="30"/>
-          <w:szCs w:val="30"/>
-        </w:rPr>
-        <w:t>Group: 8A</w:t>
-      </w:r>
-    </w:p>
-    <w:p>
-      <w:pPr>
-        <w:jc w:val="center"/>
-        <w:rPr>
-          <w:rFonts w:ascii="Times New Roman" w:hAnsi="Times New Roman" w:cs="Times New Roman"/>
-          <w:sz w:val="30"/>
-          <w:szCs w:val="30"/>
-        </w:rPr>
-      </w:pPr>
-    </w:p>
-    <w:p>
-      <w:pPr>
-        <w:spacing w:line="240" w:lineRule="auto"/>
-        <w:jc w:val="center"/>
-        <w:rPr>
-          <w:rFonts w:ascii="Times New Roman" w:hAnsi="Times New Roman" w:cs="Times New Roman"/>
-          <w:sz w:val="30"/>
-          <w:szCs w:val="30"/>
-        </w:rPr>
-      </w:pPr>
-    </w:p>
-    <w:p>
-      <w:pPr>
-        <w:tabs>
-          <w:tab w:val="left" w:pos="1668"/>
-        </w:tabs>
-        <w:spacing w:line="240" w:lineRule="auto"/>
-        <w:jc w:val="center"/>
-        <w:rPr>
-          <w:rFonts w:ascii="Times New Roman" w:hAnsi="Times New Roman" w:cs="Times New Roman"/>
-          <w:b/>
-          <w:bCs/>
-          <w:sz w:val="30"/>
-          <w:szCs w:val="30"/>
-        </w:rPr>
-      </w:pPr>
-      <w:r>
-        <w:rPr>
-          <w:rFonts w:ascii="Times New Roman" w:hAnsi="Times New Roman" w:cs="Times New Roman"/>
-          <w:b/>
-          <w:bCs/>
-          <w:sz w:val="30"/>
-          <w:szCs w:val="30"/>
-        </w:rPr>
-        <w:t>Department of Computer Science and Engineering</w:t>
-      </w:r>
-    </w:p>
-    <w:p>
-      <w:pPr>
-        <w:tabs>
-          <w:tab w:val="left" w:pos="1668"/>
-        </w:tabs>
-        <w:spacing w:line="240" w:lineRule="auto"/>
-        <w:jc w:val="center"/>
-        <w:rPr>
-          <w:rFonts w:ascii="Times New Roman" w:hAnsi="Times New Roman" w:cs="Times New Roman"/>
-          <w:b/>
-          <w:bCs/>
-          <w:sz w:val="30"/>
-          <w:szCs w:val="30"/>
-        </w:rPr>
-      </w:pPr>
-      <w:r>
-        <w:rPr>
-          <w:rFonts w:ascii="Times New Roman" w:hAnsi="Times New Roman" w:cs="Times New Roman"/>
-          <w:b/>
-          <w:bCs/>
-          <w:sz w:val="30"/>
-          <w:szCs w:val="30"/>
-        </w:rPr>
-        <w:t>Chitkara University Institute of Engineering and Technology,</w:t>
-      </w:r>
-    </w:p>
-    <w:p>
-      <w:pPr>
-        <w:jc w:val="center"/>
-        <w:rPr>
-          <w:rFonts w:ascii="Times New Roman" w:hAnsi="Times New Roman" w:cs="Times New Roman"/>
-          <w:b/>
-          <w:bCs/>
-          <w:sz w:val="30"/>
-          <w:szCs w:val="30"/>
-        </w:rPr>
-      </w:pPr>
-      <w:r>
-        <w:rPr>
-          <w:rFonts w:ascii="Times New Roman" w:hAnsi="Times New Roman" w:cs="Times New Roman"/>
-          <w:b/>
-          <w:bCs/>
-          <w:sz w:val="30"/>
-          <w:szCs w:val="30"/>
-        </w:rPr>
-        <w:t>Chitkara University, Punjab</w:t>
-      </w:r>
-    </w:p>
-    <w:p>
-      <w:pPr>
         <w:rPr>
           <w:rFonts w:ascii="Times New Roman" w:hAnsi="Times New Roman" w:cs="Times New Roman"/>
           <w:b/>
@@ -518,845 +24,26 @@
           <w:rFonts w:ascii="Times New Roman" w:hAnsi="Times New Roman" w:cs="Times New Roman"/>
           <w:b/>
           <w:bCs/>
-          <w:sz w:val="30"/>
-          <w:szCs w:val="30"/>
-        </w:rPr>
-        <w:br w:type="page"/>
-      </w:r>
-      <w:r>
-        <w:rPr>
-          <w:rFonts w:ascii="Times New Roman" w:hAnsi="Times New Roman" w:cs="Times New Roman"/>
-          <w:b/>
-          <w:bCs/>
           <w:sz w:val="32"/>
           <w:szCs w:val="32"/>
         </w:rPr>
-        <w:lastRenderedPageBreak/>
-        <w:t>Abstract</w:t>
-      </w:r>
-    </w:p>
-    <w:p>
-      <w:pPr>
-        <w:spacing w:line="360" w:lineRule="auto"/>
+        <w:t>Introduction</w:t>
+      </w:r>
+    </w:p>
+    <w:p>
+      <w:pPr>
+        <w:pStyle w:val="ListParagraph"/>
+        <w:spacing w:line="360" w:lineRule="auto"/>
+        <w:ind w:left="780"/>
         <w:jc w:val="both"/>
         <w:rPr>
           <w:rFonts w:ascii="Times New Roman" w:hAnsi="Times New Roman" w:cs="Times New Roman"/>
-          <w:sz w:val="24"/>
-          <w:szCs w:val="24"/>
-        </w:rPr>
-      </w:pPr>
-      <w:r>
-        <w:rPr>
-          <w:rFonts w:ascii="Times New Roman" w:hAnsi="Times New Roman" w:cs="Times New Roman"/>
-          <w:sz w:val="24"/>
-          <w:szCs w:val="24"/>
-        </w:rPr>
-        <w:t>A comprehensive Java-based Library Management System that streamlines library operations through a command-line interface, featuring robust book and member management capabilities including borrowing, returning, and reservations, along with an automated fine calculation system for overdue materials, detailed reporting functionality, and data persistence, while enforcing business rules such as a 5-book borrowing limit per member and a $0.50 daily fine rate, making it an efficient solution for small to medium-sized libraries to digitize their operations and maintain accurate records of their inventory, member activities, and financial transactions through a user-friendly interface that allows librarians to perform all essential library management tasks seamlessly.</w:t>
-      </w:r>
-    </w:p>
-    <w:p>
-      <w:pPr>
-        <w:jc w:val="both"/>
-        <w:rPr>
-          <w:rFonts w:ascii="Times New Roman" w:hAnsi="Times New Roman" w:cs="Times New Roman"/>
-          <w:sz w:val="24"/>
-          <w:szCs w:val="24"/>
-        </w:rPr>
-      </w:pPr>
-    </w:p>
-    <w:p>
-      <w:pPr>
-        <w:jc w:val="both"/>
-        <w:rPr>
-          <w:rFonts w:ascii="Times New Roman" w:hAnsi="Times New Roman" w:cs="Times New Roman"/>
-          <w:sz w:val="24"/>
-          <w:szCs w:val="24"/>
-        </w:rPr>
-      </w:pPr>
-    </w:p>
-    <w:p>
-      <w:pPr>
-        <w:jc w:val="both"/>
-        <w:rPr>
-          <w:rFonts w:ascii="Times New Roman" w:hAnsi="Times New Roman" w:cs="Times New Roman"/>
-          <w:sz w:val="24"/>
-          <w:szCs w:val="24"/>
-        </w:rPr>
-      </w:pPr>
-    </w:p>
-    <w:p>
-      <w:pPr>
-        <w:jc w:val="both"/>
-        <w:rPr>
-          <w:rFonts w:ascii="Times New Roman" w:hAnsi="Times New Roman" w:cs="Times New Roman"/>
-          <w:sz w:val="24"/>
-          <w:szCs w:val="24"/>
-        </w:rPr>
-      </w:pPr>
-    </w:p>
-    <w:p>
-      <w:pPr>
-        <w:jc w:val="both"/>
-        <w:rPr>
-          <w:rFonts w:ascii="Times New Roman" w:hAnsi="Times New Roman" w:cs="Times New Roman"/>
-          <w:sz w:val="24"/>
-          <w:szCs w:val="24"/>
-        </w:rPr>
-      </w:pPr>
-    </w:p>
-    <w:p>
-      <w:pPr>
-        <w:jc w:val="both"/>
-        <w:rPr>
-          <w:rFonts w:ascii="Times New Roman" w:hAnsi="Times New Roman" w:cs="Times New Roman"/>
-          <w:sz w:val="24"/>
-          <w:szCs w:val="24"/>
-        </w:rPr>
-      </w:pPr>
-    </w:p>
-    <w:p>
-      <w:pPr>
-        <w:jc w:val="both"/>
-        <w:rPr>
-          <w:rFonts w:ascii="Times New Roman" w:hAnsi="Times New Roman" w:cs="Times New Roman"/>
-          <w:sz w:val="24"/>
-          <w:szCs w:val="24"/>
-        </w:rPr>
-      </w:pPr>
-    </w:p>
-    <w:p>
-      <w:pPr>
-        <w:jc w:val="both"/>
-        <w:rPr>
-          <w:rFonts w:ascii="Times New Roman" w:hAnsi="Times New Roman" w:cs="Times New Roman"/>
-          <w:sz w:val="24"/>
-          <w:szCs w:val="24"/>
-        </w:rPr>
-      </w:pPr>
-    </w:p>
-    <w:p>
-      <w:pPr>
-        <w:jc w:val="both"/>
-        <w:rPr>
-          <w:rFonts w:ascii="Times New Roman" w:hAnsi="Times New Roman" w:cs="Times New Roman"/>
-          <w:sz w:val="24"/>
-          <w:szCs w:val="24"/>
-        </w:rPr>
-      </w:pPr>
-    </w:p>
-    <w:p>
-      <w:pPr>
-        <w:jc w:val="both"/>
-        <w:rPr>
-          <w:rFonts w:ascii="Times New Roman" w:hAnsi="Times New Roman" w:cs="Times New Roman"/>
-          <w:sz w:val="24"/>
-          <w:szCs w:val="24"/>
-        </w:rPr>
-      </w:pPr>
-    </w:p>
-    <w:p>
-      <w:pPr>
-        <w:jc w:val="both"/>
-        <w:rPr>
-          <w:rFonts w:ascii="Times New Roman" w:hAnsi="Times New Roman" w:cs="Times New Roman"/>
-          <w:sz w:val="24"/>
-          <w:szCs w:val="24"/>
-        </w:rPr>
-      </w:pPr>
-    </w:p>
-    <w:p>
-      <w:pPr>
-        <w:jc w:val="both"/>
-        <w:rPr>
-          <w:rFonts w:ascii="Times New Roman" w:hAnsi="Times New Roman" w:cs="Times New Roman"/>
-          <w:sz w:val="24"/>
-          <w:szCs w:val="24"/>
-        </w:rPr>
-      </w:pPr>
-    </w:p>
-    <w:p>
-      <w:pPr>
-        <w:jc w:val="both"/>
-        <w:rPr>
-          <w:rFonts w:ascii="Times New Roman" w:hAnsi="Times New Roman" w:cs="Times New Roman"/>
-          <w:sz w:val="24"/>
-          <w:szCs w:val="24"/>
-        </w:rPr>
-      </w:pPr>
-    </w:p>
-    <w:p>
-      <w:pPr>
-        <w:jc w:val="both"/>
-        <w:rPr>
-          <w:rFonts w:ascii="Times New Roman" w:hAnsi="Times New Roman" w:cs="Times New Roman"/>
-          <w:sz w:val="24"/>
-          <w:szCs w:val="24"/>
-        </w:rPr>
-      </w:pPr>
-    </w:p>
-    <w:p>
-      <w:pPr>
-        <w:jc w:val="both"/>
-        <w:rPr>
-          <w:rFonts w:ascii="Times New Roman" w:hAnsi="Times New Roman" w:cs="Times New Roman"/>
-          <w:sz w:val="24"/>
-          <w:szCs w:val="24"/>
-        </w:rPr>
-      </w:pPr>
-    </w:p>
-    <w:p>
-      <w:pPr>
-        <w:jc w:val="both"/>
-        <w:rPr>
-          <w:rFonts w:ascii="Times New Roman" w:hAnsi="Times New Roman" w:cs="Times New Roman"/>
-          <w:sz w:val="24"/>
-          <w:szCs w:val="24"/>
-        </w:rPr>
-      </w:pPr>
-    </w:p>
-    <w:p>
-      <w:pPr>
-        <w:jc w:val="both"/>
-        <w:rPr>
-          <w:rFonts w:ascii="Times New Roman" w:hAnsi="Times New Roman" w:cs="Times New Roman"/>
-          <w:sz w:val="24"/>
-          <w:szCs w:val="24"/>
-        </w:rPr>
-      </w:pPr>
-    </w:p>
-    <w:p>
-      <w:pPr>
-        <w:jc w:val="both"/>
-        <w:rPr>
-          <w:rFonts w:ascii="Times New Roman" w:hAnsi="Times New Roman" w:cs="Times New Roman"/>
-          <w:sz w:val="24"/>
-          <w:szCs w:val="24"/>
-        </w:rPr>
-      </w:pPr>
-    </w:p>
-    <w:p>
-      <w:pPr>
-        <w:jc w:val="both"/>
-        <w:rPr>
-          <w:rFonts w:ascii="Times New Roman" w:hAnsi="Times New Roman" w:cs="Times New Roman"/>
-          <w:sz w:val="24"/>
-          <w:szCs w:val="24"/>
-        </w:rPr>
-      </w:pPr>
-    </w:p>
-    <w:p>
-      <w:pPr>
-        <w:jc w:val="both"/>
-        <w:rPr>
-          <w:rFonts w:ascii="Times New Roman" w:hAnsi="Times New Roman" w:cs="Times New Roman"/>
-          <w:sz w:val="24"/>
-          <w:szCs w:val="24"/>
-        </w:rPr>
-      </w:pPr>
-    </w:p>
-    <w:p>
-      <w:pPr>
-        <w:jc w:val="both"/>
-        <w:rPr>
-          <w:rFonts w:ascii="Times New Roman" w:hAnsi="Times New Roman" w:cs="Times New Roman"/>
-          <w:sz w:val="24"/>
-          <w:szCs w:val="24"/>
-        </w:rPr>
-      </w:pPr>
-    </w:p>
-    <w:p>
-      <w:pPr>
-        <w:rPr>
-          <w:rFonts w:ascii="Times New Roman" w:hAnsi="Times New Roman" w:cs="Times New Roman"/>
-          <w:sz w:val="32"/>
-          <w:szCs w:val="32"/>
-        </w:rPr>
-      </w:pPr>
-      <w:r>
-        <w:rPr>
-          <w:rFonts w:ascii="Times New Roman" w:hAnsi="Times New Roman" w:cs="Times New Roman"/>
-          <w:b/>
-          <w:bCs/>
-          <w:sz w:val="32"/>
-          <w:szCs w:val="32"/>
-        </w:rPr>
-        <w:lastRenderedPageBreak/>
-        <w:t>Table of Content</w:t>
-      </w:r>
-    </w:p>
-    <w:p>
-      <w:pPr>
-        <w:rPr>
-          <w:rFonts w:ascii="Times New Roman" w:hAnsi="Times New Roman" w:cs="Times New Roman"/>
+          <w:b/>
+          <w:bCs/>
           <w:sz w:val="28"/>
           <w:szCs w:val="28"/>
         </w:rPr>
       </w:pPr>
-    </w:p>
-    <w:p>
-      <w:pPr>
-        <w:pStyle w:val="ListParagraph"/>
-        <w:numPr>
-          <w:ilvl w:val="0"/>
-          <w:numId w:val="1"/>
-        </w:numPr>
-        <w:spacing w:line="360" w:lineRule="auto"/>
-        <w:rPr>
-          <w:rFonts w:ascii="Times New Roman" w:hAnsi="Times New Roman" w:cs="Times New Roman"/>
-          <w:b/>
-          <w:bCs/>
-          <w:sz w:val="28"/>
-          <w:szCs w:val="28"/>
-        </w:rPr>
-      </w:pPr>
-      <w:r>
-        <w:rPr>
-          <w:rFonts w:ascii="Times New Roman" w:hAnsi="Times New Roman" w:cs="Times New Roman"/>
-          <w:b/>
-          <w:bCs/>
-          <w:sz w:val="28"/>
-          <w:szCs w:val="28"/>
-        </w:rPr>
-        <w:t>Introduction</w:t>
-      </w:r>
-    </w:p>
-    <w:p>
-      <w:pPr>
-        <w:pStyle w:val="ListParagraph"/>
-        <w:numPr>
-          <w:ilvl w:val="1"/>
-          <w:numId w:val="1"/>
-        </w:numPr>
-        <w:spacing w:line="360" w:lineRule="auto"/>
-        <w:rPr>
-          <w:rFonts w:ascii="Times New Roman" w:hAnsi="Times New Roman" w:cs="Times New Roman"/>
-          <w:sz w:val="28"/>
-          <w:szCs w:val="28"/>
-        </w:rPr>
-      </w:pPr>
-      <w:r>
-        <w:rPr>
-          <w:rFonts w:ascii="Times New Roman" w:hAnsi="Times New Roman" w:cs="Times New Roman"/>
-          <w:sz w:val="28"/>
-          <w:szCs w:val="28"/>
-        </w:rPr>
-        <w:t>Background</w:t>
-      </w:r>
-    </w:p>
-    <w:p>
-      <w:pPr>
-        <w:pStyle w:val="ListParagraph"/>
-        <w:numPr>
-          <w:ilvl w:val="1"/>
-          <w:numId w:val="1"/>
-        </w:numPr>
-        <w:spacing w:line="360" w:lineRule="auto"/>
-        <w:rPr>
-          <w:rFonts w:ascii="Times New Roman" w:hAnsi="Times New Roman" w:cs="Times New Roman"/>
-          <w:sz w:val="28"/>
-          <w:szCs w:val="28"/>
-        </w:rPr>
-      </w:pPr>
-      <w:r>
-        <w:rPr>
-          <w:rFonts w:ascii="Times New Roman" w:hAnsi="Times New Roman" w:cs="Times New Roman"/>
-          <w:sz w:val="28"/>
-          <w:szCs w:val="28"/>
-        </w:rPr>
-        <w:t>Objectives</w:t>
-      </w:r>
-    </w:p>
-    <w:p>
-      <w:pPr>
-        <w:pStyle w:val="ListParagraph"/>
-        <w:numPr>
-          <w:ilvl w:val="1"/>
-          <w:numId w:val="1"/>
-        </w:numPr>
-        <w:spacing w:line="360" w:lineRule="auto"/>
-        <w:rPr>
-          <w:rFonts w:ascii="Times New Roman" w:hAnsi="Times New Roman" w:cs="Times New Roman"/>
-          <w:sz w:val="28"/>
-          <w:szCs w:val="28"/>
-        </w:rPr>
-      </w:pPr>
-      <w:r>
-        <w:rPr>
-          <w:rFonts w:ascii="Times New Roman" w:hAnsi="Times New Roman" w:cs="Times New Roman"/>
-          <w:sz w:val="28"/>
-          <w:szCs w:val="28"/>
-        </w:rPr>
-        <w:t>Significance</w:t>
-      </w:r>
-    </w:p>
-    <w:p>
-      <w:pPr>
-        <w:pStyle w:val="ListParagraph"/>
-        <w:spacing w:line="360" w:lineRule="auto"/>
-        <w:ind w:left="1140"/>
-        <w:rPr>
-          <w:rFonts w:ascii="Times New Roman" w:hAnsi="Times New Roman" w:cs="Times New Roman"/>
-          <w:sz w:val="28"/>
-          <w:szCs w:val="28"/>
-        </w:rPr>
-      </w:pPr>
-    </w:p>
-    <w:p>
-      <w:pPr>
-        <w:pStyle w:val="ListParagraph"/>
-        <w:spacing w:line="360" w:lineRule="auto"/>
-        <w:ind w:left="1140"/>
-        <w:rPr>
-          <w:rFonts w:ascii="Times New Roman" w:hAnsi="Times New Roman" w:cs="Times New Roman"/>
-          <w:sz w:val="28"/>
-          <w:szCs w:val="28"/>
-        </w:rPr>
-      </w:pPr>
-    </w:p>
-    <w:p>
-      <w:pPr>
-        <w:pStyle w:val="ListParagraph"/>
-        <w:numPr>
-          <w:ilvl w:val="0"/>
-          <w:numId w:val="1"/>
-        </w:numPr>
-        <w:spacing w:line="360" w:lineRule="auto"/>
-        <w:rPr>
-          <w:rFonts w:ascii="Times New Roman" w:hAnsi="Times New Roman" w:cs="Times New Roman"/>
-          <w:b/>
-          <w:bCs/>
-          <w:sz w:val="28"/>
-          <w:szCs w:val="28"/>
-        </w:rPr>
-      </w:pPr>
-      <w:r>
-        <w:rPr>
-          <w:rFonts w:ascii="Times New Roman" w:hAnsi="Times New Roman" w:cs="Times New Roman"/>
-          <w:b/>
-          <w:bCs/>
-          <w:sz w:val="28"/>
-          <w:szCs w:val="28"/>
-        </w:rPr>
-        <w:t>Problem definition and Requirements</w:t>
-      </w:r>
-    </w:p>
-    <w:p>
-      <w:pPr>
-        <w:pStyle w:val="ListParagraph"/>
-        <w:numPr>
-          <w:ilvl w:val="1"/>
-          <w:numId w:val="1"/>
-        </w:numPr>
-        <w:spacing w:line="360" w:lineRule="auto"/>
-        <w:rPr>
-          <w:rFonts w:ascii="Times New Roman" w:hAnsi="Times New Roman" w:cs="Times New Roman"/>
-          <w:sz w:val="28"/>
-          <w:szCs w:val="28"/>
-        </w:rPr>
-      </w:pPr>
-      <w:r>
-        <w:rPr>
-          <w:rFonts w:ascii="Times New Roman" w:hAnsi="Times New Roman" w:cs="Times New Roman"/>
-          <w:sz w:val="28"/>
-          <w:szCs w:val="28"/>
-        </w:rPr>
-        <w:t>Problem Statement</w:t>
-      </w:r>
-    </w:p>
-    <w:p>
-      <w:pPr>
-        <w:pStyle w:val="ListParagraph"/>
-        <w:numPr>
-          <w:ilvl w:val="1"/>
-          <w:numId w:val="1"/>
-        </w:numPr>
-        <w:spacing w:line="360" w:lineRule="auto"/>
-        <w:rPr>
-          <w:rFonts w:ascii="Times New Roman" w:hAnsi="Times New Roman" w:cs="Times New Roman"/>
-          <w:sz w:val="28"/>
-          <w:szCs w:val="28"/>
-        </w:rPr>
-      </w:pPr>
-      <w:r>
-        <w:rPr>
-          <w:rFonts w:ascii="Times New Roman" w:hAnsi="Times New Roman" w:cs="Times New Roman"/>
-          <w:sz w:val="28"/>
-          <w:szCs w:val="28"/>
-        </w:rPr>
-        <w:t>Software Requirements</w:t>
-      </w:r>
-    </w:p>
-    <w:p>
-      <w:pPr>
-        <w:pStyle w:val="ListParagraph"/>
-        <w:numPr>
-          <w:ilvl w:val="1"/>
-          <w:numId w:val="1"/>
-        </w:numPr>
-        <w:spacing w:line="360" w:lineRule="auto"/>
-        <w:rPr>
-          <w:rFonts w:ascii="Times New Roman" w:hAnsi="Times New Roman" w:cs="Times New Roman"/>
-          <w:sz w:val="28"/>
-          <w:szCs w:val="28"/>
-        </w:rPr>
-      </w:pPr>
-      <w:r>
-        <w:rPr>
-          <w:rFonts w:ascii="Times New Roman" w:hAnsi="Times New Roman" w:cs="Times New Roman"/>
-          <w:sz w:val="28"/>
-          <w:szCs w:val="28"/>
-        </w:rPr>
-        <w:t>Hardware Requirements</w:t>
-      </w:r>
-    </w:p>
-    <w:p>
-      <w:pPr>
-        <w:pStyle w:val="ListParagraph"/>
-        <w:numPr>
-          <w:ilvl w:val="1"/>
-          <w:numId w:val="1"/>
-        </w:numPr>
-        <w:spacing w:line="360" w:lineRule="auto"/>
-        <w:rPr>
-          <w:rFonts w:ascii="Times New Roman" w:hAnsi="Times New Roman" w:cs="Times New Roman"/>
-          <w:sz w:val="28"/>
-          <w:szCs w:val="28"/>
-        </w:rPr>
-      </w:pPr>
-      <w:r>
-        <w:rPr>
-          <w:rFonts w:ascii="Times New Roman" w:hAnsi="Times New Roman" w:cs="Times New Roman"/>
-          <w:sz w:val="28"/>
-          <w:szCs w:val="28"/>
-        </w:rPr>
-        <w:t>Data Requirements</w:t>
-      </w:r>
-    </w:p>
-    <w:p>
-      <w:pPr>
-        <w:pStyle w:val="ListParagraph"/>
-        <w:numPr>
-          <w:ilvl w:val="1"/>
-          <w:numId w:val="1"/>
-        </w:numPr>
-        <w:spacing w:line="360" w:lineRule="auto"/>
-        <w:rPr>
-          <w:rFonts w:ascii="Times New Roman" w:hAnsi="Times New Roman" w:cs="Times New Roman"/>
-          <w:sz w:val="28"/>
-          <w:szCs w:val="28"/>
-        </w:rPr>
-      </w:pPr>
-      <w:r>
-        <w:rPr>
-          <w:rFonts w:ascii="Times New Roman" w:hAnsi="Times New Roman" w:cs="Times New Roman"/>
-          <w:sz w:val="28"/>
-          <w:szCs w:val="28"/>
-        </w:rPr>
-        <w:t>Performance Requirements</w:t>
-      </w:r>
-    </w:p>
-    <w:p>
-      <w:pPr>
-        <w:pStyle w:val="ListParagraph"/>
-        <w:spacing w:line="360" w:lineRule="auto"/>
-        <w:rPr>
-          <w:rFonts w:ascii="Times New Roman" w:hAnsi="Times New Roman" w:cs="Times New Roman"/>
-          <w:sz w:val="28"/>
-          <w:szCs w:val="28"/>
-        </w:rPr>
-      </w:pPr>
-    </w:p>
-    <w:p>
-      <w:pPr>
-        <w:pStyle w:val="ListParagraph"/>
-        <w:spacing w:line="360" w:lineRule="auto"/>
-        <w:rPr>
-          <w:rFonts w:ascii="Times New Roman" w:hAnsi="Times New Roman" w:cs="Times New Roman"/>
-          <w:sz w:val="28"/>
-          <w:szCs w:val="28"/>
-        </w:rPr>
-      </w:pPr>
-    </w:p>
-    <w:p>
-      <w:pPr>
-        <w:pStyle w:val="ListParagraph"/>
-        <w:numPr>
-          <w:ilvl w:val="0"/>
-          <w:numId w:val="1"/>
-        </w:numPr>
-        <w:spacing w:line="360" w:lineRule="auto"/>
-        <w:rPr>
-          <w:rFonts w:ascii="Times New Roman" w:hAnsi="Times New Roman" w:cs="Times New Roman"/>
-          <w:b/>
-          <w:bCs/>
-          <w:sz w:val="28"/>
-          <w:szCs w:val="28"/>
-        </w:rPr>
-      </w:pPr>
-      <w:r>
-        <w:rPr>
-          <w:rFonts w:ascii="Times New Roman" w:hAnsi="Times New Roman" w:cs="Times New Roman"/>
-          <w:b/>
-          <w:bCs/>
-          <w:sz w:val="28"/>
-          <w:szCs w:val="28"/>
-        </w:rPr>
-        <w:t>Proposed design / Methodology</w:t>
-      </w:r>
-    </w:p>
-    <w:p>
-      <w:pPr>
-        <w:pStyle w:val="ListParagraph"/>
-        <w:numPr>
-          <w:ilvl w:val="1"/>
-          <w:numId w:val="1"/>
-        </w:numPr>
-        <w:spacing w:line="360" w:lineRule="auto"/>
-        <w:rPr>
-          <w:rFonts w:ascii="Times New Roman" w:hAnsi="Times New Roman" w:cs="Times New Roman"/>
-          <w:sz w:val="28"/>
-          <w:szCs w:val="28"/>
-        </w:rPr>
-      </w:pPr>
-      <w:r>
-        <w:rPr>
-          <w:rFonts w:ascii="Times New Roman" w:hAnsi="Times New Roman" w:cs="Times New Roman"/>
-          <w:sz w:val="28"/>
-          <w:szCs w:val="28"/>
-        </w:rPr>
-        <w:t xml:space="preserve">System </w:t>
-      </w:r>
-      <w:r>
-        <w:rPr>
-          <w:rFonts w:ascii="Times New Roman" w:hAnsi="Times New Roman" w:cs="Times New Roman"/>
-          <w:sz w:val="28"/>
-          <w:szCs w:val="28"/>
-        </w:rPr>
-        <w:t>Architecture</w:t>
-      </w:r>
-    </w:p>
-    <w:p>
-      <w:pPr>
-        <w:pStyle w:val="ListParagraph"/>
-        <w:numPr>
-          <w:ilvl w:val="1"/>
-          <w:numId w:val="1"/>
-        </w:numPr>
-        <w:spacing w:line="360" w:lineRule="auto"/>
-        <w:rPr>
-          <w:rFonts w:ascii="Times New Roman" w:hAnsi="Times New Roman" w:cs="Times New Roman"/>
-          <w:sz w:val="28"/>
-          <w:szCs w:val="28"/>
-        </w:rPr>
-      </w:pPr>
-      <w:r>
-        <w:rPr>
-          <w:rFonts w:ascii="Times New Roman" w:hAnsi="Times New Roman" w:cs="Times New Roman"/>
-          <w:sz w:val="28"/>
-          <w:szCs w:val="28"/>
-        </w:rPr>
-        <w:t>File Structure</w:t>
-      </w:r>
-    </w:p>
-    <w:p>
-      <w:pPr>
-        <w:pStyle w:val="ListParagraph"/>
-        <w:numPr>
-          <w:ilvl w:val="1"/>
-          <w:numId w:val="1"/>
-        </w:numPr>
-        <w:spacing w:line="360" w:lineRule="auto"/>
-        <w:rPr>
-          <w:rFonts w:ascii="Times New Roman" w:hAnsi="Times New Roman" w:cs="Times New Roman"/>
-          <w:sz w:val="28"/>
-          <w:szCs w:val="28"/>
-        </w:rPr>
-      </w:pPr>
-      <w:r>
-        <w:rPr>
-          <w:rFonts w:ascii="Times New Roman" w:hAnsi="Times New Roman" w:cs="Times New Roman"/>
-          <w:sz w:val="28"/>
-          <w:szCs w:val="28"/>
-        </w:rPr>
-        <w:t>Script Components</w:t>
-      </w:r>
-    </w:p>
-    <w:p>
-      <w:pPr>
-        <w:spacing w:line="360" w:lineRule="auto"/>
-        <w:rPr>
-          <w:rFonts w:ascii="Times New Roman" w:hAnsi="Times New Roman" w:cs="Times New Roman"/>
-          <w:sz w:val="28"/>
-          <w:szCs w:val="28"/>
-        </w:rPr>
-      </w:pPr>
-    </w:p>
-    <w:p>
-      <w:pPr>
-        <w:pStyle w:val="ListParagraph"/>
-        <w:numPr>
-          <w:ilvl w:val="0"/>
-          <w:numId w:val="1"/>
-        </w:numPr>
-        <w:spacing w:line="360" w:lineRule="auto"/>
-        <w:rPr>
-          <w:rFonts w:ascii="Times New Roman" w:hAnsi="Times New Roman" w:cs="Times New Roman"/>
-          <w:b/>
-          <w:bCs/>
-          <w:sz w:val="28"/>
-          <w:szCs w:val="28"/>
-        </w:rPr>
-      </w:pPr>
-      <w:r>
-        <w:rPr>
-          <w:rFonts w:ascii="Times New Roman" w:hAnsi="Times New Roman" w:cs="Times New Roman"/>
-          <w:b/>
-          <w:bCs/>
-          <w:sz w:val="28"/>
-          <w:szCs w:val="28"/>
-        </w:rPr>
-        <w:t>Results</w:t>
-      </w:r>
-    </w:p>
-    <w:p>
-      <w:pPr>
-        <w:pStyle w:val="ListParagraph"/>
-        <w:numPr>
-          <w:ilvl w:val="1"/>
-          <w:numId w:val="1"/>
-        </w:numPr>
-        <w:spacing w:line="360" w:lineRule="auto"/>
-        <w:rPr>
-          <w:rFonts w:ascii="Times New Roman" w:hAnsi="Times New Roman" w:cs="Times New Roman"/>
-          <w:sz w:val="28"/>
-          <w:szCs w:val="28"/>
-        </w:rPr>
-      </w:pPr>
-      <w:r>
-        <w:rPr>
-          <w:rFonts w:ascii="Times New Roman" w:hAnsi="Times New Roman" w:cs="Times New Roman"/>
-          <w:sz w:val="28"/>
-          <w:szCs w:val="28"/>
-        </w:rPr>
-        <w:t>System update process</w:t>
-      </w:r>
-    </w:p>
-    <w:p>
-      <w:pPr>
-        <w:pStyle w:val="ListParagraph"/>
-        <w:numPr>
-          <w:ilvl w:val="1"/>
-          <w:numId w:val="1"/>
-        </w:numPr>
-        <w:spacing w:line="360" w:lineRule="auto"/>
-        <w:rPr>
-          <w:rFonts w:ascii="Times New Roman" w:hAnsi="Times New Roman" w:cs="Times New Roman"/>
-          <w:sz w:val="28"/>
-          <w:szCs w:val="28"/>
-        </w:rPr>
-      </w:pPr>
-      <w:r>
-        <w:rPr>
-          <w:rFonts w:ascii="Times New Roman" w:hAnsi="Times New Roman" w:cs="Times New Roman"/>
-          <w:sz w:val="28"/>
-          <w:szCs w:val="28"/>
-        </w:rPr>
-        <w:t>Health check results</w:t>
-      </w:r>
-    </w:p>
-    <w:p>
-      <w:pPr>
-        <w:pStyle w:val="ListParagraph"/>
-        <w:numPr>
-          <w:ilvl w:val="1"/>
-          <w:numId w:val="1"/>
-        </w:numPr>
-        <w:spacing w:line="360" w:lineRule="auto"/>
-        <w:rPr>
-          <w:rFonts w:ascii="Times New Roman" w:hAnsi="Times New Roman" w:cs="Times New Roman"/>
-          <w:sz w:val="28"/>
-          <w:szCs w:val="28"/>
-        </w:rPr>
-      </w:pPr>
-      <w:r>
-        <w:rPr>
-          <w:rFonts w:ascii="Times New Roman" w:hAnsi="Times New Roman" w:cs="Times New Roman"/>
-          <w:sz w:val="28"/>
-          <w:szCs w:val="28"/>
-        </w:rPr>
-        <w:t>Performance Metrics</w:t>
-      </w:r>
-    </w:p>
-    <w:p>
-      <w:pPr>
-        <w:spacing w:line="360" w:lineRule="auto"/>
-        <w:rPr>
-          <w:rFonts w:ascii="Times New Roman" w:hAnsi="Times New Roman" w:cs="Times New Roman"/>
-          <w:sz w:val="28"/>
-          <w:szCs w:val="28"/>
-        </w:rPr>
-      </w:pPr>
-    </w:p>
-    <w:p>
-      <w:pPr>
-        <w:rPr>
-          <w:rFonts w:ascii="Times New Roman" w:hAnsi="Times New Roman" w:cs="Times New Roman"/>
-          <w:sz w:val="28"/>
-          <w:szCs w:val="28"/>
-        </w:rPr>
-      </w:pPr>
-      <w:r>
-        <w:rPr>
-          <w:rFonts w:ascii="Times New Roman" w:hAnsi="Times New Roman" w:cs="Times New Roman"/>
-          <w:sz w:val="28"/>
-          <w:szCs w:val="28"/>
-        </w:rPr>
-        <w:br w:type="page"/>
-      </w:r>
-    </w:p>
-    <w:p>
-      <w:pPr>
-        <w:pStyle w:val="ListParagraph"/>
-        <w:numPr>
-          <w:ilvl w:val="0"/>
-          <w:numId w:val="2"/>
-        </w:numPr>
-        <w:spacing w:line="360" w:lineRule="auto"/>
-        <w:jc w:val="both"/>
-        <w:rPr>
-          <w:rFonts w:ascii="Times New Roman" w:hAnsi="Times New Roman" w:cs="Times New Roman"/>
-          <w:b/>
-          <w:bCs/>
-          <w:sz w:val="32"/>
-          <w:szCs w:val="32"/>
-        </w:rPr>
-      </w:pPr>
-      <w:r>
-        <w:rPr>
-          <w:rFonts w:ascii="Times New Roman" w:hAnsi="Times New Roman" w:cs="Times New Roman"/>
-          <w:b/>
-          <w:bCs/>
-          <w:sz w:val="32"/>
-          <w:szCs w:val="32"/>
-        </w:rPr>
-        <w:lastRenderedPageBreak/>
-        <w:t>Introduction</w:t>
-      </w:r>
-    </w:p>
-    <w:p>
-      <w:pPr>
-        <w:pStyle w:val="ListParagraph"/>
-        <w:spacing w:line="360" w:lineRule="auto"/>
-        <w:ind w:left="780"/>
-        <w:jc w:val="both"/>
-        <w:rPr>
-          <w:rFonts w:ascii="Times New Roman" w:hAnsi="Times New Roman" w:cs="Times New Roman"/>
-          <w:b/>
-          <w:bCs/>
-          <w:sz w:val="28"/>
-          <w:szCs w:val="28"/>
-        </w:rPr>
-      </w:pPr>
       <w:r>
         <w:rPr>
           <w:rFonts w:ascii="Times New Roman" w:hAnsi="Times New Roman" w:cs="Times New Roman"/>
@@ -1365,7 +52,7 @@
         </w:rPr>
         <w:t>The Library Management System is a comprehensive Java-based solution designed to automate and streamline library operations through efficient member and book management. This object-oriented project implements essential features such as member registration, book inventory tracking, borrowing operations, reservation handling, and fine management through well-structured classes like </w:t>
       </w:r>
-      <w:hyperlink r:id="rId9" w:history="1">
+      <w:hyperlink r:id="rId8" w:history="1">
         <w:r>
           <w:rPr>
             <w:rStyle w:val="Hyperlink"/>
@@ -1386,34 +73,12 @@
       </w:r>
       <w:proofErr w:type="spellStart"/>
       <w:r>
-        <w:rPr>
-          <w:rFonts w:ascii="Times New Roman" w:hAnsi="Times New Roman" w:cs="Times New Roman"/>
-          <w:sz w:val="24"/>
-          <w:szCs w:val="24"/>
-        </w:rPr>
         <w:fldChar w:fldCharType="begin"/>
       </w:r>
       <w:r>
-        <w:rPr>
-          <w:rFonts w:ascii="Times New Roman" w:hAnsi="Times New Roman" w:cs="Times New Roman"/>
-          <w:sz w:val="24"/>
-          <w:szCs w:val="24"/>
-        </w:rPr>
-        <w:instrText>HYPERLINK "vscode-file://vscode-app/c:/Users/Lenovo/AppData/Local/Programs/Microsoft%20VS%20Code/resources/app/out/vs/code/electron-sandbox/workbench/workbench.html" \o ""</w:instrText>
-      </w:r>
-      <w:r>
-        <w:rPr>
-          <w:rFonts w:ascii="Times New Roman" w:hAnsi="Times New Roman" w:cs="Times New Roman"/>
-          <w:sz w:val="24"/>
-          <w:szCs w:val="24"/>
-        </w:rPr>
-      </w:r>
-      <w:r>
-        <w:rPr>
-          <w:rFonts w:ascii="Times New Roman" w:hAnsi="Times New Roman" w:cs="Times New Roman"/>
-          <w:sz w:val="24"/>
-          <w:szCs w:val="24"/>
-        </w:rPr>
+        <w:instrText>HYPERLINK "vscode-file://vscode-app/c:/Users/Lenovo/AppData/Local/Programs/Microsoft%20VS%20Code/resources/app/out/vs/code/electron-sandbox/workbench/workbench.html"</w:instrText>
+      </w:r>
+      <w:r>
         <w:fldChar w:fldCharType="separate"/>
       </w:r>
       <w:r>
@@ -1427,11 +92,6 @@
       </w:r>
       <w:proofErr w:type="spellEnd"/>
       <w:r>
-        <w:rPr>
-          <w:rFonts w:ascii="Times New Roman" w:hAnsi="Times New Roman" w:cs="Times New Roman"/>
-          <w:sz w:val="24"/>
-          <w:szCs w:val="24"/>
-        </w:rPr>
         <w:fldChar w:fldCharType="end"/>
       </w:r>
       <w:r>
@@ -1774,8 +434,6 @@
         <w:jc w:val="both"/>
         <w:rPr>
           <w:rFonts w:ascii="Times New Roman" w:hAnsi="Times New Roman" w:cs="Times New Roman"/>
-          <w:sz w:val="24"/>
-          <w:szCs w:val="24"/>
         </w:rPr>
       </w:pPr>
     </w:p>
@@ -1968,18 +626,8 @@
           <w:sz w:val="24"/>
           <w:szCs w:val="24"/>
         </w:rPr>
-        <w:t xml:space="preserve">User </w:t>
-      </w:r>
-      <w:proofErr w:type="spellStart"/>
-      <w:r>
-        <w:rPr>
-          <w:rFonts w:ascii="Times New Roman" w:hAnsi="Times New Roman" w:cs="Times New Roman"/>
-          <w:sz w:val="24"/>
-          <w:szCs w:val="24"/>
-        </w:rPr>
-        <w:t>Management</w:t>
-      </w:r>
-      <w:proofErr w:type="spellEnd"/>
+        <w:t>User Management</w:t>
+      </w:r>
     </w:p>
     <w:p>
       <w:pPr>
@@ -2176,16 +824,7 @@
           <w:sz w:val="24"/>
           <w:szCs w:val="24"/>
         </w:rPr>
-        <w:t xml:space="preserve">Financial </w:t>
-      </w:r>
-      <w:proofErr w:type="spellStart"/>
-      <w:r>
-        <w:rPr>
-          <w:rFonts w:ascii="Times New Roman" w:hAnsi="Times New Roman" w:cs="Times New Roman"/>
-          <w:sz w:val="24"/>
-          <w:szCs w:val="24"/>
-        </w:rPr>
-        <w:t>Managemen</w:t>
+        <w:t>Financial Managemen</w:t>
       </w:r>
       <w:r>
         <w:rPr>
@@ -2195,7 +834,6 @@
         </w:rPr>
         <w:t>t</w:t>
       </w:r>
-      <w:proofErr w:type="spellEnd"/>
     </w:p>
     <w:p>
       <w:pPr>
@@ -2294,17 +932,7 @@
           <w:sz w:val="24"/>
           <w:szCs w:val="24"/>
         </w:rPr>
-        <w:t xml:space="preserve">Technical </w:t>
-      </w:r>
-      <w:r>
-        <w:rPr>
-          <w:rFonts w:ascii="Times New Roman" w:hAnsi="Times New Roman" w:cs="Times New Roman"/>
-          <w:b/>
-          <w:bCs/>
-          <w:sz w:val="24"/>
-          <w:szCs w:val="24"/>
-        </w:rPr>
-        <w:t>Objective</w:t>
+        <w:t>Technical Objective</w:t>
       </w:r>
     </w:p>
     <w:p>
@@ -5322,20 +3950,9 @@
     </w:p>
     <w:p>
       <w:pPr>
-        <w:spacing w:line="360" w:lineRule="auto"/>
-        <w:jc w:val="both"/>
-        <w:rPr>
-          <w:rFonts w:ascii="Times New Roman" w:hAnsi="Times New Roman" w:cs="Times New Roman"/>
-          <w:b/>
-          <w:bCs/>
-          <w:sz w:val="24"/>
-          <w:szCs w:val="24"/>
-        </w:rPr>
-      </w:pPr>
-    </w:p>
-    <w:p>
-      <w:pPr>
-        <w:spacing w:line="360" w:lineRule="auto"/>
+        <w:pStyle w:val="ListParagraph"/>
+        <w:spacing w:line="360" w:lineRule="auto"/>
+        <w:ind w:left="2520"/>
         <w:jc w:val="both"/>
         <w:rPr>
           <w:rFonts w:ascii="Times New Roman" w:hAnsi="Times New Roman" w:cs="Times New Roman"/>
@@ -5368,6 +3985,7 @@
           <w:sz w:val="28"/>
           <w:szCs w:val="28"/>
         </w:rPr>
+        <w:lastRenderedPageBreak/>
         <w:t>3.</w:t>
       </w:r>
       <w:r>
@@ -5455,7 +4073,7 @@
                     <pic:cNvPicPr/>
                   </pic:nvPicPr>
                   <pic:blipFill>
-                    <a:blip r:embed="rId10">
+                    <a:blip r:embed="rId9">
                       <a:extLst>
                         <a:ext uri="{28A0092B-C50C-407E-A947-70E740481C1C}">
                           <a14:useLocalDpi xmlns:a14="http://schemas.microsoft.com/office/drawing/2010/main" val="0"/>
@@ -5582,34 +4200,12 @@
       </w:r>
       <w:proofErr w:type="spellStart"/>
       <w:r>
-        <w:rPr>
-          <w:rFonts w:ascii="Times New Roman" w:hAnsi="Times New Roman" w:cs="Times New Roman"/>
-          <w:sz w:val="24"/>
-          <w:szCs w:val="24"/>
-        </w:rPr>
         <w:fldChar w:fldCharType="begin"/>
       </w:r>
       <w:r>
-        <w:rPr>
-          <w:rFonts w:ascii="Times New Roman" w:hAnsi="Times New Roman" w:cs="Times New Roman"/>
-          <w:sz w:val="24"/>
-          <w:szCs w:val="24"/>
-        </w:rPr>
-        <w:instrText>HYPERLINK "vscode-file://vscode-app/c:/Users/Lenovo/AppData/Local/Programs/Microsoft%20VS%20Code/resources/app/out/vs/code/electron-sandbox/workbench/workbench.html" \o ""</w:instrText>
-      </w:r>
-      <w:r>
-        <w:rPr>
-          <w:rFonts w:ascii="Times New Roman" w:hAnsi="Times New Roman" w:cs="Times New Roman"/>
-          <w:sz w:val="24"/>
-          <w:szCs w:val="24"/>
-        </w:rPr>
-      </w:r>
-      <w:r>
-        <w:rPr>
-          <w:rFonts w:ascii="Times New Roman" w:hAnsi="Times New Roman" w:cs="Times New Roman"/>
-          <w:sz w:val="24"/>
-          <w:szCs w:val="24"/>
-        </w:rPr>
+        <w:instrText>HYPERLINK "vscode-file://vscode-app/c:/Users/Lenovo/AppData/Local/Programs/Microsoft%20VS%20Code/resources/app/out/vs/code/electron-sandbox/workbench/workbench.html"</w:instrText>
+      </w:r>
+      <w:r>
         <w:fldChar w:fldCharType="separate"/>
       </w:r>
       <w:r>
@@ -5623,11 +4219,6 @@
       </w:r>
       <w:proofErr w:type="spellEnd"/>
       <w:r>
-        <w:rPr>
-          <w:rFonts w:ascii="Times New Roman" w:hAnsi="Times New Roman" w:cs="Times New Roman"/>
-          <w:sz w:val="24"/>
-          <w:szCs w:val="24"/>
-        </w:rPr>
         <w:fldChar w:fldCharType="end"/>
       </w:r>
       <w:r>
@@ -5657,7 +4248,7 @@
           <w:szCs w:val="24"/>
         </w:rPr>
         <w:drawing>
-          <wp:inline distT="0" distB="0" distL="0" distR="0" wp14:anchorId="74D3024D" wp14:editId="17108A90">
+          <wp:inline distT="0" distB="0" distL="0" distR="0" wp14:anchorId="74D3024D" wp14:editId="34558B00">
             <wp:extent cx="5677692" cy="1448002"/>
             <wp:effectExtent l="0" t="0" r="0" b="0"/>
             <wp:docPr id="1546854445" name="Picture 2"/>
@@ -5672,7 +4263,7 @@
                     <pic:cNvPicPr/>
                   </pic:nvPicPr>
                   <pic:blipFill>
-                    <a:blip r:embed="rId11">
+                    <a:blip r:embed="rId10">
                       <a:extLst>
                         <a:ext uri="{28A0092B-C50C-407E-A947-70E740481C1C}">
                           <a14:useLocalDpi xmlns:a14="http://schemas.microsoft.com/office/drawing/2010/main" val="0"/>
@@ -5723,13 +4314,13 @@
           <w:szCs w:val="28"/>
         </w:rPr>
         <w:drawing>
-          <wp:anchor distT="0" distB="0" distL="114300" distR="114300" simplePos="0" relativeHeight="251663360" behindDoc="0" locked="0" layoutInCell="1" allowOverlap="1" wp14:anchorId="48DE9382" wp14:editId="28C14563">
+          <wp:anchor distT="0" distB="0" distL="114300" distR="114300" simplePos="0" relativeHeight="251663360" behindDoc="0" locked="0" layoutInCell="1" allowOverlap="1" wp14:anchorId="48DE9382" wp14:editId="3C25CE26">
             <wp:simplePos x="0" y="0"/>
             <wp:positionH relativeFrom="margin">
-              <wp:posOffset>-670560</wp:posOffset>
+              <wp:posOffset>-563880</wp:posOffset>
             </wp:positionH>
             <wp:positionV relativeFrom="paragraph">
-              <wp:posOffset>289560</wp:posOffset>
+              <wp:posOffset>274320</wp:posOffset>
             </wp:positionV>
             <wp:extent cx="7124700" cy="4937760"/>
             <wp:effectExtent l="0" t="0" r="0" b="0"/>
@@ -5746,7 +4337,7 @@
                     <pic:cNvPicPr/>
                   </pic:nvPicPr>
                   <pic:blipFill>
-                    <a:blip r:embed="rId12">
+                    <a:blip r:embed="rId11">
                       <a:extLst>
                         <a:ext uri="{28A0092B-C50C-407E-A947-70E740481C1C}">
                           <a14:useLocalDpi xmlns:a14="http://schemas.microsoft.com/office/drawing/2010/main" val="0"/>
@@ -5786,9 +4377,15 @@
           <w:sz w:val="28"/>
           <w:szCs w:val="28"/>
         </w:rPr>
-        <w:t>3.</w:t>
-      </w:r>
-      <w:r>
+        <w:t>3.6 Entity Relationship</w:t>
+      </w:r>
+    </w:p>
+    <w:p>
+      <w:pPr>
+        <w:pStyle w:val="ListParagraph"/>
+        <w:spacing w:line="360" w:lineRule="auto"/>
+        <w:ind w:left="1080"/>
+        <w:jc w:val="both"/>
         <w:rPr>
           <w:rFonts w:ascii="Times New Roman" w:hAnsi="Times New Roman" w:cs="Times New Roman"/>
           <w:b/>
@@ -5796,9 +4393,168 @@
           <w:sz w:val="28"/>
           <w:szCs w:val="28"/>
         </w:rPr>
-        <w:t>6</w:t>
-      </w:r>
-      <w:r>
+      </w:pPr>
+    </w:p>
+    <w:p>
+      <w:pPr>
+        <w:pStyle w:val="ListParagraph"/>
+        <w:spacing w:line="360" w:lineRule="auto"/>
+        <w:rPr>
+          <w:rFonts w:ascii="Times New Roman" w:hAnsi="Times New Roman" w:cs="Times New Roman"/>
+          <w:b/>
+          <w:bCs/>
+          <w:sz w:val="32"/>
+          <w:szCs w:val="32"/>
+        </w:rPr>
+      </w:pPr>
+    </w:p>
+    <w:p>
+      <w:pPr>
+        <w:pStyle w:val="ListParagraph"/>
+        <w:spacing w:line="360" w:lineRule="auto"/>
+        <w:rPr>
+          <w:rFonts w:ascii="Times New Roman" w:hAnsi="Times New Roman" w:cs="Times New Roman"/>
+          <w:b/>
+          <w:bCs/>
+          <w:sz w:val="32"/>
+          <w:szCs w:val="32"/>
+        </w:rPr>
+      </w:pPr>
+    </w:p>
+    <w:p>
+      <w:pPr>
+        <w:pStyle w:val="ListParagraph"/>
+        <w:spacing w:line="360" w:lineRule="auto"/>
+        <w:rPr>
+          <w:rFonts w:ascii="Times New Roman" w:hAnsi="Times New Roman" w:cs="Times New Roman"/>
+          <w:b/>
+          <w:bCs/>
+          <w:sz w:val="32"/>
+          <w:szCs w:val="32"/>
+        </w:rPr>
+      </w:pPr>
+    </w:p>
+    <w:p>
+      <w:pPr>
+        <w:pStyle w:val="ListParagraph"/>
+        <w:spacing w:line="360" w:lineRule="auto"/>
+        <w:rPr>
+          <w:rFonts w:ascii="Times New Roman" w:hAnsi="Times New Roman" w:cs="Times New Roman"/>
+          <w:b/>
+          <w:bCs/>
+          <w:sz w:val="32"/>
+          <w:szCs w:val="32"/>
+        </w:rPr>
+      </w:pPr>
+    </w:p>
+    <w:p>
+      <w:pPr>
+        <w:pStyle w:val="ListParagraph"/>
+        <w:spacing w:line="360" w:lineRule="auto"/>
+        <w:rPr>
+          <w:rFonts w:ascii="Times New Roman" w:hAnsi="Times New Roman" w:cs="Times New Roman"/>
+          <w:b/>
+          <w:bCs/>
+          <w:sz w:val="32"/>
+          <w:szCs w:val="32"/>
+        </w:rPr>
+      </w:pPr>
+    </w:p>
+    <w:p>
+      <w:pPr>
+        <w:pStyle w:val="ListParagraph"/>
+        <w:spacing w:line="360" w:lineRule="auto"/>
+        <w:rPr>
+          <w:rFonts w:ascii="Times New Roman" w:hAnsi="Times New Roman" w:cs="Times New Roman"/>
+          <w:b/>
+          <w:bCs/>
+          <w:sz w:val="32"/>
+          <w:szCs w:val="32"/>
+        </w:rPr>
+      </w:pPr>
+    </w:p>
+    <w:p>
+      <w:pPr>
+        <w:pStyle w:val="ListParagraph"/>
+        <w:spacing w:line="360" w:lineRule="auto"/>
+        <w:rPr>
+          <w:rFonts w:ascii="Times New Roman" w:hAnsi="Times New Roman" w:cs="Times New Roman"/>
+          <w:b/>
+          <w:bCs/>
+          <w:sz w:val="32"/>
+          <w:szCs w:val="32"/>
+        </w:rPr>
+      </w:pPr>
+    </w:p>
+    <w:p>
+      <w:pPr>
+        <w:pStyle w:val="ListParagraph"/>
+        <w:spacing w:line="360" w:lineRule="auto"/>
+        <w:rPr>
+          <w:rFonts w:ascii="Times New Roman" w:hAnsi="Times New Roman" w:cs="Times New Roman"/>
+          <w:b/>
+          <w:bCs/>
+          <w:sz w:val="32"/>
+          <w:szCs w:val="32"/>
+        </w:rPr>
+      </w:pPr>
+    </w:p>
+    <w:p>
+      <w:pPr>
+        <w:spacing w:line="360" w:lineRule="auto"/>
+        <w:rPr>
+          <w:rFonts w:ascii="Times New Roman" w:hAnsi="Times New Roman" w:cs="Times New Roman"/>
+          <w:b/>
+          <w:bCs/>
+          <w:sz w:val="32"/>
+          <w:szCs w:val="32"/>
+        </w:rPr>
+      </w:pPr>
+    </w:p>
+    <w:p>
+      <w:pPr>
+        <w:pStyle w:val="ListParagraph"/>
+        <w:numPr>
+          <w:ilvl w:val="0"/>
+          <w:numId w:val="38"/>
+        </w:numPr>
+        <w:spacing w:line="360" w:lineRule="auto"/>
+        <w:rPr>
+          <w:rFonts w:ascii="Times New Roman" w:hAnsi="Times New Roman" w:cs="Times New Roman"/>
+          <w:b/>
+          <w:bCs/>
+          <w:sz w:val="32"/>
+          <w:szCs w:val="32"/>
+        </w:rPr>
+      </w:pPr>
+      <w:r>
+        <w:rPr>
+          <w:rFonts w:ascii="Times New Roman" w:hAnsi="Times New Roman" w:cs="Times New Roman"/>
+          <w:b/>
+          <w:bCs/>
+          <w:sz w:val="32"/>
+          <w:szCs w:val="32"/>
+        </w:rPr>
+        <w:t>Result</w:t>
+      </w:r>
+    </w:p>
+    <w:p>
+      <w:pPr>
+        <w:spacing w:line="360" w:lineRule="auto"/>
+        <w:rPr>
+          <w:rFonts w:ascii="Times New Roman" w:hAnsi="Times New Roman" w:cs="Times New Roman"/>
+          <w:b/>
+          <w:bCs/>
+          <w:sz w:val="32"/>
+          <w:szCs w:val="32"/>
+        </w:rPr>
+      </w:pPr>
+    </w:p>
+    <w:p>
+      <w:pPr>
+        <w:pStyle w:val="ListParagraph"/>
+        <w:spacing w:line="360" w:lineRule="auto"/>
+        <w:ind w:left="780"/>
         <w:rPr>
           <w:rFonts w:ascii="Times New Roman" w:hAnsi="Times New Roman" w:cs="Times New Roman"/>
           <w:b/>
@@ -5806,15 +4562,8 @@
           <w:sz w:val="28"/>
           <w:szCs w:val="28"/>
         </w:rPr>
-        <w:t xml:space="preserve"> Entity Relationship</w:t>
-      </w:r>
-    </w:p>
-    <w:p>
-      <w:pPr>
-        <w:pStyle w:val="ListParagraph"/>
-        <w:spacing w:line="360" w:lineRule="auto"/>
-        <w:ind w:left="1080"/>
-        <w:jc w:val="both"/>
+      </w:pPr>
+      <w:r>
         <w:rPr>
           <w:rFonts w:ascii="Times New Roman" w:hAnsi="Times New Roman" w:cs="Times New Roman"/>
           <w:b/>
@@ -5822,11 +4571,727 @@
           <w:sz w:val="28"/>
           <w:szCs w:val="28"/>
         </w:rPr>
-      </w:pPr>
+        <w:lastRenderedPageBreak/>
+        <w:t>3.7 DSA CONCEPT IMPLEMENTATION</w:t>
+      </w:r>
     </w:p>
     <w:p>
       <w:pPr>
         <w:pStyle w:val="ListParagraph"/>
+        <w:spacing w:line="360" w:lineRule="auto"/>
+        <w:ind w:left="780"/>
+        <w:rPr>
+          <w:rFonts w:ascii="Times New Roman" w:hAnsi="Times New Roman" w:cs="Times New Roman"/>
+          <w:b/>
+          <w:bCs/>
+          <w:sz w:val="28"/>
+          <w:szCs w:val="28"/>
+        </w:rPr>
+      </w:pPr>
+      <w:r>
+        <w:rPr>
+          <w:rFonts w:ascii="Times New Roman" w:hAnsi="Times New Roman" w:cs="Times New Roman"/>
+          <w:b/>
+          <w:bCs/>
+          <w:sz w:val="28"/>
+          <w:szCs w:val="28"/>
+        </w:rPr>
+        <w:t xml:space="preserve">1. </w:t>
+      </w:r>
+      <w:proofErr w:type="spellStart"/>
+      <w:r>
+        <w:rPr>
+          <w:rFonts w:ascii="Times New Roman" w:hAnsi="Times New Roman" w:cs="Times New Roman"/>
+          <w:b/>
+          <w:bCs/>
+          <w:sz w:val="28"/>
+          <w:szCs w:val="28"/>
+        </w:rPr>
+        <w:t>ArrayList</w:t>
+      </w:r>
+      <w:proofErr w:type="spellEnd"/>
+    </w:p>
+    <w:p>
+      <w:pPr>
+        <w:pStyle w:val="ListParagraph"/>
+        <w:numPr>
+          <w:ilvl w:val="0"/>
+          <w:numId w:val="52"/>
+        </w:numPr>
+        <w:spacing w:line="360" w:lineRule="auto"/>
+        <w:rPr>
+          <w:rFonts w:ascii="Times New Roman" w:hAnsi="Times New Roman" w:cs="Times New Roman"/>
+          <w:b/>
+          <w:bCs/>
+          <w:sz w:val="28"/>
+          <w:szCs w:val="28"/>
+        </w:rPr>
+      </w:pPr>
+      <w:r>
+        <w:rPr>
+          <w:rFonts w:ascii="Times New Roman" w:hAnsi="Times New Roman" w:cs="Times New Roman"/>
+          <w:sz w:val="24"/>
+          <w:szCs w:val="24"/>
+        </w:rPr>
+        <w:t>Used in Library class to store books and members</w:t>
+      </w:r>
+    </w:p>
+    <w:p>
+      <w:pPr>
+        <w:pStyle w:val="ListParagraph"/>
+        <w:numPr>
+          <w:ilvl w:val="0"/>
+          <w:numId w:val="52"/>
+        </w:numPr>
+        <w:spacing w:line="360" w:lineRule="auto"/>
+        <w:rPr>
+          <w:rFonts w:ascii="Times New Roman" w:hAnsi="Times New Roman" w:cs="Times New Roman"/>
+          <w:b/>
+          <w:bCs/>
+          <w:sz w:val="28"/>
+          <w:szCs w:val="28"/>
+        </w:rPr>
+      </w:pPr>
+      <w:r>
+        <w:rPr>
+          <w:rFonts w:ascii="Times New Roman" w:hAnsi="Times New Roman" w:cs="Times New Roman"/>
+          <w:sz w:val="24"/>
+          <w:szCs w:val="24"/>
+        </w:rPr>
+        <w:t xml:space="preserve">Implementation: </w:t>
+      </w:r>
+      <w:proofErr w:type="spellStart"/>
+      <w:r>
+        <w:rPr>
+          <w:rFonts w:ascii="Times New Roman" w:hAnsi="Times New Roman" w:cs="Times New Roman"/>
+          <w:sz w:val="24"/>
+          <w:szCs w:val="24"/>
+        </w:rPr>
+        <w:t>ArrayList</w:t>
+      </w:r>
+      <w:proofErr w:type="spellEnd"/>
+      <w:r>
+        <w:rPr>
+          <w:rFonts w:ascii="Times New Roman" w:hAnsi="Times New Roman" w:cs="Times New Roman"/>
+          <w:sz w:val="24"/>
+          <w:szCs w:val="24"/>
+        </w:rPr>
+        <w:t xml:space="preserve">&lt;Book&gt; and </w:t>
+      </w:r>
+      <w:proofErr w:type="spellStart"/>
+      <w:r>
+        <w:rPr>
+          <w:rFonts w:ascii="Times New Roman" w:hAnsi="Times New Roman" w:cs="Times New Roman"/>
+          <w:sz w:val="24"/>
+          <w:szCs w:val="24"/>
+        </w:rPr>
+        <w:t>ArrayList</w:t>
+      </w:r>
+      <w:proofErr w:type="spellEnd"/>
+      <w:r>
+        <w:rPr>
+          <w:rFonts w:ascii="Times New Roman" w:hAnsi="Times New Roman" w:cs="Times New Roman"/>
+          <w:sz w:val="24"/>
+          <w:szCs w:val="24"/>
+        </w:rPr>
+        <w:t>&lt;Member&gt;</w:t>
+      </w:r>
+    </w:p>
+    <w:p>
+      <w:pPr>
+        <w:pStyle w:val="ListParagraph"/>
+        <w:numPr>
+          <w:ilvl w:val="0"/>
+          <w:numId w:val="52"/>
+        </w:numPr>
+        <w:spacing w:line="360" w:lineRule="auto"/>
+        <w:rPr>
+          <w:rFonts w:ascii="Times New Roman" w:hAnsi="Times New Roman" w:cs="Times New Roman"/>
+          <w:b/>
+          <w:bCs/>
+          <w:sz w:val="28"/>
+          <w:szCs w:val="28"/>
+        </w:rPr>
+      </w:pPr>
+      <w:r>
+        <w:rPr>
+          <w:rFonts w:ascii="Times New Roman" w:hAnsi="Times New Roman" w:cs="Times New Roman"/>
+          <w:sz w:val="24"/>
+          <w:szCs w:val="24"/>
+        </w:rPr>
+        <w:t>Time Complexity:</w:t>
+      </w:r>
+    </w:p>
+    <w:p>
+      <w:pPr>
+        <w:pStyle w:val="ListParagraph"/>
+        <w:numPr>
+          <w:ilvl w:val="1"/>
+          <w:numId w:val="52"/>
+        </w:numPr>
+        <w:spacing w:line="360" w:lineRule="auto"/>
+        <w:rPr>
+          <w:rFonts w:ascii="Times New Roman" w:hAnsi="Times New Roman" w:cs="Times New Roman"/>
+          <w:b/>
+          <w:bCs/>
+          <w:sz w:val="28"/>
+          <w:szCs w:val="28"/>
+        </w:rPr>
+      </w:pPr>
+      <w:r>
+        <w:rPr>
+          <w:rFonts w:ascii="Times New Roman" w:hAnsi="Times New Roman" w:cs="Times New Roman"/>
+          <w:sz w:val="24"/>
+          <w:szCs w:val="24"/>
+        </w:rPr>
+        <w:t xml:space="preserve">Add: </w:t>
+      </w:r>
+      <w:proofErr w:type="gramStart"/>
+      <w:r>
+        <w:rPr>
+          <w:rFonts w:ascii="Times New Roman" w:hAnsi="Times New Roman" w:cs="Times New Roman"/>
+          <w:sz w:val="24"/>
+          <w:szCs w:val="24"/>
+        </w:rPr>
+        <w:t>O(</w:t>
+      </w:r>
+      <w:proofErr w:type="gramEnd"/>
+      <w:r>
+        <w:rPr>
+          <w:rFonts w:ascii="Times New Roman" w:hAnsi="Times New Roman" w:cs="Times New Roman"/>
+          <w:sz w:val="24"/>
+          <w:szCs w:val="24"/>
+        </w:rPr>
+        <w:t>1)</w:t>
+      </w:r>
+    </w:p>
+    <w:p>
+      <w:pPr>
+        <w:pStyle w:val="ListParagraph"/>
+        <w:numPr>
+          <w:ilvl w:val="1"/>
+          <w:numId w:val="52"/>
+        </w:numPr>
+        <w:spacing w:line="360" w:lineRule="auto"/>
+        <w:rPr>
+          <w:rFonts w:ascii="Times New Roman" w:hAnsi="Times New Roman" w:cs="Times New Roman"/>
+          <w:b/>
+          <w:bCs/>
+          <w:sz w:val="28"/>
+          <w:szCs w:val="28"/>
+        </w:rPr>
+      </w:pPr>
+      <w:r>
+        <w:rPr>
+          <w:rFonts w:ascii="Times New Roman" w:hAnsi="Times New Roman" w:cs="Times New Roman"/>
+          <w:sz w:val="24"/>
+          <w:szCs w:val="24"/>
+        </w:rPr>
+        <w:t>Search: O(n)</w:t>
+      </w:r>
+    </w:p>
+    <w:p>
+      <w:pPr>
+        <w:pStyle w:val="ListParagraph"/>
+        <w:numPr>
+          <w:ilvl w:val="1"/>
+          <w:numId w:val="52"/>
+        </w:numPr>
+        <w:spacing w:line="360" w:lineRule="auto"/>
+        <w:rPr>
+          <w:rFonts w:ascii="Times New Roman" w:hAnsi="Times New Roman" w:cs="Times New Roman"/>
+          <w:b/>
+          <w:bCs/>
+          <w:sz w:val="28"/>
+          <w:szCs w:val="28"/>
+        </w:rPr>
+      </w:pPr>
+      <w:r>
+        <w:rPr>
+          <w:rFonts w:ascii="Times New Roman" w:hAnsi="Times New Roman" w:cs="Times New Roman"/>
+          <w:sz w:val="24"/>
+          <w:szCs w:val="24"/>
+        </w:rPr>
+        <w:t xml:space="preserve">Access by index </w:t>
+      </w:r>
+      <w:proofErr w:type="gramStart"/>
+      <w:r>
+        <w:rPr>
+          <w:rFonts w:ascii="Times New Roman" w:hAnsi="Times New Roman" w:cs="Times New Roman"/>
+          <w:sz w:val="24"/>
+          <w:szCs w:val="24"/>
+        </w:rPr>
+        <w:t>O(</w:t>
+      </w:r>
+      <w:proofErr w:type="gramEnd"/>
+      <w:r>
+        <w:rPr>
+          <w:rFonts w:ascii="Times New Roman" w:hAnsi="Times New Roman" w:cs="Times New Roman"/>
+          <w:sz w:val="24"/>
+          <w:szCs w:val="24"/>
+        </w:rPr>
+        <w:t>1)</w:t>
+      </w:r>
+    </w:p>
+    <w:p>
+      <w:pPr>
+        <w:pStyle w:val="ListParagraph"/>
+        <w:numPr>
+          <w:ilvl w:val="0"/>
+          <w:numId w:val="2"/>
+        </w:numPr>
+        <w:spacing w:line="360" w:lineRule="auto"/>
+        <w:rPr>
+          <w:rFonts w:ascii="Times New Roman" w:hAnsi="Times New Roman" w:cs="Times New Roman"/>
+          <w:b/>
+          <w:bCs/>
+          <w:sz w:val="28"/>
+          <w:szCs w:val="28"/>
+        </w:rPr>
+      </w:pPr>
+      <w:r>
+        <w:rPr>
+          <w:rFonts w:ascii="Times New Roman" w:hAnsi="Times New Roman" w:cs="Times New Roman"/>
+          <w:b/>
+          <w:bCs/>
+          <w:sz w:val="28"/>
+          <w:szCs w:val="28"/>
+        </w:rPr>
+        <w:t>Collection Framework</w:t>
+      </w:r>
+    </w:p>
+    <w:p>
+      <w:pPr>
+        <w:pStyle w:val="ListParagraph"/>
+        <w:numPr>
+          <w:ilvl w:val="0"/>
+          <w:numId w:val="54"/>
+        </w:numPr>
+        <w:spacing w:line="360" w:lineRule="auto"/>
+        <w:rPr>
+          <w:rFonts w:ascii="Times New Roman" w:hAnsi="Times New Roman" w:cs="Times New Roman"/>
+          <w:b/>
+          <w:bCs/>
+          <w:sz w:val="28"/>
+          <w:szCs w:val="28"/>
+        </w:rPr>
+      </w:pPr>
+      <w:r>
+        <w:rPr>
+          <w:rFonts w:ascii="Times New Roman" w:hAnsi="Times New Roman" w:cs="Times New Roman"/>
+          <w:sz w:val="24"/>
+          <w:szCs w:val="24"/>
+        </w:rPr>
+        <w:t xml:space="preserve">Utilized in member’s borrowed books tracking </w:t>
+      </w:r>
+    </w:p>
+    <w:p>
+      <w:pPr>
+        <w:pStyle w:val="ListParagraph"/>
+        <w:numPr>
+          <w:ilvl w:val="0"/>
+          <w:numId w:val="54"/>
+        </w:numPr>
+        <w:spacing w:line="360" w:lineRule="auto"/>
+        <w:rPr>
+          <w:rFonts w:ascii="Times New Roman" w:hAnsi="Times New Roman" w:cs="Times New Roman"/>
+          <w:b/>
+          <w:bCs/>
+          <w:sz w:val="28"/>
+          <w:szCs w:val="28"/>
+        </w:rPr>
+      </w:pPr>
+      <w:r>
+        <w:rPr>
+          <w:rFonts w:ascii="Times New Roman" w:hAnsi="Times New Roman" w:cs="Times New Roman"/>
+          <w:sz w:val="24"/>
+          <w:szCs w:val="24"/>
+        </w:rPr>
+        <w:t xml:space="preserve">Found in Member class: private List&lt;Book&gt; </w:t>
+      </w:r>
+      <w:proofErr w:type="spellStart"/>
+      <w:r>
+        <w:rPr>
+          <w:rFonts w:ascii="Times New Roman" w:hAnsi="Times New Roman" w:cs="Times New Roman"/>
+          <w:sz w:val="24"/>
+          <w:szCs w:val="24"/>
+        </w:rPr>
+        <w:t>borrowedBooks</w:t>
+      </w:r>
+      <w:proofErr w:type="spellEnd"/>
+    </w:p>
+    <w:p>
+      <w:pPr>
+        <w:pStyle w:val="ListParagraph"/>
+        <w:numPr>
+          <w:ilvl w:val="0"/>
+          <w:numId w:val="54"/>
+        </w:numPr>
+        <w:spacing w:line="360" w:lineRule="auto"/>
+        <w:rPr>
+          <w:rFonts w:ascii="Times New Roman" w:hAnsi="Times New Roman" w:cs="Times New Roman"/>
+          <w:b/>
+          <w:bCs/>
+          <w:sz w:val="28"/>
+          <w:szCs w:val="28"/>
+        </w:rPr>
+      </w:pPr>
+      <w:r>
+        <w:rPr>
+          <w:rFonts w:ascii="Times New Roman" w:hAnsi="Times New Roman" w:cs="Times New Roman"/>
+          <w:sz w:val="24"/>
+          <w:szCs w:val="24"/>
+        </w:rPr>
+        <w:t>Used for maintaining book collections</w:t>
+      </w:r>
+    </w:p>
+    <w:p>
+      <w:pPr>
+        <w:pStyle w:val="ListParagraph"/>
+        <w:numPr>
+          <w:ilvl w:val="0"/>
+          <w:numId w:val="2"/>
+        </w:numPr>
+        <w:spacing w:line="360" w:lineRule="auto"/>
+        <w:rPr>
+          <w:rFonts w:ascii="Times New Roman" w:hAnsi="Times New Roman" w:cs="Times New Roman"/>
+          <w:b/>
+          <w:bCs/>
+          <w:sz w:val="28"/>
+          <w:szCs w:val="28"/>
+        </w:rPr>
+      </w:pPr>
+      <w:r>
+        <w:rPr>
+          <w:rFonts w:ascii="Times New Roman" w:hAnsi="Times New Roman" w:cs="Times New Roman"/>
+          <w:b/>
+          <w:bCs/>
+          <w:sz w:val="28"/>
+          <w:szCs w:val="28"/>
+        </w:rPr>
+        <w:t>Linear Search</w:t>
+      </w:r>
+    </w:p>
+    <w:p>
+      <w:pPr>
+        <w:pStyle w:val="ListParagraph"/>
+        <w:numPr>
+          <w:ilvl w:val="0"/>
+          <w:numId w:val="55"/>
+        </w:numPr>
+        <w:spacing w:line="360" w:lineRule="auto"/>
+        <w:rPr>
+          <w:rFonts w:ascii="Times New Roman" w:hAnsi="Times New Roman" w:cs="Times New Roman"/>
+          <w:b/>
+          <w:bCs/>
+          <w:sz w:val="28"/>
+          <w:szCs w:val="28"/>
+        </w:rPr>
+      </w:pPr>
+      <w:r>
+        <w:rPr>
+          <w:rFonts w:ascii="Times New Roman" w:hAnsi="Times New Roman" w:cs="Times New Roman"/>
+          <w:sz w:val="24"/>
+          <w:szCs w:val="24"/>
+        </w:rPr>
+        <w:t xml:space="preserve">Used in </w:t>
+      </w:r>
+      <w:proofErr w:type="gramStart"/>
+      <w:r>
+        <w:rPr>
+          <w:rFonts w:ascii="Times New Roman" w:hAnsi="Times New Roman" w:cs="Times New Roman"/>
+          <w:sz w:val="24"/>
+          <w:szCs w:val="24"/>
+        </w:rPr>
+        <w:t>s</w:t>
+      </w:r>
+      <w:proofErr w:type="spellStart"/>
+      <w:r>
+        <w:rPr>
+          <w:rFonts w:ascii="Times New Roman" w:hAnsi="Times New Roman" w:cs="Times New Roman"/>
+          <w:sz w:val="24"/>
+          <w:szCs w:val="24"/>
+        </w:rPr>
+        <w:t>earchBook</w:t>
+      </w:r>
+      <w:proofErr w:type="spellEnd"/>
+      <w:r>
+        <w:rPr>
+          <w:rFonts w:ascii="Times New Roman" w:hAnsi="Times New Roman" w:cs="Times New Roman"/>
+          <w:sz w:val="24"/>
+          <w:szCs w:val="24"/>
+        </w:rPr>
+        <w:t>(</w:t>
+      </w:r>
+      <w:proofErr w:type="gramEnd"/>
+      <w:r>
+        <w:rPr>
+          <w:rFonts w:ascii="Times New Roman" w:hAnsi="Times New Roman" w:cs="Times New Roman"/>
+          <w:sz w:val="24"/>
+          <w:szCs w:val="24"/>
+        </w:rPr>
+        <w:t xml:space="preserve">) method </w:t>
+      </w:r>
+    </w:p>
+    <w:p>
+      <w:pPr>
+        <w:pStyle w:val="ListParagraph"/>
+        <w:numPr>
+          <w:ilvl w:val="0"/>
+          <w:numId w:val="55"/>
+        </w:numPr>
+        <w:spacing w:line="360" w:lineRule="auto"/>
+        <w:rPr>
+          <w:rFonts w:ascii="Times New Roman" w:hAnsi="Times New Roman" w:cs="Times New Roman"/>
+          <w:b/>
+          <w:bCs/>
+          <w:sz w:val="28"/>
+          <w:szCs w:val="28"/>
+        </w:rPr>
+      </w:pPr>
+      <w:r>
+        <w:rPr>
+          <w:rFonts w:ascii="Times New Roman" w:hAnsi="Times New Roman" w:cs="Times New Roman"/>
+          <w:sz w:val="24"/>
+          <w:szCs w:val="24"/>
+        </w:rPr>
+        <w:t>Search book by title, author, ISBN</w:t>
+      </w:r>
+    </w:p>
+    <w:p>
+      <w:pPr>
+        <w:pStyle w:val="ListParagraph"/>
+        <w:numPr>
+          <w:ilvl w:val="0"/>
+          <w:numId w:val="55"/>
+        </w:numPr>
+        <w:spacing w:line="360" w:lineRule="auto"/>
+        <w:rPr>
+          <w:rFonts w:ascii="Times New Roman" w:hAnsi="Times New Roman" w:cs="Times New Roman"/>
+          <w:b/>
+          <w:bCs/>
+          <w:sz w:val="28"/>
+          <w:szCs w:val="28"/>
+        </w:rPr>
+      </w:pPr>
+      <w:r>
+        <w:rPr>
+          <w:rFonts w:ascii="Times New Roman" w:hAnsi="Times New Roman" w:cs="Times New Roman"/>
+          <w:sz w:val="24"/>
+          <w:szCs w:val="24"/>
+        </w:rPr>
+        <w:t>Time complexity: O(n)</w:t>
+      </w:r>
+    </w:p>
+    <w:p>
+      <w:pPr>
+        <w:pStyle w:val="ListParagraph"/>
+        <w:numPr>
+          <w:ilvl w:val="0"/>
+          <w:numId w:val="2"/>
+        </w:numPr>
+        <w:spacing w:line="360" w:lineRule="auto"/>
+        <w:rPr>
+          <w:rFonts w:ascii="Times New Roman" w:hAnsi="Times New Roman" w:cs="Times New Roman"/>
+          <w:b/>
+          <w:bCs/>
+          <w:sz w:val="28"/>
+          <w:szCs w:val="28"/>
+        </w:rPr>
+      </w:pPr>
+      <w:r>
+        <w:rPr>
+          <w:rFonts w:ascii="Times New Roman" w:hAnsi="Times New Roman" w:cs="Times New Roman"/>
+          <w:b/>
+          <w:bCs/>
+          <w:sz w:val="28"/>
+          <w:szCs w:val="28"/>
+        </w:rPr>
+        <w:t>Input Validation</w:t>
+      </w:r>
+    </w:p>
+    <w:p>
+      <w:pPr>
+        <w:pStyle w:val="ListParagraph"/>
+        <w:numPr>
+          <w:ilvl w:val="0"/>
+          <w:numId w:val="56"/>
+        </w:numPr>
+        <w:spacing w:line="360" w:lineRule="auto"/>
+        <w:rPr>
+          <w:rFonts w:ascii="Times New Roman" w:hAnsi="Times New Roman" w:cs="Times New Roman"/>
+          <w:b/>
+          <w:bCs/>
+          <w:sz w:val="28"/>
+          <w:szCs w:val="28"/>
+        </w:rPr>
+      </w:pPr>
+      <w:r>
+        <w:rPr>
+          <w:rFonts w:ascii="Times New Roman" w:hAnsi="Times New Roman" w:cs="Times New Roman"/>
+          <w:sz w:val="24"/>
+          <w:szCs w:val="24"/>
+        </w:rPr>
+        <w:t>ISBN validation using regex</w:t>
+      </w:r>
+    </w:p>
+    <w:p>
+      <w:pPr>
+        <w:pStyle w:val="ListParagraph"/>
+        <w:numPr>
+          <w:ilvl w:val="0"/>
+          <w:numId w:val="56"/>
+        </w:numPr>
+        <w:spacing w:line="360" w:lineRule="auto"/>
+        <w:rPr>
+          <w:rFonts w:ascii="Times New Roman" w:hAnsi="Times New Roman" w:cs="Times New Roman"/>
+          <w:b/>
+          <w:bCs/>
+          <w:sz w:val="28"/>
+          <w:szCs w:val="28"/>
+        </w:rPr>
+      </w:pPr>
+      <w:proofErr w:type="spellStart"/>
+      <w:r>
+        <w:rPr>
+          <w:rFonts w:ascii="Times New Roman" w:hAnsi="Times New Roman" w:cs="Times New Roman"/>
+          <w:sz w:val="24"/>
+          <w:szCs w:val="24"/>
+        </w:rPr>
+        <w:t>Isbn.matches</w:t>
+      </w:r>
+      <w:proofErr w:type="spellEnd"/>
+      <w:r>
+        <w:rPr>
+          <w:rFonts w:ascii="Times New Roman" w:hAnsi="Times New Roman" w:cs="Times New Roman"/>
+          <w:sz w:val="24"/>
+          <w:szCs w:val="24"/>
+        </w:rPr>
+        <w:t>(“</w:t>
+      </w:r>
+      <w:proofErr w:type="gramStart"/>
+      <w:r>
+        <w:rPr>
+          <w:rFonts w:ascii="Times New Roman" w:hAnsi="Times New Roman" w:cs="Times New Roman"/>
+          <w:sz w:val="24"/>
+          <w:szCs w:val="24"/>
+        </w:rPr>
+        <w:t>^[</w:t>
+      </w:r>
+      <w:proofErr w:type="gramEnd"/>
+      <w:r>
+        <w:rPr>
+          <w:rFonts w:ascii="Times New Roman" w:hAnsi="Times New Roman" w:cs="Times New Roman"/>
+          <w:sz w:val="24"/>
+          <w:szCs w:val="24"/>
+        </w:rPr>
+        <w:t>0-9]{</w:t>
+      </w:r>
+      <w:proofErr w:type="gramStart"/>
+      <w:r>
+        <w:rPr>
+          <w:rFonts w:ascii="Times New Roman" w:hAnsi="Times New Roman" w:cs="Times New Roman"/>
+          <w:sz w:val="24"/>
+          <w:szCs w:val="24"/>
+        </w:rPr>
+        <w:t>4}$</w:t>
+      </w:r>
+      <w:proofErr w:type="gramEnd"/>
+      <w:r>
+        <w:rPr>
+          <w:rFonts w:ascii="Times New Roman" w:hAnsi="Times New Roman" w:cs="Times New Roman"/>
+          <w:sz w:val="24"/>
+          <w:szCs w:val="24"/>
+        </w:rPr>
+        <w:t>”)</w:t>
+      </w:r>
+    </w:p>
+    <w:p>
+      <w:pPr>
+        <w:spacing w:line="360" w:lineRule="auto"/>
+        <w:rPr>
+          <w:rFonts w:ascii="Times New Roman" w:hAnsi="Times New Roman" w:cs="Times New Roman"/>
+          <w:b/>
+          <w:bCs/>
+          <w:sz w:val="28"/>
+          <w:szCs w:val="28"/>
+        </w:rPr>
+      </w:pPr>
+    </w:p>
+    <w:p>
+      <w:pPr>
+        <w:spacing w:line="360" w:lineRule="auto"/>
+        <w:rPr>
+          <w:rFonts w:ascii="Times New Roman" w:hAnsi="Times New Roman" w:cs="Times New Roman"/>
+          <w:b/>
+          <w:bCs/>
+          <w:sz w:val="28"/>
+          <w:szCs w:val="28"/>
+        </w:rPr>
+      </w:pPr>
+    </w:p>
+    <w:p>
+      <w:pPr>
+        <w:spacing w:line="360" w:lineRule="auto"/>
+        <w:rPr>
+          <w:rFonts w:ascii="Times New Roman" w:hAnsi="Times New Roman" w:cs="Times New Roman"/>
+          <w:b/>
+          <w:bCs/>
+          <w:sz w:val="28"/>
+          <w:szCs w:val="28"/>
+        </w:rPr>
+      </w:pPr>
+    </w:p>
+    <w:p>
+      <w:pPr>
+        <w:spacing w:line="360" w:lineRule="auto"/>
+        <w:rPr>
+          <w:rFonts w:ascii="Times New Roman" w:hAnsi="Times New Roman" w:cs="Times New Roman"/>
+          <w:b/>
+          <w:bCs/>
+          <w:sz w:val="28"/>
+          <w:szCs w:val="28"/>
+        </w:rPr>
+      </w:pPr>
+    </w:p>
+    <w:p>
+      <w:pPr>
+        <w:spacing w:line="360" w:lineRule="auto"/>
+        <w:rPr>
+          <w:rFonts w:ascii="Times New Roman" w:hAnsi="Times New Roman" w:cs="Times New Roman"/>
+          <w:b/>
+          <w:bCs/>
+          <w:sz w:val="28"/>
+          <w:szCs w:val="28"/>
+        </w:rPr>
+      </w:pPr>
+    </w:p>
+    <w:p>
+      <w:pPr>
+        <w:spacing w:line="360" w:lineRule="auto"/>
+        <w:rPr>
+          <w:rFonts w:ascii="Times New Roman" w:hAnsi="Times New Roman" w:cs="Times New Roman"/>
+          <w:b/>
+          <w:bCs/>
+          <w:sz w:val="28"/>
+          <w:szCs w:val="28"/>
+        </w:rPr>
+      </w:pPr>
+    </w:p>
+    <w:p>
+      <w:pPr>
+        <w:spacing w:line="360" w:lineRule="auto"/>
+        <w:rPr>
+          <w:rFonts w:ascii="Times New Roman" w:hAnsi="Times New Roman" w:cs="Times New Roman"/>
+          <w:b/>
+          <w:bCs/>
+          <w:sz w:val="28"/>
+          <w:szCs w:val="28"/>
+        </w:rPr>
+      </w:pPr>
+    </w:p>
+    <w:p>
+      <w:pPr>
         <w:spacing w:line="360" w:lineRule="auto"/>
         <w:rPr>
           <w:rFonts w:ascii="Times New Roman" w:hAnsi="Times New Roman" w:cs="Times New Roman"/>
@@ -5836,11 +5301,7 @@
           <w:szCs w:val="32"/>
         </w:rPr>
       </w:pPr>
-    </w:p>
-    <w:p>
-      <w:pPr>
-        <w:pStyle w:val="ListParagraph"/>
-        <w:spacing w:line="360" w:lineRule="auto"/>
+      <w:r>
         <w:rPr>
           <w:rFonts w:ascii="Times New Roman" w:hAnsi="Times New Roman" w:cs="Times New Roman"/>
           <w:b/>
@@ -5848,12 +5309,10 @@
           <w:sz w:val="32"/>
           <w:szCs w:val="32"/>
         </w:rPr>
-      </w:pPr>
-    </w:p>
-    <w:p>
-      <w:pPr>
-        <w:pStyle w:val="ListParagraph"/>
-        <w:spacing w:line="360" w:lineRule="auto"/>
+        <w:lastRenderedPageBreak/>
+        <w:t>4.</w:t>
+      </w:r>
+      <w:r>
         <w:rPr>
           <w:rFonts w:ascii="Times New Roman" w:hAnsi="Times New Roman" w:cs="Times New Roman"/>
           <w:b/>
@@ -5861,12 +5320,9 @@
           <w:sz w:val="32"/>
           <w:szCs w:val="32"/>
         </w:rPr>
-      </w:pPr>
-    </w:p>
-    <w:p>
-      <w:pPr>
-        <w:pStyle w:val="ListParagraph"/>
-        <w:spacing w:line="360" w:lineRule="auto"/>
+        <w:t xml:space="preserve"> </w:t>
+      </w:r>
+      <w:r>
         <w:rPr>
           <w:rFonts w:ascii="Times New Roman" w:hAnsi="Times New Roman" w:cs="Times New Roman"/>
           <w:b/>
@@ -5874,12 +5330,9 @@
           <w:sz w:val="32"/>
           <w:szCs w:val="32"/>
         </w:rPr>
-      </w:pPr>
-    </w:p>
-    <w:p>
-      <w:pPr>
-        <w:pStyle w:val="ListParagraph"/>
-        <w:spacing w:line="360" w:lineRule="auto"/>
+        <w:t>RESULT</w:t>
+      </w:r>
+      <w:r>
         <w:rPr>
           <w:rFonts w:ascii="Times New Roman" w:hAnsi="Times New Roman" w:cs="Times New Roman"/>
           <w:b/>
@@ -5887,118 +5340,11 @@
           <w:sz w:val="32"/>
           <w:szCs w:val="32"/>
         </w:rPr>
-      </w:pPr>
-    </w:p>
-    <w:p>
-      <w:pPr>
-        <w:pStyle w:val="ListParagraph"/>
-        <w:spacing w:line="360" w:lineRule="auto"/>
-        <w:rPr>
-          <w:rFonts w:ascii="Times New Roman" w:hAnsi="Times New Roman" w:cs="Times New Roman"/>
-          <w:b/>
-          <w:bCs/>
-          <w:sz w:val="32"/>
-          <w:szCs w:val="32"/>
-        </w:rPr>
-      </w:pPr>
-    </w:p>
-    <w:p>
-      <w:pPr>
-        <w:pStyle w:val="ListParagraph"/>
-        <w:spacing w:line="360" w:lineRule="auto"/>
-        <w:rPr>
-          <w:rFonts w:ascii="Times New Roman" w:hAnsi="Times New Roman" w:cs="Times New Roman"/>
-          <w:b/>
-          <w:bCs/>
-          <w:sz w:val="32"/>
-          <w:szCs w:val="32"/>
-        </w:rPr>
-      </w:pPr>
-    </w:p>
-    <w:p>
-      <w:pPr>
-        <w:pStyle w:val="ListParagraph"/>
-        <w:spacing w:line="360" w:lineRule="auto"/>
-        <w:rPr>
-          <w:rFonts w:ascii="Times New Roman" w:hAnsi="Times New Roman" w:cs="Times New Roman"/>
-          <w:b/>
-          <w:bCs/>
-          <w:sz w:val="32"/>
-          <w:szCs w:val="32"/>
-        </w:rPr>
-      </w:pPr>
-    </w:p>
-    <w:p>
-      <w:pPr>
-        <w:pStyle w:val="ListParagraph"/>
-        <w:spacing w:line="360" w:lineRule="auto"/>
-        <w:rPr>
-          <w:rFonts w:ascii="Times New Roman" w:hAnsi="Times New Roman" w:cs="Times New Roman"/>
-          <w:b/>
-          <w:bCs/>
-          <w:sz w:val="32"/>
-          <w:szCs w:val="32"/>
-        </w:rPr>
-      </w:pPr>
-    </w:p>
-    <w:p>
-      <w:pPr>
-        <w:pStyle w:val="ListParagraph"/>
-        <w:spacing w:line="360" w:lineRule="auto"/>
-        <w:rPr>
-          <w:rFonts w:ascii="Times New Roman" w:hAnsi="Times New Roman" w:cs="Times New Roman"/>
-          <w:b/>
-          <w:bCs/>
-          <w:sz w:val="32"/>
-          <w:szCs w:val="32"/>
-        </w:rPr>
-      </w:pPr>
-    </w:p>
-    <w:p>
-      <w:pPr>
-        <w:spacing w:line="360" w:lineRule="auto"/>
-        <w:rPr>
-          <w:rFonts w:ascii="Times New Roman" w:hAnsi="Times New Roman" w:cs="Times New Roman"/>
-          <w:b/>
-          <w:bCs/>
-          <w:sz w:val="32"/>
-          <w:szCs w:val="32"/>
-        </w:rPr>
-      </w:pPr>
-    </w:p>
-    <w:p>
-      <w:pPr>
-        <w:pStyle w:val="ListParagraph"/>
-        <w:numPr>
-          <w:ilvl w:val="0"/>
-          <w:numId w:val="38"/>
-        </w:numPr>
-        <w:spacing w:line="360" w:lineRule="auto"/>
-        <w:rPr>
-          <w:rFonts w:ascii="Times New Roman" w:hAnsi="Times New Roman" w:cs="Times New Roman"/>
-          <w:b/>
-          <w:bCs/>
-          <w:sz w:val="32"/>
-          <w:szCs w:val="32"/>
-        </w:rPr>
-      </w:pPr>
-      <w:r>
-        <w:rPr>
-          <w:rFonts w:ascii="Times New Roman" w:hAnsi="Times New Roman" w:cs="Times New Roman"/>
-          <w:b/>
-          <w:bCs/>
-          <w:sz w:val="32"/>
-          <w:szCs w:val="32"/>
-        </w:rPr>
-        <w:lastRenderedPageBreak/>
-        <w:t>Result</w:t>
-      </w:r>
-    </w:p>
-    <w:p>
-      <w:pPr>
-        <w:pStyle w:val="ListParagraph"/>
-        <w:spacing w:line="360" w:lineRule="auto"/>
-        <w:ind w:left="780"/>
+        <w:t xml:space="preserve"> AND CONCLUSION</w:t>
+      </w:r>
+    </w:p>
+    <w:p>
+      <w:pPr>
         <w:rPr>
           <w:rFonts w:ascii="Times New Roman" w:hAnsi="Times New Roman" w:cs="Times New Roman"/>
           <w:b/>
@@ -6007,12 +5353,7 @@
           <w:szCs w:val="28"/>
         </w:rPr>
       </w:pPr>
-    </w:p>
-    <w:p>
-      <w:pPr>
-        <w:pStyle w:val="ListParagraph"/>
-        <w:spacing w:line="360" w:lineRule="auto"/>
-        <w:ind w:left="780"/>
+      <w:r>
         <w:rPr>
           <w:rFonts w:ascii="Times New Roman" w:hAnsi="Times New Roman" w:cs="Times New Roman"/>
           <w:b/>
@@ -6020,29 +5361,484 @@
           <w:sz w:val="28"/>
           <w:szCs w:val="28"/>
         </w:rPr>
-      </w:pPr>
-      <w:r>
-        <w:rPr>
-          <w:rFonts w:ascii="Times New Roman" w:hAnsi="Times New Roman" w:cs="Times New Roman"/>
-          <w:b/>
-          <w:bCs/>
-          <w:noProof/>
+        <w:t>4.1 RESULT</w:t>
+      </w:r>
+    </w:p>
+    <w:p>
+      <w:pPr>
+        <w:spacing w:line="360" w:lineRule="auto"/>
+        <w:rPr>
+          <w:rFonts w:ascii="Times New Roman" w:hAnsi="Times New Roman" w:cs="Times New Roman"/>
+          <w:b/>
+          <w:bCs/>
+          <w:sz w:val="24"/>
+          <w:szCs w:val="24"/>
+        </w:rPr>
+      </w:pPr>
+      <w:r>
+        <w:rPr>
+          <w:rFonts w:ascii="Times New Roman" w:hAnsi="Times New Roman" w:cs="Times New Roman"/>
+          <w:b/>
+          <w:bCs/>
+          <w:sz w:val="24"/>
+          <w:szCs w:val="24"/>
+        </w:rPr>
+        <w:t xml:space="preserve">1. </w:t>
+      </w:r>
+      <w:r>
+        <w:rPr>
+          <w:rFonts w:ascii="Times New Roman" w:hAnsi="Times New Roman" w:cs="Times New Roman"/>
+          <w:b/>
+          <w:bCs/>
           <w:sz w:val="28"/>
           <w:szCs w:val="28"/>
         </w:rPr>
+        <w:t>Core Functionalities Implemented</w:t>
+      </w:r>
+    </w:p>
+    <w:p>
+      <w:pPr>
+        <w:numPr>
+          <w:ilvl w:val="0"/>
+          <w:numId w:val="57"/>
+        </w:numPr>
+        <w:tabs>
+          <w:tab w:val="num" w:pos="720"/>
+        </w:tabs>
+        <w:spacing w:line="360" w:lineRule="auto"/>
+        <w:rPr>
+          <w:rFonts w:ascii="Times New Roman" w:hAnsi="Times New Roman" w:cs="Times New Roman"/>
+          <w:b/>
+          <w:bCs/>
+          <w:sz w:val="28"/>
+          <w:szCs w:val="28"/>
+        </w:rPr>
+      </w:pPr>
+      <w:r>
+        <w:rPr>
+          <w:rFonts w:ascii="Times New Roman" w:hAnsi="Times New Roman" w:cs="Times New Roman"/>
+          <w:b/>
+          <w:bCs/>
+          <w:sz w:val="28"/>
+          <w:szCs w:val="28"/>
+        </w:rPr>
+        <w:t>Book Management</w:t>
+      </w:r>
+    </w:p>
+    <w:p>
+      <w:pPr>
+        <w:numPr>
+          <w:ilvl w:val="0"/>
+          <w:numId w:val="58"/>
+        </w:numPr>
+        <w:tabs>
+          <w:tab w:val="num" w:pos="720"/>
+        </w:tabs>
+        <w:spacing w:line="360" w:lineRule="auto"/>
+        <w:rPr>
+          <w:rFonts w:ascii="Times New Roman" w:hAnsi="Times New Roman" w:cs="Times New Roman"/>
+          <w:sz w:val="24"/>
+          <w:szCs w:val="24"/>
+        </w:rPr>
+      </w:pPr>
+      <w:r>
+        <w:rPr>
+          <w:rFonts w:ascii="Times New Roman" w:hAnsi="Times New Roman" w:cs="Times New Roman"/>
+          <w:sz w:val="24"/>
+          <w:szCs w:val="24"/>
+        </w:rPr>
+        <w:t xml:space="preserve"> Adding new books with ISBN validation</w:t>
+      </w:r>
+    </w:p>
+    <w:p>
+      <w:pPr>
+        <w:numPr>
+          <w:ilvl w:val="0"/>
+          <w:numId w:val="58"/>
+        </w:numPr>
+        <w:tabs>
+          <w:tab w:val="num" w:pos="720"/>
+        </w:tabs>
+        <w:spacing w:line="360" w:lineRule="auto"/>
+        <w:rPr>
+          <w:rFonts w:ascii="Times New Roman" w:hAnsi="Times New Roman" w:cs="Times New Roman"/>
+          <w:sz w:val="24"/>
+          <w:szCs w:val="24"/>
+        </w:rPr>
+      </w:pPr>
+      <w:r>
+        <w:rPr>
+          <w:rFonts w:ascii="Times New Roman" w:hAnsi="Times New Roman" w:cs="Times New Roman"/>
+          <w:sz w:val="24"/>
+          <w:szCs w:val="24"/>
+        </w:rPr>
+        <w:t xml:space="preserve"> Searching books by query</w:t>
+      </w:r>
+    </w:p>
+    <w:p>
+      <w:pPr>
+        <w:numPr>
+          <w:ilvl w:val="0"/>
+          <w:numId w:val="58"/>
+        </w:numPr>
+        <w:tabs>
+          <w:tab w:val="num" w:pos="720"/>
+        </w:tabs>
+        <w:spacing w:line="360" w:lineRule="auto"/>
+        <w:rPr>
+          <w:rFonts w:ascii="Times New Roman" w:hAnsi="Times New Roman" w:cs="Times New Roman"/>
+          <w:sz w:val="24"/>
+          <w:szCs w:val="24"/>
+        </w:rPr>
+      </w:pPr>
+      <w:r>
+        <w:rPr>
+          <w:rFonts w:ascii="Times New Roman" w:hAnsi="Times New Roman" w:cs="Times New Roman"/>
+          <w:sz w:val="24"/>
+          <w:szCs w:val="24"/>
+        </w:rPr>
+        <w:t xml:space="preserve"> Book borrowing and return system</w:t>
+      </w:r>
+    </w:p>
+    <w:p>
+      <w:pPr>
+        <w:numPr>
+          <w:ilvl w:val="0"/>
+          <w:numId w:val="58"/>
+        </w:numPr>
+        <w:tabs>
+          <w:tab w:val="num" w:pos="720"/>
+        </w:tabs>
+        <w:spacing w:line="360" w:lineRule="auto"/>
+        <w:rPr>
+          <w:rFonts w:ascii="Times New Roman" w:hAnsi="Times New Roman" w:cs="Times New Roman"/>
+          <w:sz w:val="24"/>
+          <w:szCs w:val="24"/>
+        </w:rPr>
+      </w:pPr>
+      <w:r>
+        <w:rPr>
+          <w:rFonts w:ascii="Times New Roman" w:hAnsi="Times New Roman" w:cs="Times New Roman"/>
+          <w:sz w:val="24"/>
+          <w:szCs w:val="24"/>
+        </w:rPr>
+        <w:t xml:space="preserve"> Category-based organization</w:t>
+      </w:r>
+    </w:p>
+    <w:p>
+      <w:pPr>
+        <w:numPr>
+          <w:ilvl w:val="0"/>
+          <w:numId w:val="59"/>
+        </w:numPr>
+        <w:spacing w:line="360" w:lineRule="auto"/>
+        <w:rPr>
+          <w:rFonts w:ascii="Times New Roman" w:hAnsi="Times New Roman" w:cs="Times New Roman"/>
+          <w:b/>
+          <w:bCs/>
+          <w:sz w:val="24"/>
+          <w:szCs w:val="24"/>
+        </w:rPr>
+      </w:pPr>
+      <w:r>
+        <w:rPr>
+          <w:rFonts w:ascii="Times New Roman" w:hAnsi="Times New Roman" w:cs="Times New Roman"/>
+          <w:b/>
+          <w:bCs/>
+          <w:sz w:val="24"/>
+          <w:szCs w:val="24"/>
+        </w:rPr>
+        <w:t>Member Management</w:t>
+      </w:r>
+    </w:p>
+    <w:p>
+      <w:pPr>
+        <w:numPr>
+          <w:ilvl w:val="0"/>
+          <w:numId w:val="60"/>
+        </w:numPr>
+        <w:tabs>
+          <w:tab w:val="num" w:pos="720"/>
+        </w:tabs>
+        <w:spacing w:line="360" w:lineRule="auto"/>
+        <w:rPr>
+          <w:rFonts w:ascii="Times New Roman" w:hAnsi="Times New Roman" w:cs="Times New Roman"/>
+          <w:sz w:val="24"/>
+          <w:szCs w:val="24"/>
+        </w:rPr>
+      </w:pPr>
+      <w:r>
+        <w:rPr>
+          <w:rFonts w:ascii="Times New Roman" w:hAnsi="Times New Roman" w:cs="Times New Roman"/>
+          <w:sz w:val="24"/>
+          <w:szCs w:val="24"/>
+        </w:rPr>
+        <w:t>Member registration</w:t>
+      </w:r>
+    </w:p>
+    <w:p>
+      <w:pPr>
+        <w:numPr>
+          <w:ilvl w:val="0"/>
+          <w:numId w:val="60"/>
+        </w:numPr>
+        <w:tabs>
+          <w:tab w:val="num" w:pos="720"/>
+        </w:tabs>
+        <w:spacing w:line="360" w:lineRule="auto"/>
+        <w:rPr>
+          <w:rFonts w:ascii="Times New Roman" w:hAnsi="Times New Roman" w:cs="Times New Roman"/>
+          <w:sz w:val="24"/>
+          <w:szCs w:val="24"/>
+        </w:rPr>
+      </w:pPr>
+      <w:r>
+        <w:rPr>
+          <w:rFonts w:ascii="Times New Roman" w:hAnsi="Times New Roman" w:cs="Times New Roman"/>
+          <w:sz w:val="24"/>
+          <w:szCs w:val="24"/>
+        </w:rPr>
+        <w:t xml:space="preserve"> Member detail tracking</w:t>
+      </w:r>
+    </w:p>
+    <w:p>
+      <w:pPr>
+        <w:numPr>
+          <w:ilvl w:val="0"/>
+          <w:numId w:val="60"/>
+        </w:numPr>
+        <w:tabs>
+          <w:tab w:val="num" w:pos="720"/>
+        </w:tabs>
+        <w:spacing w:line="360" w:lineRule="auto"/>
+        <w:rPr>
+          <w:rFonts w:ascii="Times New Roman" w:hAnsi="Times New Roman" w:cs="Times New Roman"/>
+          <w:sz w:val="24"/>
+          <w:szCs w:val="24"/>
+        </w:rPr>
+      </w:pPr>
+      <w:r>
+        <w:rPr>
+          <w:rFonts w:ascii="Times New Roman" w:hAnsi="Times New Roman" w:cs="Times New Roman"/>
+          <w:sz w:val="24"/>
+          <w:szCs w:val="24"/>
+        </w:rPr>
+        <w:t xml:space="preserve"> Borrowed books history</w:t>
+      </w:r>
+    </w:p>
+    <w:p>
+      <w:pPr>
+        <w:numPr>
+          <w:ilvl w:val="0"/>
+          <w:numId w:val="60"/>
+        </w:numPr>
+        <w:tabs>
+          <w:tab w:val="num" w:pos="720"/>
+        </w:tabs>
+        <w:spacing w:line="360" w:lineRule="auto"/>
+        <w:rPr>
+          <w:rFonts w:ascii="Times New Roman" w:hAnsi="Times New Roman" w:cs="Times New Roman"/>
+          <w:sz w:val="24"/>
+          <w:szCs w:val="24"/>
+        </w:rPr>
+      </w:pPr>
+      <w:r>
+        <w:rPr>
+          <w:rFonts w:ascii="Times New Roman" w:hAnsi="Times New Roman" w:cs="Times New Roman"/>
+          <w:sz w:val="24"/>
+          <w:szCs w:val="24"/>
+        </w:rPr>
+        <w:t xml:space="preserve"> Fine calculation system</w:t>
+      </w:r>
+    </w:p>
+    <w:p>
+      <w:pPr>
+        <w:numPr>
+          <w:ilvl w:val="0"/>
+          <w:numId w:val="61"/>
+        </w:numPr>
+        <w:spacing w:line="360" w:lineRule="auto"/>
+        <w:rPr>
+          <w:rFonts w:ascii="Times New Roman" w:hAnsi="Times New Roman" w:cs="Times New Roman"/>
+          <w:b/>
+          <w:bCs/>
+          <w:sz w:val="24"/>
+          <w:szCs w:val="24"/>
+        </w:rPr>
+      </w:pPr>
+      <w:r>
+        <w:rPr>
+          <w:rFonts w:ascii="Times New Roman" w:hAnsi="Times New Roman" w:cs="Times New Roman"/>
+          <w:b/>
+          <w:bCs/>
+          <w:sz w:val="24"/>
+          <w:szCs w:val="24"/>
+        </w:rPr>
+        <w:t>System Features</w:t>
+      </w:r>
+    </w:p>
+    <w:p>
+      <w:pPr>
+        <w:numPr>
+          <w:ilvl w:val="0"/>
+          <w:numId w:val="62"/>
+        </w:numPr>
+        <w:tabs>
+          <w:tab w:val="num" w:pos="720"/>
+        </w:tabs>
+        <w:spacing w:line="360" w:lineRule="auto"/>
+        <w:rPr>
+          <w:rFonts w:ascii="Times New Roman" w:hAnsi="Times New Roman" w:cs="Times New Roman"/>
+          <w:sz w:val="24"/>
+          <w:szCs w:val="24"/>
+        </w:rPr>
+      </w:pPr>
+      <w:r>
+        <w:rPr>
+          <w:rFonts w:ascii="Times New Roman" w:hAnsi="Times New Roman" w:cs="Times New Roman"/>
+          <w:sz w:val="24"/>
+          <w:szCs w:val="24"/>
+        </w:rPr>
+        <w:t xml:space="preserve"> Interactive menu system</w:t>
+      </w:r>
+    </w:p>
+    <w:p>
+      <w:pPr>
+        <w:numPr>
+          <w:ilvl w:val="0"/>
+          <w:numId w:val="62"/>
+        </w:numPr>
+        <w:tabs>
+          <w:tab w:val="num" w:pos="720"/>
+        </w:tabs>
+        <w:spacing w:line="360" w:lineRule="auto"/>
+        <w:rPr>
+          <w:rFonts w:ascii="Times New Roman" w:hAnsi="Times New Roman" w:cs="Times New Roman"/>
+          <w:sz w:val="24"/>
+          <w:szCs w:val="24"/>
+        </w:rPr>
+      </w:pPr>
+      <w:r>
+        <w:rPr>
+          <w:rFonts w:ascii="Times New Roman" w:hAnsi="Times New Roman" w:cs="Times New Roman"/>
+          <w:sz w:val="24"/>
+          <w:szCs w:val="24"/>
+        </w:rPr>
+        <w:t xml:space="preserve"> Sample data initialization</w:t>
+      </w:r>
+    </w:p>
+    <w:p>
+      <w:pPr>
+        <w:numPr>
+          <w:ilvl w:val="0"/>
+          <w:numId w:val="62"/>
+        </w:numPr>
+        <w:tabs>
+          <w:tab w:val="num" w:pos="720"/>
+        </w:tabs>
+        <w:spacing w:line="360" w:lineRule="auto"/>
+        <w:rPr>
+          <w:rFonts w:ascii="Times New Roman" w:hAnsi="Times New Roman" w:cs="Times New Roman"/>
+          <w:sz w:val="24"/>
+          <w:szCs w:val="24"/>
+        </w:rPr>
+      </w:pPr>
+      <w:r>
+        <w:rPr>
+          <w:rFonts w:ascii="Times New Roman" w:hAnsi="Times New Roman" w:cs="Times New Roman"/>
+          <w:sz w:val="24"/>
+          <w:szCs w:val="24"/>
+        </w:rPr>
+        <w:t xml:space="preserve"> Library reports generation</w:t>
+      </w:r>
+    </w:p>
+    <w:p>
+      <w:pPr>
+        <w:numPr>
+          <w:ilvl w:val="0"/>
+          <w:numId w:val="62"/>
+        </w:numPr>
+        <w:tabs>
+          <w:tab w:val="num" w:pos="720"/>
+        </w:tabs>
+        <w:spacing w:line="360" w:lineRule="auto"/>
+        <w:rPr>
+          <w:rFonts w:ascii="Times New Roman" w:hAnsi="Times New Roman" w:cs="Times New Roman"/>
+          <w:sz w:val="24"/>
+          <w:szCs w:val="24"/>
+        </w:rPr>
+      </w:pPr>
+      <w:r>
+        <w:rPr>
+          <w:rFonts w:ascii="Times New Roman" w:hAnsi="Times New Roman" w:cs="Times New Roman"/>
+          <w:sz w:val="24"/>
+          <w:szCs w:val="24"/>
+        </w:rPr>
+        <w:t xml:space="preserve"> Input validation</w:t>
+      </w:r>
+    </w:p>
+    <w:p>
+      <w:pPr>
+        <w:pStyle w:val="ListParagraph"/>
+        <w:numPr>
+          <w:ilvl w:val="0"/>
+          <w:numId w:val="57"/>
+        </w:numPr>
+        <w:spacing w:line="360" w:lineRule="auto"/>
+        <w:rPr>
+          <w:rFonts w:ascii="Times New Roman" w:hAnsi="Times New Roman" w:cs="Times New Roman"/>
+          <w:b/>
+          <w:bCs/>
+          <w:sz w:val="28"/>
+          <w:szCs w:val="28"/>
+        </w:rPr>
+      </w:pPr>
+      <w:r>
+        <w:rPr>
+          <w:rFonts w:ascii="Times New Roman" w:hAnsi="Times New Roman" w:cs="Times New Roman"/>
+          <w:b/>
+          <w:bCs/>
+          <w:sz w:val="28"/>
+          <w:szCs w:val="28"/>
+        </w:rPr>
+        <w:t>Sample Data Overview</w:t>
+      </w:r>
+    </w:p>
+    <w:p>
+      <w:pPr>
+        <w:pStyle w:val="ListParagraph"/>
+        <w:spacing w:line="360" w:lineRule="auto"/>
+        <w:ind w:left="360"/>
+        <w:rPr>
+          <w:rFonts w:ascii="Times New Roman" w:hAnsi="Times New Roman" w:cs="Times New Roman"/>
+          <w:b/>
+          <w:bCs/>
+          <w:sz w:val="24"/>
+          <w:szCs w:val="24"/>
+        </w:rPr>
+      </w:pPr>
+      <w:r>
+        <w:rPr>
+          <w:rFonts w:ascii="Times New Roman" w:hAnsi="Times New Roman" w:cs="Times New Roman"/>
+          <w:b/>
+          <w:bCs/>
+          <w:noProof/>
+          <w:sz w:val="24"/>
+          <w:szCs w:val="24"/>
+        </w:rPr>
         <w:drawing>
-          <wp:anchor distT="0" distB="0" distL="114300" distR="114300" simplePos="0" relativeHeight="251660288" behindDoc="0" locked="0" layoutInCell="1" allowOverlap="1" wp14:anchorId="6D55CE26" wp14:editId="63C1619E">
+          <wp:anchor distT="0" distB="0" distL="114300" distR="114300" simplePos="0" relativeHeight="251667456" behindDoc="0" locked="0" layoutInCell="1" allowOverlap="1" wp14:anchorId="030A559F" wp14:editId="025897CF">
             <wp:simplePos x="0" y="0"/>
-            <wp:positionH relativeFrom="margin">
-              <wp:posOffset>734060</wp:posOffset>
+            <wp:positionH relativeFrom="column">
+              <wp:posOffset>152400</wp:posOffset>
             </wp:positionH>
             <wp:positionV relativeFrom="paragraph">
-              <wp:posOffset>219075</wp:posOffset>
+              <wp:posOffset>118745</wp:posOffset>
             </wp:positionV>
-            <wp:extent cx="4326890" cy="1998957"/>
-            <wp:effectExtent l="0" t="0" r="0" b="1905"/>
+            <wp:extent cx="5731510" cy="1817370"/>
+            <wp:effectExtent l="0" t="0" r="2540" b="0"/>
             <wp:wrapNone/>
-            <wp:docPr id="1349307383" name="Picture 1"/>
+            <wp:docPr id="1767638633" name="Picture 1"/>
             <wp:cNvGraphicFramePr>
               <a:graphicFrameLocks xmlns:a="http://schemas.openxmlformats.org/drawingml/2006/main" noChangeAspect="1"/>
             </wp:cNvGraphicFramePr>
@@ -6050,11 +5846,11 @@
               <a:graphicData uri="http://schemas.openxmlformats.org/drawingml/2006/picture">
                 <pic:pic xmlns:pic="http://schemas.openxmlformats.org/drawingml/2006/picture">
                   <pic:nvPicPr>
-                    <pic:cNvPr id="1349307383" name="Picture 1"/>
+                    <pic:cNvPr id="1767638633" name="Picture 1767638633"/>
                     <pic:cNvPicPr/>
                   </pic:nvPicPr>
                   <pic:blipFill>
-                    <a:blip r:embed="rId13">
+                    <a:blip r:embed="rId12">
                       <a:extLst>
                         <a:ext uri="{28A0092B-C50C-407E-A947-70E740481C1C}">
                           <a14:useLocalDpi xmlns:a14="http://schemas.microsoft.com/office/drawing/2010/main" val="0"/>
@@ -6068,7 +5864,7 @@
                   <pic:spPr>
                     <a:xfrm>
                       <a:off x="0" y="0"/>
-                      <a:ext cx="4326890" cy="1998957"/>
+                      <a:ext cx="5731510" cy="1817370"/>
                     </a:xfrm>
                     <a:prstGeom prst="rect">
                       <a:avLst/>
@@ -6077,73 +5873,45 @@
                 </pic:pic>
               </a:graphicData>
             </a:graphic>
-            <wp14:sizeRelH relativeFrom="margin">
-              <wp14:pctWidth>0</wp14:pctWidth>
-            </wp14:sizeRelH>
+            <wp14:sizeRelV relativeFrom="margin">
+              <wp14:pctHeight>0</wp14:pctHeight>
+            </wp14:sizeRelV>
           </wp:anchor>
         </w:drawing>
       </w:r>
     </w:p>
     <w:p>
       <w:pPr>
+        <w:pStyle w:val="ListParagraph"/>
         <w:spacing w:line="360" w:lineRule="auto"/>
         <w:ind w:left="780"/>
         <w:rPr>
           <w:rFonts w:ascii="Times New Roman" w:hAnsi="Times New Roman" w:cs="Times New Roman"/>
-          <w:sz w:val="24"/>
-          <w:szCs w:val="24"/>
-        </w:rPr>
-      </w:pPr>
-    </w:p>
-    <w:p>
-      <w:pPr>
-        <w:spacing w:line="360" w:lineRule="auto"/>
-        <w:rPr>
-          <w:rFonts w:ascii="Times New Roman" w:hAnsi="Times New Roman" w:cs="Times New Roman"/>
-          <w:sz w:val="24"/>
-          <w:szCs w:val="24"/>
-        </w:rPr>
-      </w:pPr>
-    </w:p>
-    <w:p>
-      <w:pPr>
-        <w:rPr>
-          <w:rFonts w:ascii="Times New Roman" w:hAnsi="Times New Roman" w:cs="Times New Roman"/>
-          <w:sz w:val="24"/>
-          <w:szCs w:val="24"/>
-        </w:rPr>
-      </w:pPr>
-    </w:p>
-    <w:p>
-      <w:pPr>
-        <w:rPr>
-          <w:rFonts w:ascii="Times New Roman" w:hAnsi="Times New Roman" w:cs="Times New Roman"/>
-          <w:sz w:val="24"/>
-          <w:szCs w:val="24"/>
-        </w:rPr>
-      </w:pPr>
-    </w:p>
-    <w:p>
-      <w:pPr>
-        <w:rPr>
-          <w:rFonts w:ascii="Times New Roman" w:hAnsi="Times New Roman" w:cs="Times New Roman"/>
-          <w:sz w:val="24"/>
-          <w:szCs w:val="24"/>
-        </w:rPr>
-      </w:pPr>
-    </w:p>
-    <w:p>
-      <w:pPr>
-        <w:rPr>
-          <w:rFonts w:ascii="Times New Roman" w:hAnsi="Times New Roman" w:cs="Times New Roman"/>
-          <w:sz w:val="24"/>
-          <w:szCs w:val="24"/>
-        </w:rPr>
-      </w:pPr>
-    </w:p>
-    <w:p>
-      <w:pPr>
-        <w:ind w:firstLine="720"/>
+          <w:b/>
+          <w:bCs/>
+          <w:sz w:val="28"/>
+          <w:szCs w:val="28"/>
+        </w:rPr>
+      </w:pPr>
+    </w:p>
+    <w:p>
+      <w:pPr>
+        <w:pStyle w:val="ListParagraph"/>
+        <w:spacing w:line="360" w:lineRule="auto"/>
+        <w:ind w:left="780"/>
+        <w:rPr>
+          <w:rFonts w:ascii="Times New Roman" w:hAnsi="Times New Roman" w:cs="Times New Roman"/>
+          <w:b/>
+          <w:bCs/>
+          <w:sz w:val="28"/>
+          <w:szCs w:val="28"/>
+        </w:rPr>
+      </w:pPr>
+    </w:p>
+    <w:p>
+      <w:pPr>
+        <w:spacing w:line="360" w:lineRule="auto"/>
+        <w:ind w:left="780"/>
         <w:rPr>
           <w:rFonts w:ascii="Times New Roman" w:hAnsi="Times New Roman" w:cs="Times New Roman"/>
           <w:sz w:val="24"/>
@@ -6167,7 +5935,7 @@
           <w:szCs w:val="24"/>
         </w:rPr>
         <w:drawing>
-          <wp:anchor distT="0" distB="0" distL="114300" distR="114300" simplePos="0" relativeHeight="251661312" behindDoc="0" locked="0" layoutInCell="1" allowOverlap="1" wp14:anchorId="2949201A" wp14:editId="6B9F1A30">
+          <wp:anchor distT="0" distB="0" distL="114300" distR="114300" simplePos="0" relativeHeight="251661312" behindDoc="0" locked="0" layoutInCell="1" allowOverlap="1" wp14:anchorId="2949201A" wp14:editId="541EE511">
             <wp:simplePos x="0" y="0"/>
             <wp:positionH relativeFrom="margin">
               <wp:align>center</wp:align>
@@ -6190,7 +5958,7 @@
                     <pic:cNvPicPr/>
                   </pic:nvPicPr>
                   <pic:blipFill>
-                    <a:blip r:embed="rId14">
+                    <a:blip r:embed="rId13">
                       <a:extLst>
                         <a:ext uri="{28A0092B-C50C-407E-A947-70E740481C1C}">
                           <a14:useLocalDpi xmlns:a14="http://schemas.microsoft.com/office/drawing/2010/main" val="0"/>
@@ -6222,23 +5990,42 @@
       <w:r>
         <w:rPr>
           <w:rFonts w:ascii="Times New Roman" w:hAnsi="Times New Roman" w:cs="Times New Roman"/>
+          <w:sz w:val="24"/>
+          <w:szCs w:val="24"/>
+        </w:rPr>
+        <w:br w:type="page"/>
+      </w:r>
+    </w:p>
+    <w:p>
+      <w:pPr>
+        <w:ind w:firstLine="720"/>
+        <w:rPr>
+          <w:rFonts w:ascii="Times New Roman" w:hAnsi="Times New Roman" w:cs="Times New Roman"/>
+          <w:sz w:val="24"/>
+          <w:szCs w:val="24"/>
+        </w:rPr>
+      </w:pPr>
+      <w:r>
+        <w:rPr>
+          <w:rFonts w:ascii="Times New Roman" w:hAnsi="Times New Roman" w:cs="Times New Roman"/>
           <w:noProof/>
           <w:sz w:val="24"/>
           <w:szCs w:val="24"/>
         </w:rPr>
+        <w:lastRenderedPageBreak/>
         <w:drawing>
-          <wp:anchor distT="0" distB="0" distL="114300" distR="114300" simplePos="0" relativeHeight="251664384" behindDoc="0" locked="0" layoutInCell="1" allowOverlap="1" wp14:anchorId="3C48BBD9" wp14:editId="688E3B81">
+          <wp:anchor distT="0" distB="0" distL="114300" distR="114300" simplePos="0" relativeHeight="251668480" behindDoc="0" locked="0" layoutInCell="1" allowOverlap="1" wp14:anchorId="6D4F8702" wp14:editId="45A19D21">
             <wp:simplePos x="0" y="0"/>
-            <wp:positionH relativeFrom="margin">
-              <wp:align>center</wp:align>
+            <wp:positionH relativeFrom="column">
+              <wp:posOffset>152400</wp:posOffset>
             </wp:positionH>
             <wp:positionV relativeFrom="paragraph">
-              <wp:posOffset>5715</wp:posOffset>
+              <wp:posOffset>0</wp:posOffset>
             </wp:positionV>
-            <wp:extent cx="4860290" cy="2773680"/>
-            <wp:effectExtent l="0" t="0" r="0" b="7620"/>
+            <wp:extent cx="5706271" cy="1752845"/>
+            <wp:effectExtent l="0" t="0" r="0" b="0"/>
             <wp:wrapNone/>
-            <wp:docPr id="316389645" name="Picture 4"/>
+            <wp:docPr id="1676382890" name="Picture 2"/>
             <wp:cNvGraphicFramePr>
               <a:graphicFrameLocks xmlns:a="http://schemas.openxmlformats.org/drawingml/2006/main" noChangeAspect="1"/>
             </wp:cNvGraphicFramePr>
@@ -6246,7 +6033,154 @@
               <a:graphicData uri="http://schemas.openxmlformats.org/drawingml/2006/picture">
                 <pic:pic xmlns:pic="http://schemas.openxmlformats.org/drawingml/2006/picture">
                   <pic:nvPicPr>
-                    <pic:cNvPr id="316389645" name="Picture 316389645"/>
+                    <pic:cNvPr id="1676382890" name="Picture 1676382890"/>
+                    <pic:cNvPicPr/>
+                  </pic:nvPicPr>
+                  <pic:blipFill>
+                    <a:blip r:embed="rId14">
+                      <a:extLst>
+                        <a:ext uri="{28A0092B-C50C-407E-A947-70E740481C1C}">
+                          <a14:useLocalDpi xmlns:a14="http://schemas.microsoft.com/office/drawing/2010/main" val="0"/>
+                        </a:ext>
+                      </a:extLst>
+                    </a:blip>
+                    <a:stretch>
+                      <a:fillRect/>
+                    </a:stretch>
+                  </pic:blipFill>
+                  <pic:spPr>
+                    <a:xfrm>
+                      <a:off x="0" y="0"/>
+                      <a:ext cx="5706271" cy="1752845"/>
+                    </a:xfrm>
+                    <a:prstGeom prst="rect">
+                      <a:avLst/>
+                    </a:prstGeom>
+                  </pic:spPr>
+                </pic:pic>
+              </a:graphicData>
+            </a:graphic>
+          </wp:anchor>
+        </w:drawing>
+      </w:r>
+    </w:p>
+    <w:p>
+      <w:pPr>
+        <w:rPr>
+          <w:rFonts w:ascii="Times New Roman" w:hAnsi="Times New Roman" w:cs="Times New Roman"/>
+          <w:sz w:val="24"/>
+          <w:szCs w:val="24"/>
+        </w:rPr>
+      </w:pPr>
+    </w:p>
+    <w:p>
+      <w:pPr>
+        <w:rPr>
+          <w:rFonts w:ascii="Times New Roman" w:hAnsi="Times New Roman" w:cs="Times New Roman"/>
+          <w:sz w:val="24"/>
+          <w:szCs w:val="24"/>
+        </w:rPr>
+      </w:pPr>
+    </w:p>
+    <w:p>
+      <w:pPr>
+        <w:rPr>
+          <w:rFonts w:ascii="Times New Roman" w:hAnsi="Times New Roman" w:cs="Times New Roman"/>
+          <w:sz w:val="24"/>
+          <w:szCs w:val="24"/>
+        </w:rPr>
+      </w:pPr>
+    </w:p>
+    <w:p>
+      <w:pPr>
+        <w:rPr>
+          <w:rFonts w:ascii="Times New Roman" w:hAnsi="Times New Roman" w:cs="Times New Roman"/>
+          <w:sz w:val="24"/>
+          <w:szCs w:val="24"/>
+        </w:rPr>
+      </w:pPr>
+    </w:p>
+    <w:p>
+      <w:pPr>
+        <w:rPr>
+          <w:rFonts w:ascii="Times New Roman" w:hAnsi="Times New Roman" w:cs="Times New Roman"/>
+          <w:sz w:val="24"/>
+          <w:szCs w:val="24"/>
+        </w:rPr>
+      </w:pPr>
+    </w:p>
+    <w:p>
+      <w:pPr>
+        <w:rPr>
+          <w:rFonts w:ascii="Times New Roman" w:hAnsi="Times New Roman" w:cs="Times New Roman"/>
+          <w:sz w:val="24"/>
+          <w:szCs w:val="24"/>
+        </w:rPr>
+      </w:pPr>
+    </w:p>
+    <w:p>
+      <w:pPr>
+        <w:pStyle w:val="ListParagraph"/>
+        <w:numPr>
+          <w:ilvl w:val="0"/>
+          <w:numId w:val="57"/>
+        </w:numPr>
+        <w:rPr>
+          <w:rFonts w:ascii="Times New Roman" w:hAnsi="Times New Roman" w:cs="Times New Roman"/>
+          <w:sz w:val="28"/>
+          <w:szCs w:val="28"/>
+        </w:rPr>
+      </w:pPr>
+      <w:r>
+        <w:rPr>
+          <w:rFonts w:ascii="Times New Roman" w:hAnsi="Times New Roman" w:cs="Times New Roman"/>
+          <w:b/>
+          <w:bCs/>
+          <w:sz w:val="28"/>
+          <w:szCs w:val="28"/>
+        </w:rPr>
+        <w:t>Available operations</w:t>
+      </w:r>
+    </w:p>
+    <w:p>
+      <w:pPr>
+        <w:pStyle w:val="ListParagraph"/>
+        <w:ind w:left="360"/>
+        <w:rPr>
+          <w:rFonts w:ascii="Times New Roman" w:hAnsi="Times New Roman" w:cs="Times New Roman"/>
+          <w:sz w:val="24"/>
+          <w:szCs w:val="24"/>
+        </w:rPr>
+      </w:pPr>
+    </w:p>
+    <w:p>
+      <w:pPr>
+        <w:rPr>
+          <w:rFonts w:ascii="Times New Roman" w:hAnsi="Times New Roman" w:cs="Times New Roman"/>
+          <w:sz w:val="24"/>
+          <w:szCs w:val="24"/>
+        </w:rPr>
+      </w:pPr>
+      <w:r>
+        <w:rPr>
+          <w:rFonts w:ascii="Times New Roman" w:hAnsi="Times New Roman" w:cs="Times New Roman"/>
+          <w:noProof/>
+          <w:sz w:val="24"/>
+          <w:szCs w:val="24"/>
+        </w:rPr>
+        <w:drawing>
+          <wp:inline distT="0" distB="0" distL="0" distR="0" wp14:anchorId="6DDDBEF8" wp14:editId="41DD35F8">
+            <wp:extent cx="5810250" cy="2867025"/>
+            <wp:effectExtent l="0" t="0" r="0" b="9525"/>
+            <wp:docPr id="911247129" name="Picture 3"/>
+            <wp:cNvGraphicFramePr>
+              <a:graphicFrameLocks xmlns:a="http://schemas.openxmlformats.org/drawingml/2006/main" noChangeAspect="1"/>
+            </wp:cNvGraphicFramePr>
+            <a:graphic xmlns:a="http://schemas.openxmlformats.org/drawingml/2006/main">
+              <a:graphicData uri="http://schemas.openxmlformats.org/drawingml/2006/picture">
+                <pic:pic xmlns:pic="http://schemas.openxmlformats.org/drawingml/2006/picture">
+                  <pic:nvPicPr>
+                    <pic:cNvPr id="911247129" name="Picture 911247129"/>
                     <pic:cNvPicPr/>
                   </pic:nvPicPr>
                   <pic:blipFill>
@@ -6264,237 +6198,7 @@
                   <pic:spPr>
                     <a:xfrm>
                       <a:off x="0" y="0"/>
-                      <a:ext cx="4860290" cy="2773680"/>
-                    </a:xfrm>
-                    <a:prstGeom prst="rect">
-                      <a:avLst/>
-                    </a:prstGeom>
-                  </pic:spPr>
-                </pic:pic>
-              </a:graphicData>
-            </a:graphic>
-          </wp:anchor>
-        </w:drawing>
-      </w:r>
-      <w:r>
-        <w:rPr>
-          <w:rFonts w:ascii="Times New Roman" w:hAnsi="Times New Roman" w:cs="Times New Roman"/>
-          <w:sz w:val="24"/>
-          <w:szCs w:val="24"/>
-        </w:rPr>
-        <w:br w:type="page"/>
-      </w:r>
-    </w:p>
-    <w:p>
-      <w:pPr>
-        <w:ind w:firstLine="720"/>
-        <w:rPr>
-          <w:rFonts w:ascii="Times New Roman" w:hAnsi="Times New Roman" w:cs="Times New Roman"/>
-          <w:sz w:val="24"/>
-          <w:szCs w:val="24"/>
-        </w:rPr>
-      </w:pPr>
-      <w:r>
-        <w:rPr>
-          <w:rFonts w:ascii="Times New Roman" w:hAnsi="Times New Roman" w:cs="Times New Roman"/>
-          <w:noProof/>
-          <w:sz w:val="24"/>
-          <w:szCs w:val="24"/>
-        </w:rPr>
-        <w:lastRenderedPageBreak/>
-        <w:drawing>
-          <wp:anchor distT="0" distB="0" distL="114300" distR="114300" simplePos="0" relativeHeight="251665408" behindDoc="0" locked="0" layoutInCell="1" allowOverlap="1" wp14:anchorId="12EC0DB1" wp14:editId="65ED0F14">
-            <wp:simplePos x="0" y="0"/>
-            <wp:positionH relativeFrom="column">
-              <wp:posOffset>38100</wp:posOffset>
-            </wp:positionH>
-            <wp:positionV relativeFrom="paragraph">
-              <wp:posOffset>83820</wp:posOffset>
-            </wp:positionV>
-            <wp:extent cx="5615940" cy="2637724"/>
-            <wp:effectExtent l="0" t="0" r="3810" b="0"/>
-            <wp:wrapNone/>
-            <wp:docPr id="339972572" name="Picture 3"/>
-            <wp:cNvGraphicFramePr>
-              <a:graphicFrameLocks xmlns:a="http://schemas.openxmlformats.org/drawingml/2006/main" noChangeAspect="1"/>
-            </wp:cNvGraphicFramePr>
-            <a:graphic xmlns:a="http://schemas.openxmlformats.org/drawingml/2006/main">
-              <a:graphicData uri="http://schemas.openxmlformats.org/drawingml/2006/picture">
-                <pic:pic xmlns:pic="http://schemas.openxmlformats.org/drawingml/2006/picture">
-                  <pic:nvPicPr>
-                    <pic:cNvPr id="339972572" name="Picture 3"/>
-                    <pic:cNvPicPr/>
-                  </pic:nvPicPr>
-                  <pic:blipFill>
-                    <a:blip r:embed="rId16">
-                      <a:extLst>
-                        <a:ext uri="{28A0092B-C50C-407E-A947-70E740481C1C}">
-                          <a14:useLocalDpi xmlns:a14="http://schemas.microsoft.com/office/drawing/2010/main" val="0"/>
-                        </a:ext>
-                      </a:extLst>
-                    </a:blip>
-                    <a:stretch>
-                      <a:fillRect/>
-                    </a:stretch>
-                  </pic:blipFill>
-                  <pic:spPr>
-                    <a:xfrm>
-                      <a:off x="0" y="0"/>
-                      <a:ext cx="5639448" cy="2648765"/>
-                    </a:xfrm>
-                    <a:prstGeom prst="rect">
-                      <a:avLst/>
-                    </a:prstGeom>
-                  </pic:spPr>
-                </pic:pic>
-              </a:graphicData>
-            </a:graphic>
-            <wp14:sizeRelH relativeFrom="margin">
-              <wp14:pctWidth>0</wp14:pctWidth>
-            </wp14:sizeRelH>
-          </wp:anchor>
-        </w:drawing>
-      </w:r>
-    </w:p>
-    <w:p>
-      <w:pPr>
-        <w:rPr>
-          <w:rFonts w:ascii="Times New Roman" w:hAnsi="Times New Roman" w:cs="Times New Roman"/>
-          <w:sz w:val="24"/>
-          <w:szCs w:val="24"/>
-        </w:rPr>
-      </w:pPr>
-    </w:p>
-    <w:p>
-      <w:pPr>
-        <w:rPr>
-          <w:rFonts w:ascii="Times New Roman" w:hAnsi="Times New Roman" w:cs="Times New Roman"/>
-          <w:sz w:val="24"/>
-          <w:szCs w:val="24"/>
-        </w:rPr>
-      </w:pPr>
-    </w:p>
-    <w:p>
-      <w:pPr>
-        <w:rPr>
-          <w:rFonts w:ascii="Times New Roman" w:hAnsi="Times New Roman" w:cs="Times New Roman"/>
-          <w:sz w:val="24"/>
-          <w:szCs w:val="24"/>
-        </w:rPr>
-      </w:pPr>
-    </w:p>
-    <w:p>
-      <w:pPr>
-        <w:rPr>
-          <w:rFonts w:ascii="Times New Roman" w:hAnsi="Times New Roman" w:cs="Times New Roman"/>
-          <w:sz w:val="24"/>
-          <w:szCs w:val="24"/>
-        </w:rPr>
-      </w:pPr>
-    </w:p>
-    <w:p>
-      <w:pPr>
-        <w:rPr>
-          <w:rFonts w:ascii="Times New Roman" w:hAnsi="Times New Roman" w:cs="Times New Roman"/>
-          <w:sz w:val="24"/>
-          <w:szCs w:val="24"/>
-        </w:rPr>
-      </w:pPr>
-    </w:p>
-    <w:p>
-      <w:pPr>
-        <w:rPr>
-          <w:rFonts w:ascii="Times New Roman" w:hAnsi="Times New Roman" w:cs="Times New Roman"/>
-          <w:sz w:val="24"/>
-          <w:szCs w:val="24"/>
-        </w:rPr>
-      </w:pPr>
-    </w:p>
-    <w:p>
-      <w:pPr>
-        <w:rPr>
-          <w:rFonts w:ascii="Times New Roman" w:hAnsi="Times New Roman" w:cs="Times New Roman"/>
-          <w:sz w:val="24"/>
-          <w:szCs w:val="24"/>
-        </w:rPr>
-      </w:pPr>
-    </w:p>
-    <w:p>
-      <w:pPr>
-        <w:rPr>
-          <w:rFonts w:ascii="Times New Roman" w:hAnsi="Times New Roman" w:cs="Times New Roman"/>
-          <w:sz w:val="24"/>
-          <w:szCs w:val="24"/>
-        </w:rPr>
-      </w:pPr>
-    </w:p>
-    <w:p>
-      <w:pPr>
-        <w:rPr>
-          <w:rFonts w:ascii="Times New Roman" w:hAnsi="Times New Roman" w:cs="Times New Roman"/>
-          <w:sz w:val="24"/>
-          <w:szCs w:val="24"/>
-        </w:rPr>
-      </w:pPr>
-    </w:p>
-    <w:p>
-      <w:pPr>
-        <w:tabs>
-          <w:tab w:val="left" w:pos="2160"/>
-        </w:tabs>
-        <w:rPr>
-          <w:rFonts w:ascii="Times New Roman" w:hAnsi="Times New Roman" w:cs="Times New Roman"/>
-          <w:noProof/>
-          <w:sz w:val="24"/>
-          <w:szCs w:val="24"/>
-        </w:rPr>
-      </w:pPr>
-      <w:r>
-        <w:rPr>
-          <w:rFonts w:ascii="Times New Roman" w:hAnsi="Times New Roman" w:cs="Times New Roman"/>
-          <w:sz w:val="24"/>
-          <w:szCs w:val="24"/>
-        </w:rPr>
-        <w:tab/>
-      </w:r>
-      <w:r>
-        <w:rPr>
-          <w:rFonts w:ascii="Times New Roman" w:hAnsi="Times New Roman" w:cs="Times New Roman"/>
-          <w:noProof/>
-          <w:sz w:val="24"/>
-          <w:szCs w:val="24"/>
-        </w:rPr>
-        <w:drawing>
-          <wp:inline distT="0" distB="0" distL="0" distR="0" wp14:anchorId="77807418" wp14:editId="7A122441">
-            <wp:extent cx="5731510" cy="4319905"/>
-            <wp:effectExtent l="0" t="0" r="2540" b="4445"/>
-            <wp:docPr id="783848242" name="Picture 5"/>
-            <wp:cNvGraphicFramePr>
-              <a:graphicFrameLocks xmlns:a="http://schemas.openxmlformats.org/drawingml/2006/main" noChangeAspect="1"/>
-            </wp:cNvGraphicFramePr>
-            <a:graphic xmlns:a="http://schemas.openxmlformats.org/drawingml/2006/main">
-              <a:graphicData uri="http://schemas.openxmlformats.org/drawingml/2006/picture">
-                <pic:pic xmlns:pic="http://schemas.openxmlformats.org/drawingml/2006/picture">
-                  <pic:nvPicPr>
-                    <pic:cNvPr id="783848242" name="Picture 783848242"/>
-                    <pic:cNvPicPr/>
-                  </pic:nvPicPr>
-                  <pic:blipFill>
-                    <a:blip r:embed="rId17">
-                      <a:extLst>
-                        <a:ext uri="{28A0092B-C50C-407E-A947-70E740481C1C}">
-                          <a14:useLocalDpi xmlns:a14="http://schemas.microsoft.com/office/drawing/2010/main" val="0"/>
-                        </a:ext>
-                      </a:extLst>
-                    </a:blip>
-                    <a:stretch>
-                      <a:fillRect/>
-                    </a:stretch>
-                  </pic:blipFill>
-                  <pic:spPr>
-                    <a:xfrm>
-                      <a:off x="0" y="0"/>
-                      <a:ext cx="5731510" cy="4319905"/>
+                      <a:ext cx="5811061" cy="2867425"/>
                     </a:xfrm>
                     <a:prstGeom prst="rect">
                       <a:avLst/>
@@ -6509,17 +6213,180 @@
     </w:p>
     <w:p>
       <w:pPr>
-        <w:rPr>
-          <w:rFonts w:ascii="Times New Roman" w:hAnsi="Times New Roman" w:cs="Times New Roman"/>
+        <w:spacing w:line="360" w:lineRule="auto"/>
+        <w:rPr>
+          <w:rFonts w:ascii="Times New Roman" w:hAnsi="Times New Roman" w:cs="Times New Roman"/>
+          <w:sz w:val="24"/>
+          <w:szCs w:val="24"/>
+        </w:rPr>
+      </w:pPr>
+    </w:p>
+    <w:p>
+      <w:pPr>
+        <w:pStyle w:val="ListParagraph"/>
+        <w:numPr>
+          <w:ilvl w:val="0"/>
+          <w:numId w:val="57"/>
+        </w:numPr>
+        <w:tabs>
+          <w:tab w:val="left" w:pos="2160"/>
+        </w:tabs>
+        <w:spacing w:line="360" w:lineRule="auto"/>
+        <w:rPr>
+          <w:rFonts w:ascii="Times New Roman" w:hAnsi="Times New Roman" w:cs="Times New Roman"/>
+          <w:b/>
+          <w:bCs/>
           <w:noProof/>
-          <w:sz w:val="24"/>
-          <w:szCs w:val="24"/>
-        </w:rPr>
-      </w:pPr>
-      <w:r>
-        <w:rPr>
-          <w:rFonts w:ascii="Times New Roman" w:hAnsi="Times New Roman" w:cs="Times New Roman"/>
+          <w:sz w:val="28"/>
+          <w:szCs w:val="28"/>
+        </w:rPr>
+      </w:pPr>
+      <w:r>
+        <w:rPr>
+          <w:rFonts w:ascii="Times New Roman" w:hAnsi="Times New Roman" w:cs="Times New Roman"/>
+          <w:b/>
+          <w:bCs/>
           <w:noProof/>
+          <w:sz w:val="28"/>
+          <w:szCs w:val="28"/>
+        </w:rPr>
+        <w:t>Data Validation</w:t>
+      </w:r>
+    </w:p>
+    <w:p>
+      <w:pPr>
+        <w:pStyle w:val="ListParagraph"/>
+        <w:numPr>
+          <w:ilvl w:val="0"/>
+          <w:numId w:val="63"/>
+        </w:numPr>
+        <w:tabs>
+          <w:tab w:val="left" w:pos="2160"/>
+        </w:tabs>
+        <w:spacing w:line="360" w:lineRule="auto"/>
+        <w:rPr>
+          <w:rFonts w:ascii="Times New Roman" w:hAnsi="Times New Roman" w:cs="Times New Roman"/>
+          <w:b/>
+          <w:bCs/>
+          <w:noProof/>
+          <w:sz w:val="28"/>
+          <w:szCs w:val="28"/>
+        </w:rPr>
+      </w:pPr>
+      <w:r>
+        <w:rPr>
+          <w:rFonts w:ascii="Times New Roman" w:hAnsi="Times New Roman" w:cs="Times New Roman"/>
+          <w:noProof/>
+          <w:sz w:val="28"/>
+          <w:szCs w:val="28"/>
+        </w:rPr>
+        <w:t>ISBN format: 4-digit number</w:t>
+      </w:r>
+    </w:p>
+    <w:p>
+      <w:pPr>
+        <w:pStyle w:val="ListParagraph"/>
+        <w:numPr>
+          <w:ilvl w:val="0"/>
+          <w:numId w:val="63"/>
+        </w:numPr>
+        <w:tabs>
+          <w:tab w:val="left" w:pos="2160"/>
+        </w:tabs>
+        <w:spacing w:line="360" w:lineRule="auto"/>
+        <w:rPr>
+          <w:rFonts w:ascii="Times New Roman" w:hAnsi="Times New Roman" w:cs="Times New Roman"/>
+          <w:b/>
+          <w:bCs/>
+          <w:noProof/>
+          <w:sz w:val="28"/>
+          <w:szCs w:val="28"/>
+        </w:rPr>
+      </w:pPr>
+      <w:r>
+        <w:rPr>
+          <w:rFonts w:ascii="Times New Roman" w:hAnsi="Times New Roman" w:cs="Times New Roman"/>
+          <w:noProof/>
+          <w:sz w:val="28"/>
+          <w:szCs w:val="28"/>
+        </w:rPr>
+        <w:t>Member ID verification before operation</w:t>
+      </w:r>
+    </w:p>
+    <w:p>
+      <w:pPr>
+        <w:pStyle w:val="ListParagraph"/>
+        <w:numPr>
+          <w:ilvl w:val="0"/>
+          <w:numId w:val="63"/>
+        </w:numPr>
+        <w:tabs>
+          <w:tab w:val="left" w:pos="2160"/>
+        </w:tabs>
+        <w:spacing w:line="360" w:lineRule="auto"/>
+        <w:rPr>
+          <w:rFonts w:ascii="Times New Roman" w:hAnsi="Times New Roman" w:cs="Times New Roman"/>
+          <w:b/>
+          <w:bCs/>
+          <w:noProof/>
+          <w:sz w:val="28"/>
+          <w:szCs w:val="28"/>
+        </w:rPr>
+      </w:pPr>
+      <w:r>
+        <w:rPr>
+          <w:rFonts w:ascii="Times New Roman" w:hAnsi="Times New Roman" w:cs="Times New Roman"/>
+          <w:noProof/>
+          <w:sz w:val="28"/>
+          <w:szCs w:val="28"/>
+        </w:rPr>
+        <w:t>Available sattus checking for books</w:t>
+      </w:r>
+    </w:p>
+    <w:p>
+      <w:pPr>
+        <w:pStyle w:val="ListParagraph"/>
+        <w:numPr>
+          <w:ilvl w:val="0"/>
+          <w:numId w:val="63"/>
+        </w:numPr>
+        <w:tabs>
+          <w:tab w:val="left" w:pos="2160"/>
+        </w:tabs>
+        <w:spacing w:line="360" w:lineRule="auto"/>
+        <w:rPr>
+          <w:rFonts w:ascii="Times New Roman" w:hAnsi="Times New Roman" w:cs="Times New Roman"/>
+          <w:b/>
+          <w:bCs/>
+          <w:noProof/>
+          <w:sz w:val="28"/>
+          <w:szCs w:val="28"/>
+        </w:rPr>
+      </w:pPr>
+      <w:r>
+        <w:rPr>
+          <w:rFonts w:ascii="Times New Roman" w:hAnsi="Times New Roman" w:cs="Times New Roman"/>
+          <w:noProof/>
+          <w:sz w:val="28"/>
+          <w:szCs w:val="28"/>
+        </w:rPr>
+        <w:t>Due date tracking for borrowing books</w:t>
+      </w:r>
+    </w:p>
+    <w:p>
+      <w:pPr>
+        <w:spacing w:line="360" w:lineRule="auto"/>
+        <w:rPr>
+          <w:rFonts w:ascii="Times New Roman" w:hAnsi="Times New Roman" w:cs="Times New Roman"/>
+          <w:noProof/>
+          <w:sz w:val="24"/>
+          <w:szCs w:val="24"/>
+        </w:rPr>
+      </w:pPr>
+      <w:r>
+        <w:rPr>
+          <w:rFonts w:ascii="Times New Roman" w:hAnsi="Times New Roman" w:cs="Times New Roman"/>
+          <w:noProof/>
           <w:sz w:val="24"/>
           <w:szCs w:val="24"/>
         </w:rPr>
@@ -6528,6 +6395,787 @@
     </w:p>
     <w:p>
       <w:pPr>
+        <w:rPr>
+          <w:rFonts w:ascii="Times New Roman" w:hAnsi="Times New Roman" w:cs="Times New Roman"/>
+          <w:noProof/>
+          <w:sz w:val="24"/>
+          <w:szCs w:val="24"/>
+        </w:rPr>
+      </w:pPr>
+    </w:p>
+    <w:p>
+      <w:pPr>
+        <w:rPr>
+          <w:rFonts w:ascii="Times New Roman" w:hAnsi="Times New Roman" w:cs="Times New Roman"/>
+          <w:noProof/>
+          <w:sz w:val="24"/>
+          <w:szCs w:val="24"/>
+        </w:rPr>
+      </w:pPr>
+    </w:p>
+    <w:p>
+      <w:pPr>
+        <w:rPr>
+          <w:rFonts w:ascii="Times New Roman" w:hAnsi="Times New Roman" w:cs="Times New Roman"/>
+          <w:b/>
+          <w:bCs/>
+          <w:noProof/>
+          <w:sz w:val="28"/>
+          <w:szCs w:val="28"/>
+        </w:rPr>
+      </w:pPr>
+      <w:r>
+        <w:rPr>
+          <w:rFonts w:ascii="Times New Roman" w:hAnsi="Times New Roman" w:cs="Times New Roman"/>
+          <w:b/>
+          <w:bCs/>
+          <w:noProof/>
+          <w:sz w:val="28"/>
+          <w:szCs w:val="28"/>
+        </w:rPr>
+        <w:lastRenderedPageBreak/>
+        <w:t>4.2 Conclusion</w:t>
+      </w:r>
+    </w:p>
+    <w:p>
+      <w:pPr>
+        <w:spacing w:line="360" w:lineRule="auto"/>
+        <w:rPr>
+          <w:rFonts w:ascii="Times New Roman" w:hAnsi="Times New Roman" w:cs="Times New Roman"/>
+          <w:noProof/>
+          <w:sz w:val="24"/>
+          <w:szCs w:val="24"/>
+        </w:rPr>
+      </w:pPr>
+      <w:r>
+        <w:rPr>
+          <w:rFonts w:ascii="Times New Roman" w:hAnsi="Times New Roman" w:cs="Times New Roman"/>
+          <w:noProof/>
+          <w:sz w:val="24"/>
+          <w:szCs w:val="24"/>
+        </w:rPr>
+        <w:t>The Library Management System successfully implements a console-based application for managing library operations with core functionalities for book and member management.</w:t>
+      </w:r>
+    </w:p>
+    <w:p>
+      <w:pPr>
+        <w:numPr>
+          <w:ilvl w:val="0"/>
+          <w:numId w:val="64"/>
+        </w:numPr>
+        <w:spacing w:line="360" w:lineRule="auto"/>
+        <w:rPr>
+          <w:rFonts w:ascii="Times New Roman" w:hAnsi="Times New Roman" w:cs="Times New Roman"/>
+          <w:noProof/>
+          <w:sz w:val="24"/>
+          <w:szCs w:val="24"/>
+        </w:rPr>
+      </w:pPr>
+      <w:r>
+        <w:rPr>
+          <w:rFonts w:ascii="Times New Roman" w:hAnsi="Times New Roman" w:cs="Times New Roman"/>
+          <w:b/>
+          <w:bCs/>
+          <w:noProof/>
+          <w:sz w:val="24"/>
+          <w:szCs w:val="24"/>
+        </w:rPr>
+        <w:t>User-Friendly Interface</w:t>
+      </w:r>
+    </w:p>
+    <w:p>
+      <w:pPr>
+        <w:numPr>
+          <w:ilvl w:val="1"/>
+          <w:numId w:val="64"/>
+        </w:numPr>
+        <w:spacing w:line="360" w:lineRule="auto"/>
+        <w:rPr>
+          <w:rFonts w:ascii="Times New Roman" w:hAnsi="Times New Roman" w:cs="Times New Roman"/>
+          <w:noProof/>
+          <w:sz w:val="24"/>
+          <w:szCs w:val="24"/>
+        </w:rPr>
+      </w:pPr>
+      <w:r>
+        <w:rPr>
+          <w:rFonts w:ascii="Times New Roman" w:hAnsi="Times New Roman" w:cs="Times New Roman"/>
+          <w:noProof/>
+          <w:sz w:val="24"/>
+          <w:szCs w:val="24"/>
+        </w:rPr>
+        <w:t>Clear menu system</w:t>
+      </w:r>
+    </w:p>
+    <w:p>
+      <w:pPr>
+        <w:numPr>
+          <w:ilvl w:val="1"/>
+          <w:numId w:val="64"/>
+        </w:numPr>
+        <w:spacing w:line="360" w:lineRule="auto"/>
+        <w:rPr>
+          <w:rFonts w:ascii="Times New Roman" w:hAnsi="Times New Roman" w:cs="Times New Roman"/>
+          <w:noProof/>
+          <w:sz w:val="24"/>
+          <w:szCs w:val="24"/>
+        </w:rPr>
+      </w:pPr>
+      <w:r>
+        <w:rPr>
+          <w:rFonts w:ascii="Times New Roman" w:hAnsi="Times New Roman" w:cs="Times New Roman"/>
+          <w:noProof/>
+          <w:sz w:val="24"/>
+          <w:szCs w:val="24"/>
+        </w:rPr>
+        <w:t>Intuitive command structure</w:t>
+      </w:r>
+    </w:p>
+    <w:p>
+      <w:pPr>
+        <w:numPr>
+          <w:ilvl w:val="1"/>
+          <w:numId w:val="64"/>
+        </w:numPr>
+        <w:spacing w:line="360" w:lineRule="auto"/>
+        <w:rPr>
+          <w:rFonts w:ascii="Times New Roman" w:hAnsi="Times New Roman" w:cs="Times New Roman"/>
+          <w:noProof/>
+          <w:sz w:val="24"/>
+          <w:szCs w:val="24"/>
+        </w:rPr>
+      </w:pPr>
+      <w:r>
+        <w:rPr>
+          <w:rFonts w:ascii="Times New Roman" w:hAnsi="Times New Roman" w:cs="Times New Roman"/>
+          <w:noProof/>
+          <w:sz w:val="24"/>
+          <w:szCs w:val="24"/>
+        </w:rPr>
+        <w:t>Informative feedback messages</w:t>
+      </w:r>
+    </w:p>
+    <w:p>
+      <w:pPr>
+        <w:numPr>
+          <w:ilvl w:val="0"/>
+          <w:numId w:val="64"/>
+        </w:numPr>
+        <w:spacing w:line="360" w:lineRule="auto"/>
+        <w:rPr>
+          <w:rFonts w:ascii="Times New Roman" w:hAnsi="Times New Roman" w:cs="Times New Roman"/>
+          <w:noProof/>
+          <w:sz w:val="24"/>
+          <w:szCs w:val="24"/>
+        </w:rPr>
+      </w:pPr>
+      <w:r>
+        <w:rPr>
+          <w:rFonts w:ascii="Times New Roman" w:hAnsi="Times New Roman" w:cs="Times New Roman"/>
+          <w:b/>
+          <w:bCs/>
+          <w:noProof/>
+          <w:sz w:val="24"/>
+          <w:szCs w:val="24"/>
+        </w:rPr>
+        <w:t>Data Management</w:t>
+      </w:r>
+    </w:p>
+    <w:p>
+      <w:pPr>
+        <w:numPr>
+          <w:ilvl w:val="1"/>
+          <w:numId w:val="64"/>
+        </w:numPr>
+        <w:spacing w:line="360" w:lineRule="auto"/>
+        <w:rPr>
+          <w:rFonts w:ascii="Times New Roman" w:hAnsi="Times New Roman" w:cs="Times New Roman"/>
+          <w:noProof/>
+          <w:sz w:val="24"/>
+          <w:szCs w:val="24"/>
+        </w:rPr>
+      </w:pPr>
+      <w:r>
+        <w:rPr>
+          <w:rFonts w:ascii="Times New Roman" w:hAnsi="Times New Roman" w:cs="Times New Roman"/>
+          <w:noProof/>
+          <w:sz w:val="24"/>
+          <w:szCs w:val="24"/>
+        </w:rPr>
+        <w:t>Efficient book tracking</w:t>
+      </w:r>
+    </w:p>
+    <w:p>
+      <w:pPr>
+        <w:numPr>
+          <w:ilvl w:val="1"/>
+          <w:numId w:val="64"/>
+        </w:numPr>
+        <w:spacing w:line="360" w:lineRule="auto"/>
+        <w:rPr>
+          <w:rFonts w:ascii="Times New Roman" w:hAnsi="Times New Roman" w:cs="Times New Roman"/>
+          <w:noProof/>
+          <w:sz w:val="24"/>
+          <w:szCs w:val="24"/>
+        </w:rPr>
+      </w:pPr>
+      <w:r>
+        <w:rPr>
+          <w:rFonts w:ascii="Times New Roman" w:hAnsi="Times New Roman" w:cs="Times New Roman"/>
+          <w:noProof/>
+          <w:sz w:val="24"/>
+          <w:szCs w:val="24"/>
+        </w:rPr>
+        <w:t>Accurate member records</w:t>
+      </w:r>
+    </w:p>
+    <w:p>
+      <w:pPr>
+        <w:numPr>
+          <w:ilvl w:val="1"/>
+          <w:numId w:val="64"/>
+        </w:numPr>
+        <w:spacing w:line="360" w:lineRule="auto"/>
+        <w:rPr>
+          <w:rFonts w:ascii="Times New Roman" w:hAnsi="Times New Roman" w:cs="Times New Roman"/>
+          <w:noProof/>
+          <w:sz w:val="24"/>
+          <w:szCs w:val="24"/>
+        </w:rPr>
+      </w:pPr>
+      <w:r>
+        <w:rPr>
+          <w:rFonts w:ascii="Times New Roman" w:hAnsi="Times New Roman" w:cs="Times New Roman"/>
+          <w:noProof/>
+          <w:sz w:val="24"/>
+          <w:szCs w:val="24"/>
+        </w:rPr>
+        <w:t>Reliable borrowing system</w:t>
+      </w:r>
+    </w:p>
+    <w:p>
+      <w:pPr>
+        <w:numPr>
+          <w:ilvl w:val="0"/>
+          <w:numId w:val="64"/>
+        </w:numPr>
+        <w:spacing w:line="360" w:lineRule="auto"/>
+        <w:rPr>
+          <w:rFonts w:ascii="Times New Roman" w:hAnsi="Times New Roman" w:cs="Times New Roman"/>
+          <w:noProof/>
+          <w:sz w:val="24"/>
+          <w:szCs w:val="24"/>
+        </w:rPr>
+      </w:pPr>
+      <w:r>
+        <w:rPr>
+          <w:rFonts w:ascii="Times New Roman" w:hAnsi="Times New Roman" w:cs="Times New Roman"/>
+          <w:b/>
+          <w:bCs/>
+          <w:noProof/>
+          <w:sz w:val="24"/>
+          <w:szCs w:val="24"/>
+        </w:rPr>
+        <w:t>System Features</w:t>
+      </w:r>
+    </w:p>
+    <w:p>
+      <w:pPr>
+        <w:numPr>
+          <w:ilvl w:val="1"/>
+          <w:numId w:val="64"/>
+        </w:numPr>
+        <w:spacing w:line="360" w:lineRule="auto"/>
+        <w:rPr>
+          <w:rFonts w:ascii="Times New Roman" w:hAnsi="Times New Roman" w:cs="Times New Roman"/>
+          <w:noProof/>
+          <w:sz w:val="24"/>
+          <w:szCs w:val="24"/>
+        </w:rPr>
+      </w:pPr>
+      <w:r>
+        <w:rPr>
+          <w:rFonts w:ascii="Times New Roman" w:hAnsi="Times New Roman" w:cs="Times New Roman"/>
+          <w:noProof/>
+          <w:sz w:val="24"/>
+          <w:szCs w:val="24"/>
+        </w:rPr>
+        <w:t>ISBN validation</w:t>
+      </w:r>
+    </w:p>
+    <w:p>
+      <w:pPr>
+        <w:numPr>
+          <w:ilvl w:val="1"/>
+          <w:numId w:val="64"/>
+        </w:numPr>
+        <w:spacing w:line="360" w:lineRule="auto"/>
+        <w:rPr>
+          <w:rFonts w:ascii="Times New Roman" w:hAnsi="Times New Roman" w:cs="Times New Roman"/>
+          <w:noProof/>
+          <w:sz w:val="24"/>
+          <w:szCs w:val="24"/>
+        </w:rPr>
+      </w:pPr>
+      <w:r>
+        <w:rPr>
+          <w:rFonts w:ascii="Times New Roman" w:hAnsi="Times New Roman" w:cs="Times New Roman"/>
+          <w:noProof/>
+          <w:sz w:val="24"/>
+          <w:szCs w:val="24"/>
+        </w:rPr>
+        <w:t>Fine calculation</w:t>
+      </w:r>
+    </w:p>
+    <w:p>
+      <w:pPr>
+        <w:numPr>
+          <w:ilvl w:val="1"/>
+          <w:numId w:val="64"/>
+        </w:numPr>
+        <w:spacing w:line="360" w:lineRule="auto"/>
+        <w:rPr>
+          <w:rFonts w:ascii="Times New Roman" w:hAnsi="Times New Roman" w:cs="Times New Roman"/>
+          <w:noProof/>
+          <w:sz w:val="24"/>
+          <w:szCs w:val="24"/>
+        </w:rPr>
+      </w:pPr>
+      <w:r>
+        <w:rPr>
+          <w:rFonts w:ascii="Times New Roman" w:hAnsi="Times New Roman" w:cs="Times New Roman"/>
+          <w:noProof/>
+          <w:sz w:val="24"/>
+          <w:szCs w:val="24"/>
+        </w:rPr>
+        <w:t>Comprehensive reporting</w:t>
+      </w:r>
+    </w:p>
+    <w:p>
+      <w:pPr>
+        <w:pStyle w:val="ListParagraph"/>
+        <w:numPr>
+          <w:ilvl w:val="0"/>
+          <w:numId w:val="64"/>
+        </w:numPr>
+        <w:spacing w:line="360" w:lineRule="auto"/>
+        <w:rPr>
+          <w:rFonts w:ascii="Times New Roman" w:hAnsi="Times New Roman" w:cs="Times New Roman"/>
+          <w:noProof/>
+          <w:sz w:val="24"/>
+          <w:szCs w:val="24"/>
+        </w:rPr>
+      </w:pPr>
+      <w:r>
+        <w:rPr>
+          <w:rFonts w:ascii="Times New Roman" w:hAnsi="Times New Roman" w:cs="Times New Roman"/>
+          <w:b/>
+          <w:bCs/>
+          <w:noProof/>
+          <w:sz w:val="24"/>
+          <w:szCs w:val="24"/>
+        </w:rPr>
+        <w:t>Technical Inprovement</w:t>
+      </w:r>
+    </w:p>
+    <w:p>
+      <w:pPr>
+        <w:pStyle w:val="ListParagraph"/>
+        <w:numPr>
+          <w:ilvl w:val="0"/>
+          <w:numId w:val="65"/>
+        </w:numPr>
+        <w:spacing w:line="360" w:lineRule="auto"/>
+        <w:rPr>
+          <w:rFonts w:ascii="Times New Roman" w:hAnsi="Times New Roman" w:cs="Times New Roman"/>
+          <w:noProof/>
+          <w:sz w:val="24"/>
+          <w:szCs w:val="24"/>
+        </w:rPr>
+      </w:pPr>
+      <w:r>
+        <w:rPr>
+          <w:rFonts w:ascii="Times New Roman" w:hAnsi="Times New Roman" w:cs="Times New Roman"/>
+          <w:noProof/>
+          <w:sz w:val="24"/>
+          <w:szCs w:val="24"/>
+        </w:rPr>
+        <w:t xml:space="preserve">Database Integration </w:t>
+      </w:r>
+    </w:p>
+    <w:p>
+      <w:pPr>
+        <w:pStyle w:val="ListParagraph"/>
+        <w:numPr>
+          <w:ilvl w:val="0"/>
+          <w:numId w:val="65"/>
+        </w:numPr>
+        <w:spacing w:line="360" w:lineRule="auto"/>
+        <w:rPr>
+          <w:rFonts w:ascii="Times New Roman" w:hAnsi="Times New Roman" w:cs="Times New Roman"/>
+          <w:noProof/>
+          <w:sz w:val="24"/>
+          <w:szCs w:val="24"/>
+        </w:rPr>
+      </w:pPr>
+      <w:r>
+        <w:rPr>
+          <w:rFonts w:ascii="Times New Roman" w:hAnsi="Times New Roman" w:cs="Times New Roman"/>
+          <w:noProof/>
+          <w:sz w:val="24"/>
+          <w:szCs w:val="24"/>
+        </w:rPr>
+        <w:t>Advance search algorithm</w:t>
+      </w:r>
+    </w:p>
+    <w:p>
+      <w:pPr>
+        <w:pStyle w:val="ListParagraph"/>
+        <w:numPr>
+          <w:ilvl w:val="0"/>
+          <w:numId w:val="65"/>
+        </w:numPr>
+        <w:spacing w:line="360" w:lineRule="auto"/>
+        <w:rPr>
+          <w:rFonts w:ascii="Times New Roman" w:hAnsi="Times New Roman" w:cs="Times New Roman"/>
+          <w:noProof/>
+          <w:sz w:val="24"/>
+          <w:szCs w:val="24"/>
+        </w:rPr>
+      </w:pPr>
+      <w:r>
+        <w:rPr>
+          <w:rFonts w:ascii="Times New Roman" w:hAnsi="Times New Roman" w:cs="Times New Roman"/>
+          <w:noProof/>
+          <w:sz w:val="24"/>
+          <w:szCs w:val="24"/>
+        </w:rPr>
+        <w:t>Data persistence</w:t>
+      </w:r>
+    </w:p>
+    <w:p>
+      <w:pPr>
+        <w:spacing w:line="360" w:lineRule="auto"/>
+        <w:rPr>
+          <w:rFonts w:ascii="Times New Roman" w:hAnsi="Times New Roman" w:cs="Times New Roman"/>
+          <w:noProof/>
+          <w:sz w:val="24"/>
+          <w:szCs w:val="24"/>
+        </w:rPr>
+      </w:pPr>
+    </w:p>
+    <w:p>
+      <w:pPr>
+        <w:spacing w:line="360" w:lineRule="auto"/>
+        <w:rPr>
+          <w:rFonts w:ascii="Times New Roman" w:hAnsi="Times New Roman" w:cs="Times New Roman"/>
+          <w:noProof/>
+          <w:sz w:val="24"/>
+          <w:szCs w:val="24"/>
+        </w:rPr>
+      </w:pPr>
+    </w:p>
+    <w:p>
+      <w:pPr>
+        <w:spacing w:line="360" w:lineRule="auto"/>
+        <w:rPr>
+          <w:rFonts w:ascii="Times New Roman" w:hAnsi="Times New Roman" w:cs="Times New Roman"/>
+          <w:noProof/>
+          <w:sz w:val="24"/>
+          <w:szCs w:val="24"/>
+        </w:rPr>
+      </w:pPr>
+    </w:p>
+    <w:p>
+      <w:pPr>
+        <w:spacing w:line="360" w:lineRule="auto"/>
+        <w:rPr>
+          <w:rFonts w:ascii="Times New Roman" w:hAnsi="Times New Roman" w:cs="Times New Roman"/>
+          <w:noProof/>
+          <w:sz w:val="24"/>
+          <w:szCs w:val="24"/>
+        </w:rPr>
+      </w:pPr>
+    </w:p>
+    <w:p>
+      <w:pPr>
+        <w:spacing w:line="360" w:lineRule="auto"/>
+        <w:rPr>
+          <w:rFonts w:ascii="Times New Roman" w:hAnsi="Times New Roman" w:cs="Times New Roman"/>
+          <w:noProof/>
+          <w:sz w:val="24"/>
+          <w:szCs w:val="24"/>
+        </w:rPr>
+      </w:pPr>
+    </w:p>
+    <w:p>
+      <w:pPr>
+        <w:spacing w:line="360" w:lineRule="auto"/>
+        <w:rPr>
+          <w:rFonts w:ascii="Times New Roman" w:hAnsi="Times New Roman" w:cs="Times New Roman"/>
+          <w:noProof/>
+          <w:sz w:val="24"/>
+          <w:szCs w:val="24"/>
+        </w:rPr>
+      </w:pPr>
+    </w:p>
+    <w:p>
+      <w:pPr>
+        <w:spacing w:line="360" w:lineRule="auto"/>
+        <w:rPr>
+          <w:rFonts w:ascii="Times New Roman" w:hAnsi="Times New Roman" w:cs="Times New Roman"/>
+          <w:b/>
+          <w:bCs/>
+          <w:noProof/>
+          <w:sz w:val="24"/>
+          <w:szCs w:val="24"/>
+        </w:rPr>
+      </w:pPr>
+      <w:r>
+        <w:rPr>
+          <w:rFonts w:ascii="Times New Roman" w:hAnsi="Times New Roman" w:cs="Times New Roman"/>
+          <w:b/>
+          <w:bCs/>
+          <w:noProof/>
+          <w:sz w:val="24"/>
+          <w:szCs w:val="24"/>
+        </w:rPr>
+        <w:lastRenderedPageBreak/>
+        <w:t>Final Assessment</w:t>
+      </w:r>
+    </w:p>
+    <w:p>
+      <w:pPr>
+        <w:spacing w:line="360" w:lineRule="auto"/>
+        <w:rPr>
+          <w:rFonts w:ascii="Times New Roman" w:hAnsi="Times New Roman" w:cs="Times New Roman"/>
+          <w:noProof/>
+          <w:sz w:val="24"/>
+          <w:szCs w:val="24"/>
+        </w:rPr>
+      </w:pPr>
+      <w:r>
+        <w:rPr>
+          <w:rFonts w:ascii="Times New Roman" w:hAnsi="Times New Roman" w:cs="Times New Roman"/>
+          <w:noProof/>
+          <w:sz w:val="24"/>
+          <w:szCs w:val="24"/>
+        </w:rPr>
+        <w:t>The project successfully delivers a functional library management solution suitable for small to medium-sized libraries, with room for scalability and enhancement. It demonstrates solid programming principles and practical implementation of data structures and algorithms.</w:t>
+      </w:r>
+    </w:p>
+    <w:p>
+      <w:pPr>
+        <w:spacing w:line="360" w:lineRule="auto"/>
+        <w:rPr>
+          <w:rFonts w:ascii="Times New Roman" w:hAnsi="Times New Roman" w:cs="Times New Roman"/>
+          <w:b/>
+          <w:bCs/>
+          <w:noProof/>
+          <w:sz w:val="24"/>
+          <w:szCs w:val="24"/>
+        </w:rPr>
+      </w:pPr>
+      <w:r>
+        <w:rPr>
+          <w:rFonts w:ascii="Times New Roman" w:hAnsi="Times New Roman" w:cs="Times New Roman"/>
+          <w:b/>
+          <w:bCs/>
+          <w:noProof/>
+          <w:sz w:val="24"/>
+          <w:szCs w:val="24"/>
+        </w:rPr>
+        <w:t>Project Statistics</w:t>
+      </w:r>
+    </w:p>
+    <w:p>
+      <w:pPr>
+        <w:numPr>
+          <w:ilvl w:val="0"/>
+          <w:numId w:val="66"/>
+        </w:numPr>
+        <w:spacing w:line="360" w:lineRule="auto"/>
+        <w:rPr>
+          <w:rFonts w:ascii="Times New Roman" w:hAnsi="Times New Roman" w:cs="Times New Roman"/>
+          <w:noProof/>
+          <w:sz w:val="24"/>
+          <w:szCs w:val="24"/>
+        </w:rPr>
+      </w:pPr>
+      <w:r>
+        <w:rPr>
+          <w:rFonts w:ascii="Times New Roman" w:hAnsi="Times New Roman" w:cs="Times New Roman"/>
+          <w:b/>
+          <w:bCs/>
+          <w:noProof/>
+          <w:sz w:val="24"/>
+          <w:szCs w:val="24"/>
+        </w:rPr>
+        <w:t>Classes</w:t>
+      </w:r>
+      <w:r>
+        <w:rPr>
+          <w:rFonts w:ascii="Times New Roman" w:hAnsi="Times New Roman" w:cs="Times New Roman"/>
+          <w:noProof/>
+          <w:sz w:val="24"/>
+          <w:szCs w:val="24"/>
+        </w:rPr>
+        <w:t>: 4 (Main, Library, Book, Member)</w:t>
+      </w:r>
+    </w:p>
+    <w:p>
+      <w:pPr>
+        <w:numPr>
+          <w:ilvl w:val="0"/>
+          <w:numId w:val="66"/>
+        </w:numPr>
+        <w:spacing w:line="360" w:lineRule="auto"/>
+        <w:rPr>
+          <w:rFonts w:ascii="Times New Roman" w:hAnsi="Times New Roman" w:cs="Times New Roman"/>
+          <w:noProof/>
+          <w:sz w:val="24"/>
+          <w:szCs w:val="24"/>
+        </w:rPr>
+      </w:pPr>
+      <w:r>
+        <w:rPr>
+          <w:rFonts w:ascii="Times New Roman" w:hAnsi="Times New Roman" w:cs="Times New Roman"/>
+          <w:b/>
+          <w:bCs/>
+          <w:noProof/>
+          <w:sz w:val="24"/>
+          <w:szCs w:val="24"/>
+        </w:rPr>
+        <w:t>Core Functions</w:t>
+      </w:r>
+      <w:r>
+        <w:rPr>
+          <w:rFonts w:ascii="Times New Roman" w:hAnsi="Times New Roman" w:cs="Times New Roman"/>
+          <w:noProof/>
+          <w:sz w:val="24"/>
+          <w:szCs w:val="24"/>
+        </w:rPr>
+        <w:t>: 9</w:t>
+      </w:r>
+    </w:p>
+    <w:p>
+      <w:pPr>
+        <w:numPr>
+          <w:ilvl w:val="0"/>
+          <w:numId w:val="66"/>
+        </w:numPr>
+        <w:spacing w:line="360" w:lineRule="auto"/>
+        <w:rPr>
+          <w:rFonts w:ascii="Times New Roman" w:hAnsi="Times New Roman" w:cs="Times New Roman"/>
+          <w:noProof/>
+          <w:sz w:val="24"/>
+          <w:szCs w:val="24"/>
+        </w:rPr>
+      </w:pPr>
+      <w:r>
+        <w:rPr>
+          <w:rFonts w:ascii="Times New Roman" w:hAnsi="Times New Roman" w:cs="Times New Roman"/>
+          <w:b/>
+          <w:bCs/>
+          <w:noProof/>
+          <w:sz w:val="24"/>
+          <w:szCs w:val="24"/>
+        </w:rPr>
+        <w:t>Data Structures</w:t>
+      </w:r>
+      <w:r>
+        <w:rPr>
+          <w:rFonts w:ascii="Times New Roman" w:hAnsi="Times New Roman" w:cs="Times New Roman"/>
+          <w:noProof/>
+          <w:sz w:val="24"/>
+          <w:szCs w:val="24"/>
+        </w:rPr>
+        <w:t>: ArrayList, Collections</w:t>
+      </w:r>
+    </w:p>
+    <w:p>
+      <w:pPr>
+        <w:numPr>
+          <w:ilvl w:val="0"/>
+          <w:numId w:val="66"/>
+        </w:numPr>
+        <w:spacing w:line="360" w:lineRule="auto"/>
+        <w:rPr>
+          <w:rFonts w:ascii="Times New Roman" w:hAnsi="Times New Roman" w:cs="Times New Roman"/>
+          <w:noProof/>
+          <w:sz w:val="24"/>
+          <w:szCs w:val="24"/>
+        </w:rPr>
+      </w:pPr>
+      <w:r>
+        <w:rPr>
+          <w:rFonts w:ascii="Times New Roman" w:hAnsi="Times New Roman" w:cs="Times New Roman"/>
+          <w:b/>
+          <w:bCs/>
+          <w:noProof/>
+          <w:sz w:val="24"/>
+          <w:szCs w:val="24"/>
+        </w:rPr>
+        <w:t>Lines of Code</w:t>
+      </w:r>
+      <w:r>
+        <w:rPr>
+          <w:rFonts w:ascii="Times New Roman" w:hAnsi="Times New Roman" w:cs="Times New Roman"/>
+          <w:noProof/>
+          <w:sz w:val="24"/>
+          <w:szCs w:val="24"/>
+        </w:rPr>
+        <w:t>: ~300</w:t>
+      </w:r>
+    </w:p>
+    <w:p>
+      <w:pPr>
+        <w:numPr>
+          <w:ilvl w:val="0"/>
+          <w:numId w:val="66"/>
+        </w:numPr>
+        <w:spacing w:line="360" w:lineRule="auto"/>
+        <w:rPr>
+          <w:rFonts w:ascii="Times New Roman" w:hAnsi="Times New Roman" w:cs="Times New Roman"/>
+          <w:noProof/>
+          <w:sz w:val="24"/>
+          <w:szCs w:val="24"/>
+        </w:rPr>
+      </w:pPr>
+      <w:r>
+        <w:rPr>
+          <w:rFonts w:ascii="Times New Roman" w:hAnsi="Times New Roman" w:cs="Times New Roman"/>
+          <w:b/>
+          <w:bCs/>
+          <w:noProof/>
+          <w:sz w:val="24"/>
+          <w:szCs w:val="24"/>
+        </w:rPr>
+        <w:t>Test Coverage</w:t>
+      </w:r>
+      <w:r>
+        <w:rPr>
+          <w:rFonts w:ascii="Times New Roman" w:hAnsi="Times New Roman" w:cs="Times New Roman"/>
+          <w:noProof/>
+          <w:sz w:val="24"/>
+          <w:szCs w:val="24"/>
+        </w:rPr>
+        <w:t>: Basic functionality tested</w:t>
+      </w:r>
+    </w:p>
+    <w:p>
+      <w:pPr>
+        <w:spacing w:line="360" w:lineRule="auto"/>
+        <w:rPr>
+          <w:rFonts w:ascii="Times New Roman" w:hAnsi="Times New Roman" w:cs="Times New Roman"/>
+          <w:noProof/>
+          <w:sz w:val="24"/>
+          <w:szCs w:val="24"/>
+        </w:rPr>
+      </w:pPr>
+    </w:p>
+    <w:p>
+      <w:pPr>
         <w:tabs>
           <w:tab w:val="left" w:pos="1188"/>
         </w:tabs>
@@ -6544,133 +7192,26 @@
           <w:sz w:val="24"/>
           <w:szCs w:val="24"/>
         </w:rPr>
-        <w:lastRenderedPageBreak/>
         <w:tab/>
       </w:r>
-      <w:r>
+    </w:p>
+    <w:p>
+      <w:pPr>
+        <w:rPr>
+          <w:rFonts w:ascii="Times New Roman" w:hAnsi="Times New Roman" w:cs="Times New Roman"/>
+          <w:sz w:val="24"/>
+          <w:szCs w:val="24"/>
+        </w:rPr>
+      </w:pPr>
+    </w:p>
+    <w:p>
+      <w:pPr>
         <w:rPr>
           <w:rFonts w:ascii="Times New Roman" w:hAnsi="Times New Roman" w:cs="Times New Roman"/>
           <w:noProof/>
           <w:sz w:val="24"/>
           <w:szCs w:val="24"/>
         </w:rPr>
-        <w:drawing>
-          <wp:inline distT="0" distB="0" distL="0" distR="0" wp14:anchorId="63ABE609" wp14:editId="3ABCB163">
-            <wp:extent cx="5731510" cy="6188075"/>
-            <wp:effectExtent l="0" t="0" r="2540" b="3175"/>
-            <wp:docPr id="87151138" name="Picture 6"/>
-            <wp:cNvGraphicFramePr>
-              <a:graphicFrameLocks xmlns:a="http://schemas.openxmlformats.org/drawingml/2006/main" noChangeAspect="1"/>
-            </wp:cNvGraphicFramePr>
-            <a:graphic xmlns:a="http://schemas.openxmlformats.org/drawingml/2006/main">
-              <a:graphicData uri="http://schemas.openxmlformats.org/drawingml/2006/picture">
-                <pic:pic xmlns:pic="http://schemas.openxmlformats.org/drawingml/2006/picture">
-                  <pic:nvPicPr>
-                    <pic:cNvPr id="87151138" name="Picture 87151138"/>
-                    <pic:cNvPicPr/>
-                  </pic:nvPicPr>
-                  <pic:blipFill>
-                    <a:blip r:embed="rId18">
-                      <a:extLst>
-                        <a:ext uri="{28A0092B-C50C-407E-A947-70E740481C1C}">
-                          <a14:useLocalDpi xmlns:a14="http://schemas.microsoft.com/office/drawing/2010/main" val="0"/>
-                        </a:ext>
-                      </a:extLst>
-                    </a:blip>
-                    <a:stretch>
-                      <a:fillRect/>
-                    </a:stretch>
-                  </pic:blipFill>
-                  <pic:spPr>
-                    <a:xfrm>
-                      <a:off x="0" y="0"/>
-                      <a:ext cx="5731510" cy="6188075"/>
-                    </a:xfrm>
-                    <a:prstGeom prst="rect">
-                      <a:avLst/>
-                    </a:prstGeom>
-                  </pic:spPr>
-                </pic:pic>
-              </a:graphicData>
-            </a:graphic>
-          </wp:inline>
-        </w:drawing>
-      </w:r>
-    </w:p>
-    <w:p>
-      <w:pPr>
-        <w:rPr>
-          <w:rFonts w:ascii="Times New Roman" w:hAnsi="Times New Roman" w:cs="Times New Roman"/>
-          <w:sz w:val="24"/>
-          <w:szCs w:val="24"/>
-        </w:rPr>
-      </w:pPr>
-      <w:r>
-        <w:rPr>
-          <w:rFonts w:ascii="Times New Roman" w:hAnsi="Times New Roman" w:cs="Times New Roman"/>
-          <w:noProof/>
-          <w:sz w:val="24"/>
-          <w:szCs w:val="24"/>
-        </w:rPr>
-        <w:drawing>
-          <wp:anchor distT="0" distB="0" distL="114300" distR="114300" simplePos="0" relativeHeight="251666432" behindDoc="0" locked="0" layoutInCell="1" allowOverlap="1" wp14:anchorId="5C77D914" wp14:editId="31CCBD14">
-            <wp:simplePos x="0" y="0"/>
-            <wp:positionH relativeFrom="margin">
-              <wp:align>right</wp:align>
-            </wp:positionH>
-            <wp:positionV relativeFrom="paragraph">
-              <wp:posOffset>49530</wp:posOffset>
-            </wp:positionV>
-            <wp:extent cx="5731510" cy="2848610"/>
-            <wp:effectExtent l="0" t="0" r="2540" b="8890"/>
-            <wp:wrapNone/>
-            <wp:docPr id="1542267977" name="Picture 7"/>
-            <wp:cNvGraphicFramePr>
-              <a:graphicFrameLocks xmlns:a="http://schemas.openxmlformats.org/drawingml/2006/main" noChangeAspect="1"/>
-            </wp:cNvGraphicFramePr>
-            <a:graphic xmlns:a="http://schemas.openxmlformats.org/drawingml/2006/main">
-              <a:graphicData uri="http://schemas.openxmlformats.org/drawingml/2006/picture">
-                <pic:pic xmlns:pic="http://schemas.openxmlformats.org/drawingml/2006/picture">
-                  <pic:nvPicPr>
-                    <pic:cNvPr id="1542267977" name="Picture 1542267977"/>
-                    <pic:cNvPicPr/>
-                  </pic:nvPicPr>
-                  <pic:blipFill>
-                    <a:blip r:embed="rId19">
-                      <a:extLst>
-                        <a:ext uri="{28A0092B-C50C-407E-A947-70E740481C1C}">
-                          <a14:useLocalDpi xmlns:a14="http://schemas.microsoft.com/office/drawing/2010/main" val="0"/>
-                        </a:ext>
-                      </a:extLst>
-                    </a:blip>
-                    <a:stretch>
-                      <a:fillRect/>
-                    </a:stretch>
-                  </pic:blipFill>
-                  <pic:spPr>
-                    <a:xfrm>
-                      <a:off x="0" y="0"/>
-                      <a:ext cx="5731510" cy="2848610"/>
-                    </a:xfrm>
-                    <a:prstGeom prst="rect">
-                      <a:avLst/>
-                    </a:prstGeom>
-                  </pic:spPr>
-                </pic:pic>
-              </a:graphicData>
-            </a:graphic>
-          </wp:anchor>
-        </w:drawing>
-      </w:r>
-    </w:p>
-    <w:p>
-      <w:pPr>
-        <w:rPr>
-          <w:rFonts w:ascii="Times New Roman" w:hAnsi="Times New Roman" w:cs="Times New Roman"/>
-          <w:noProof/>
-          <w:sz w:val="24"/>
-          <w:szCs w:val="24"/>
-        </w:rPr>
       </w:pPr>
     </w:p>
     <w:p>
@@ -6684,7 +7225,7 @@
       </w:pPr>
     </w:p>
     <w:sectPr>
-      <w:footerReference w:type="default" r:id="rId20"/>
+      <w:footerReference w:type="default" r:id="rId16"/>
       <w:pgSz w:w="11906" w:h="16838"/>
       <w:pgMar w:top="1440" w:right="1440" w:bottom="1440" w:left="1440" w:header="708" w:footer="708" w:gutter="0"/>
       <w:pgBorders w:offsetFrom="page">
@@ -6693,7 +7234,7 @@
         <w:bottom w:val="single" w:sz="4" w:space="24" w:color="auto"/>
         <w:right w:val="single" w:sz="4" w:space="24" w:color="auto"/>
       </w:pgBorders>
-      <w:pgNumType w:start="4"/>
+      <w:pgNumType w:start="1"/>
       <w:cols w:space="708"/>
       <w:docGrid w:linePitch="360"/>
     </w:sectPr>
@@ -6731,7 +7272,77 @@
   <w:p>
     <w:pPr>
       <w:pStyle w:val="Footer"/>
-      <w:jc w:val="right"/>
+      <w:pBdr>
+        <w:top w:val="single" w:sz="4" w:space="8" w:color="4472C4" w:themeColor="accent1"/>
+      </w:pBdr>
+      <w:spacing w:before="360"/>
+      <w:contextualSpacing/>
+      <w:rPr>
+        <w:noProof/>
+        <w:color w:val="404040" w:themeColor="text1" w:themeTint="BF"/>
+      </w:rPr>
+    </w:pPr>
+    <w:r>
+      <w:rPr>
+        <w:noProof/>
+        <w:color w:val="404040" w:themeColor="text1" w:themeTint="BF"/>
+      </w:rPr>
+      <w:t>DATA STRUCTURES (23CS004)</w:t>
+    </w:r>
+    <w:r>
+      <w:rPr>
+        <w:noProof/>
+        <w:color w:val="404040" w:themeColor="text1" w:themeTint="BF"/>
+      </w:rPr>
+      <w:tab/>
+    </w:r>
+    <w:r>
+      <w:rPr>
+        <w:noProof/>
+        <w:color w:val="404040" w:themeColor="text1" w:themeTint="BF"/>
+      </w:rPr>
+      <w:tab/>
+    </w:r>
+    <w:r>
+      <w:rPr>
+        <w:noProof/>
+        <w:color w:val="404040" w:themeColor="text1" w:themeTint="BF"/>
+      </w:rPr>
+      <w:fldChar w:fldCharType="begin"/>
+    </w:r>
+    <w:r>
+      <w:rPr>
+        <w:noProof/>
+        <w:color w:val="404040" w:themeColor="text1" w:themeTint="BF"/>
+      </w:rPr>
+      <w:instrText xml:space="preserve"> PAGE   \* MERGEFORMAT </w:instrText>
+    </w:r>
+    <w:r>
+      <w:rPr>
+        <w:noProof/>
+        <w:color w:val="404040" w:themeColor="text1" w:themeTint="BF"/>
+      </w:rPr>
+      <w:fldChar w:fldCharType="separate"/>
+    </w:r>
+    <w:r>
+      <w:rPr>
+        <w:noProof/>
+        <w:color w:val="404040" w:themeColor="text1" w:themeTint="BF"/>
+      </w:rPr>
+      <w:t>2</w:t>
+    </w:r>
+    <w:r>
+      <w:rPr>
+        <w:noProof/>
+        <w:color w:val="404040" w:themeColor="text1" w:themeTint="BF"/>
+      </w:rPr>
+      <w:fldChar w:fldCharType="end"/>
+    </w:r>
+  </w:p>
+  <w:p>
+    <w:pPr>
+      <w:pStyle w:val="Footer"/>
+      <w:jc w:val="center"/>
     </w:pPr>
   </w:p>
 </w:ftr>
@@ -7397,7 +8008,7 @@
   <w:abstractNum w:abstractNumId="6" w15:restartNumberingAfterBreak="0">
     <w:nsid w:val="0DFF13A4"/>
     <w:multiLevelType w:val="hybridMultilevel"/>
-    <w:tmpl w:val="78609B4E"/>
+    <w:tmpl w:val="B6B4B224"/>
     <w:lvl w:ilvl="0" w:tplc="40090001">
       <w:start w:val="1"/>
       <w:numFmt w:val="bullet"/>
@@ -8474,6 +9085,119 @@
     </w:lvl>
   </w:abstractNum>
   <w:abstractNum w:abstractNumId="15" w15:restartNumberingAfterBreak="0">
+    <w:nsid w:val="24E53095"/>
+    <w:multiLevelType w:val="multilevel"/>
+    <w:tmpl w:val="21783D5E"/>
+    <w:lvl w:ilvl="0">
+      <w:start w:val="2"/>
+      <w:numFmt w:val="decimal"/>
+      <w:lvlText w:val="%1."/>
+      <w:lvlJc w:val="left"/>
+      <w:pPr>
+        <w:tabs>
+          <w:tab w:val="num" w:pos="720"/>
+        </w:tabs>
+        <w:ind w:left="720" w:hanging="360"/>
+      </w:pPr>
+    </w:lvl>
+    <w:lvl w:ilvl="1" w:tentative="1">
+      <w:start w:val="1"/>
+      <w:numFmt w:val="decimal"/>
+      <w:lvlText w:val="%2."/>
+      <w:lvlJc w:val="left"/>
+      <w:pPr>
+        <w:tabs>
+          <w:tab w:val="num" w:pos="1440"/>
+        </w:tabs>
+        <w:ind w:left="1440" w:hanging="360"/>
+      </w:pPr>
+    </w:lvl>
+    <w:lvl w:ilvl="2" w:tentative="1">
+      <w:start w:val="1"/>
+      <w:numFmt w:val="decimal"/>
+      <w:lvlText w:val="%3."/>
+      <w:lvlJc w:val="left"/>
+      <w:pPr>
+        <w:tabs>
+          <w:tab w:val="num" w:pos="2160"/>
+        </w:tabs>
+        <w:ind w:left="2160" w:hanging="360"/>
+      </w:pPr>
+    </w:lvl>
+    <w:lvl w:ilvl="3" w:tentative="1">
+      <w:start w:val="1"/>
+      <w:numFmt w:val="decimal"/>
+      <w:lvlText w:val="%4."/>
+      <w:lvlJc w:val="left"/>
+      <w:pPr>
+        <w:tabs>
+          <w:tab w:val="num" w:pos="2880"/>
+        </w:tabs>
+        <w:ind w:left="2880" w:hanging="360"/>
+      </w:pPr>
+    </w:lvl>
+    <w:lvl w:ilvl="4" w:tentative="1">
+      <w:start w:val="1"/>
+      <w:numFmt w:val="decimal"/>
+      <w:lvlText w:val="%5."/>
+      <w:lvlJc w:val="left"/>
+      <w:pPr>
+        <w:tabs>
+          <w:tab w:val="num" w:pos="3600"/>
+        </w:tabs>
+        <w:ind w:left="3600" w:hanging="360"/>
+      </w:pPr>
+    </w:lvl>
+    <w:lvl w:ilvl="5" w:tentative="1">
+      <w:start w:val="1"/>
+      <w:numFmt w:val="decimal"/>
+      <w:lvlText w:val="%6."/>
+      <w:lvlJc w:val="left"/>
+      <w:pPr>
+        <w:tabs>
+          <w:tab w:val="num" w:pos="4320"/>
+        </w:tabs>
+        <w:ind w:left="4320" w:hanging="360"/>
+      </w:pPr>
+    </w:lvl>
+    <w:lvl w:ilvl="6" w:tentative="1">
+      <w:start w:val="1"/>
+      <w:numFmt w:val="decimal"/>
+      <w:lvlText w:val="%7."/>
+      <w:lvlJc w:val="left"/>
+      <w:pPr>
+        <w:tabs>
+          <w:tab w:val="num" w:pos="5040"/>
+        </w:tabs>
+        <w:ind w:left="5040" w:hanging="360"/>
+      </w:pPr>
+    </w:lvl>
+    <w:lvl w:ilvl="7" w:tentative="1">
+      <w:start w:val="1"/>
+      <w:numFmt w:val="decimal"/>
+      <w:lvlText w:val="%8."/>
+      <w:lvlJc w:val="left"/>
+      <w:pPr>
+        <w:tabs>
+          <w:tab w:val="num" w:pos="5760"/>
+        </w:tabs>
+        <w:ind w:left="5760" w:hanging="360"/>
+      </w:pPr>
+    </w:lvl>
+    <w:lvl w:ilvl="8" w:tentative="1">
+      <w:start w:val="1"/>
+      <w:numFmt w:val="decimal"/>
+      <w:lvlText w:val="%9."/>
+      <w:lvlJc w:val="left"/>
+      <w:pPr>
+        <w:tabs>
+          <w:tab w:val="num" w:pos="6480"/>
+        </w:tabs>
+        <w:ind w:left="6480" w:hanging="360"/>
+      </w:pPr>
+    </w:lvl>
+  </w:abstractNum>
+  <w:abstractNum w:abstractNumId="16" w15:restartNumberingAfterBreak="0">
     <w:nsid w:val="298469EC"/>
     <w:multiLevelType w:val="hybridMultilevel"/>
     <w:tmpl w:val="559CDCF2"/>
@@ -8586,7 +9310,7 @@
       </w:rPr>
     </w:lvl>
   </w:abstractNum>
-  <w:abstractNum w:abstractNumId="16" w15:restartNumberingAfterBreak="0">
+  <w:abstractNum w:abstractNumId="17" w15:restartNumberingAfterBreak="0">
     <w:nsid w:val="2D34516B"/>
     <w:multiLevelType w:val="hybridMultilevel"/>
     <w:tmpl w:val="D6CCEDFE"/>
@@ -8699,7 +9423,7 @@
       </w:rPr>
     </w:lvl>
   </w:abstractNum>
-  <w:abstractNum w:abstractNumId="17" w15:restartNumberingAfterBreak="0">
+  <w:abstractNum w:abstractNumId="18" w15:restartNumberingAfterBreak="0">
     <w:nsid w:val="30350EF1"/>
     <w:multiLevelType w:val="hybridMultilevel"/>
     <w:tmpl w:val="A9BAB7B0"/>
@@ -8789,7 +9513,120 @@
       </w:pPr>
     </w:lvl>
   </w:abstractNum>
-  <w:abstractNum w:abstractNumId="18" w15:restartNumberingAfterBreak="0">
+  <w:abstractNum w:abstractNumId="19" w15:restartNumberingAfterBreak="0">
+    <w:nsid w:val="333418D2"/>
+    <w:multiLevelType w:val="hybridMultilevel"/>
+    <w:tmpl w:val="B0344BC4"/>
+    <w:lvl w:ilvl="0" w:tplc="40090001">
+      <w:start w:val="1"/>
+      <w:numFmt w:val="bullet"/>
+      <w:lvlText w:val=""/>
+      <w:lvlJc w:val="left"/>
+      <w:pPr>
+        <w:ind w:left="1080" w:hanging="360"/>
+      </w:pPr>
+      <w:rPr>
+        <w:rFonts w:ascii="Symbol" w:hAnsi="Symbol" w:hint="default"/>
+      </w:rPr>
+    </w:lvl>
+    <w:lvl w:ilvl="1" w:tplc="40090003" w:tentative="1">
+      <w:start w:val="1"/>
+      <w:numFmt w:val="bullet"/>
+      <w:lvlText w:val="o"/>
+      <w:lvlJc w:val="left"/>
+      <w:pPr>
+        <w:ind w:left="1800" w:hanging="360"/>
+      </w:pPr>
+      <w:rPr>
+        <w:rFonts w:ascii="Courier New" w:hAnsi="Courier New" w:cs="Courier New" w:hint="default"/>
+      </w:rPr>
+    </w:lvl>
+    <w:lvl w:ilvl="2" w:tplc="40090005" w:tentative="1">
+      <w:start w:val="1"/>
+      <w:numFmt w:val="bullet"/>
+      <w:lvlText w:val=""/>
+      <w:lvlJc w:val="left"/>
+      <w:pPr>
+        <w:ind w:left="2520" w:hanging="360"/>
+      </w:pPr>
+      <w:rPr>
+        <w:rFonts w:ascii="Wingdings" w:hAnsi="Wingdings" w:hint="default"/>
+      </w:rPr>
+    </w:lvl>
+    <w:lvl w:ilvl="3" w:tplc="40090001" w:tentative="1">
+      <w:start w:val="1"/>
+      <w:numFmt w:val="bullet"/>
+      <w:lvlText w:val=""/>
+      <w:lvlJc w:val="left"/>
+      <w:pPr>
+        <w:ind w:left="3240" w:hanging="360"/>
+      </w:pPr>
+      <w:rPr>
+        <w:rFonts w:ascii="Symbol" w:hAnsi="Symbol" w:hint="default"/>
+      </w:rPr>
+    </w:lvl>
+    <w:lvl w:ilvl="4" w:tplc="40090003" w:tentative="1">
+      <w:start w:val="1"/>
+      <w:numFmt w:val="bullet"/>
+      <w:lvlText w:val="o"/>
+      <w:lvlJc w:val="left"/>
+      <w:pPr>
+        <w:ind w:left="3960" w:hanging="360"/>
+      </w:pPr>
+      <w:rPr>
+        <w:rFonts w:ascii="Courier New" w:hAnsi="Courier New" w:cs="Courier New" w:hint="default"/>
+      </w:rPr>
+    </w:lvl>
+    <w:lvl w:ilvl="5" w:tplc="40090005" w:tentative="1">
+      <w:start w:val="1"/>
+      <w:numFmt w:val="bullet"/>
+      <w:lvlText w:val=""/>
+      <w:lvlJc w:val="left"/>
+      <w:pPr>
+        <w:ind w:left="4680" w:hanging="360"/>
+      </w:pPr>
+      <w:rPr>
+        <w:rFonts w:ascii="Wingdings" w:hAnsi="Wingdings" w:hint="default"/>
+      </w:rPr>
+    </w:lvl>
+    <w:lvl w:ilvl="6" w:tplc="40090001" w:tentative="1">
+      <w:start w:val="1"/>
+      <w:numFmt w:val="bullet"/>
+      <w:lvlText w:val=""/>
+      <w:lvlJc w:val="left"/>
+      <w:pPr>
+        <w:ind w:left="5400" w:hanging="360"/>
+      </w:pPr>
+      <w:rPr>
+        <w:rFonts w:ascii="Symbol" w:hAnsi="Symbol" w:hint="default"/>
+      </w:rPr>
+    </w:lvl>
+    <w:lvl w:ilvl="7" w:tplc="40090003" w:tentative="1">
+      <w:start w:val="1"/>
+      <w:numFmt w:val="bullet"/>
+      <w:lvlText w:val="o"/>
+      <w:lvlJc w:val="left"/>
+      <w:pPr>
+        <w:ind w:left="6120" w:hanging="360"/>
+      </w:pPr>
+      <w:rPr>
+        <w:rFonts w:ascii="Courier New" w:hAnsi="Courier New" w:cs="Courier New" w:hint="default"/>
+      </w:rPr>
+    </w:lvl>
+    <w:lvl w:ilvl="8" w:tplc="40090005" w:tentative="1">
+      <w:start w:val="1"/>
+      <w:numFmt w:val="bullet"/>
+      <w:lvlText w:val=""/>
+      <w:lvlJc w:val="left"/>
+      <w:pPr>
+        <w:ind w:left="6840" w:hanging="360"/>
+      </w:pPr>
+      <w:rPr>
+        <w:rFonts w:ascii="Wingdings" w:hAnsi="Wingdings" w:hint="default"/>
+      </w:rPr>
+    </w:lvl>
+  </w:abstractNum>
+  <w:abstractNum w:abstractNumId="20" w15:restartNumberingAfterBreak="0">
     <w:nsid w:val="33BA1428"/>
     <w:multiLevelType w:val="multilevel"/>
     <w:tmpl w:val="D2F6A8A0"/>
@@ -8902,7 +9739,7 @@
       </w:rPr>
     </w:lvl>
   </w:abstractNum>
-  <w:abstractNum w:abstractNumId="19" w15:restartNumberingAfterBreak="0">
+  <w:abstractNum w:abstractNumId="21" w15:restartNumberingAfterBreak="0">
     <w:nsid w:val="38AC5168"/>
     <w:multiLevelType w:val="multilevel"/>
     <w:tmpl w:val="F1362682"/>
@@ -9025,7 +9862,156 @@
       </w:rPr>
     </w:lvl>
   </w:abstractNum>
-  <w:abstractNum w:abstractNumId="20" w15:restartNumberingAfterBreak="0">
+  <w:abstractNum w:abstractNumId="22" w15:restartNumberingAfterBreak="0">
+    <w:nsid w:val="39DB494F"/>
+    <w:multiLevelType w:val="multilevel"/>
+    <w:tmpl w:val="2A625D9E"/>
+    <w:lvl w:ilvl="0">
+      <w:start w:val="1"/>
+      <w:numFmt w:val="bullet"/>
+      <w:lvlText w:val=""/>
+      <w:lvlJc w:val="left"/>
+      <w:pPr>
+        <w:tabs>
+          <w:tab w:val="num" w:pos="720"/>
+        </w:tabs>
+        <w:ind w:left="720" w:hanging="360"/>
+      </w:pPr>
+      <w:rPr>
+        <w:rFonts w:ascii="Symbol" w:hAnsi="Symbol" w:hint="default"/>
+        <w:sz w:val="20"/>
+      </w:rPr>
+    </w:lvl>
+    <w:lvl w:ilvl="1" w:tentative="1">
+      <w:start w:val="1"/>
+      <w:numFmt w:val="bullet"/>
+      <w:lvlText w:val="o"/>
+      <w:lvlJc w:val="left"/>
+      <w:pPr>
+        <w:tabs>
+          <w:tab w:val="num" w:pos="1440"/>
+        </w:tabs>
+        <w:ind w:left="1440" w:hanging="360"/>
+      </w:pPr>
+      <w:rPr>
+        <w:rFonts w:ascii="Courier New" w:hAnsi="Courier New" w:hint="default"/>
+        <w:sz w:val="20"/>
+      </w:rPr>
+    </w:lvl>
+    <w:lvl w:ilvl="2" w:tentative="1">
+      <w:start w:val="1"/>
+      <w:numFmt w:val="bullet"/>
+      <w:lvlText w:val=""/>
+      <w:lvlJc w:val="left"/>
+      <w:pPr>
+        <w:tabs>
+          <w:tab w:val="num" w:pos="2160"/>
+        </w:tabs>
+        <w:ind w:left="2160" w:hanging="360"/>
+      </w:pPr>
+      <w:rPr>
+        <w:rFonts w:ascii="Wingdings" w:hAnsi="Wingdings" w:hint="default"/>
+        <w:sz w:val="20"/>
+      </w:rPr>
+    </w:lvl>
+    <w:lvl w:ilvl="3" w:tentative="1">
+      <w:start w:val="1"/>
+      <w:numFmt w:val="bullet"/>
+      <w:lvlText w:val=""/>
+      <w:lvlJc w:val="left"/>
+      <w:pPr>
+        <w:tabs>
+          <w:tab w:val="num" w:pos="2880"/>
+        </w:tabs>
+        <w:ind w:left="2880" w:hanging="360"/>
+      </w:pPr>
+      <w:rPr>
+        <w:rFonts w:ascii="Wingdings" w:hAnsi="Wingdings" w:hint="default"/>
+        <w:sz w:val="20"/>
+      </w:rPr>
+    </w:lvl>
+    <w:lvl w:ilvl="4" w:tentative="1">
+      <w:start w:val="1"/>
+      <w:numFmt w:val="bullet"/>
+      <w:lvlText w:val=""/>
+      <w:lvlJc w:val="left"/>
+      <w:pPr>
+        <w:tabs>
+          <w:tab w:val="num" w:pos="3600"/>
+        </w:tabs>
+        <w:ind w:left="3600" w:hanging="360"/>
+      </w:pPr>
+      <w:rPr>
+        <w:rFonts w:ascii="Wingdings" w:hAnsi="Wingdings" w:hint="default"/>
+        <w:sz w:val="20"/>
+      </w:rPr>
+    </w:lvl>
+    <w:lvl w:ilvl="5" w:tentative="1">
+      <w:start w:val="1"/>
+      <w:numFmt w:val="bullet"/>
+      <w:lvlText w:val=""/>
+      <w:lvlJc w:val="left"/>
+      <w:pPr>
+        <w:tabs>
+          <w:tab w:val="num" w:pos="4320"/>
+        </w:tabs>
+        <w:ind w:left="4320" w:hanging="360"/>
+      </w:pPr>
+      <w:rPr>
+        <w:rFonts w:ascii="Wingdings" w:hAnsi="Wingdings" w:hint="default"/>
+        <w:sz w:val="20"/>
+      </w:rPr>
+    </w:lvl>
+    <w:lvl w:ilvl="6" w:tentative="1">
+      <w:start w:val="1"/>
+      <w:numFmt w:val="bullet"/>
+      <w:lvlText w:val=""/>
+      <w:lvlJc w:val="left"/>
+      <w:pPr>
+        <w:tabs>
+          <w:tab w:val="num" w:pos="5040"/>
+        </w:tabs>
+        <w:ind w:left="5040" w:hanging="360"/>
+      </w:pPr>
+      <w:rPr>
+        <w:rFonts w:ascii="Wingdings" w:hAnsi="Wingdings" w:hint="default"/>
+        <w:sz w:val="20"/>
+      </w:rPr>
+    </w:lvl>
+    <w:lvl w:ilvl="7" w:tentative="1">
+      <w:start w:val="1"/>
+      <w:numFmt w:val="bullet"/>
+      <w:lvlText w:val=""/>
+      <w:lvlJc w:val="left"/>
+      <w:pPr>
+        <w:tabs>
+          <w:tab w:val="num" w:pos="5760"/>
+        </w:tabs>
+        <w:ind w:left="5760" w:hanging="360"/>
+      </w:pPr>
+      <w:rPr>
+        <w:rFonts w:ascii="Wingdings" w:hAnsi="Wingdings" w:hint="default"/>
+        <w:sz w:val="20"/>
+      </w:rPr>
+    </w:lvl>
+    <w:lvl w:ilvl="8" w:tentative="1">
+      <w:start w:val="1"/>
+      <w:numFmt w:val="bullet"/>
+      <w:lvlText w:val=""/>
+      <w:lvlJc w:val="left"/>
+      <w:pPr>
+        <w:tabs>
+          <w:tab w:val="num" w:pos="6480"/>
+        </w:tabs>
+        <w:ind w:left="6480" w:hanging="360"/>
+      </w:pPr>
+      <w:rPr>
+        <w:rFonts w:ascii="Wingdings" w:hAnsi="Wingdings" w:hint="default"/>
+        <w:sz w:val="20"/>
+      </w:rPr>
+    </w:lvl>
+  </w:abstractNum>
+  <w:abstractNum w:abstractNumId="23" w15:restartNumberingAfterBreak="0">
     <w:nsid w:val="3B26723E"/>
     <w:multiLevelType w:val="hybridMultilevel"/>
     <w:tmpl w:val="3B0A63BC"/>
@@ -9114,7 +10100,7 @@
       </w:pPr>
     </w:lvl>
   </w:abstractNum>
-  <w:abstractNum w:abstractNumId="21" w15:restartNumberingAfterBreak="0">
+  <w:abstractNum w:abstractNumId="24" w15:restartNumberingAfterBreak="0">
     <w:nsid w:val="3D6E7044"/>
     <w:multiLevelType w:val="hybridMultilevel"/>
     <w:tmpl w:val="B5AC1884"/>
@@ -9227,7 +10213,7 @@
       </w:rPr>
     </w:lvl>
   </w:abstractNum>
-  <w:abstractNum w:abstractNumId="22" w15:restartNumberingAfterBreak="0">
+  <w:abstractNum w:abstractNumId="25" w15:restartNumberingAfterBreak="0">
     <w:nsid w:val="46783F1E"/>
     <w:multiLevelType w:val="hybridMultilevel"/>
     <w:tmpl w:val="4140C290"/>
@@ -9340,7 +10326,156 @@
       </w:rPr>
     </w:lvl>
   </w:abstractNum>
-  <w:abstractNum w:abstractNumId="23" w15:restartNumberingAfterBreak="0">
+  <w:abstractNum w:abstractNumId="26" w15:restartNumberingAfterBreak="0">
+    <w:nsid w:val="4A130B1F"/>
+    <w:multiLevelType w:val="multilevel"/>
+    <w:tmpl w:val="AE929AC6"/>
+    <w:lvl w:ilvl="0">
+      <w:start w:val="1"/>
+      <w:numFmt w:val="bullet"/>
+      <w:lvlText w:val=""/>
+      <w:lvlJc w:val="left"/>
+      <w:pPr>
+        <w:tabs>
+          <w:tab w:val="num" w:pos="1080"/>
+        </w:tabs>
+        <w:ind w:left="1080" w:hanging="360"/>
+      </w:pPr>
+      <w:rPr>
+        <w:rFonts w:ascii="Symbol" w:hAnsi="Symbol" w:hint="default"/>
+        <w:sz w:val="20"/>
+      </w:rPr>
+    </w:lvl>
+    <w:lvl w:ilvl="1" w:tentative="1">
+      <w:start w:val="1"/>
+      <w:numFmt w:val="bullet"/>
+      <w:lvlText w:val="o"/>
+      <w:lvlJc w:val="left"/>
+      <w:pPr>
+        <w:tabs>
+          <w:tab w:val="num" w:pos="1800"/>
+        </w:tabs>
+        <w:ind w:left="1800" w:hanging="360"/>
+      </w:pPr>
+      <w:rPr>
+        <w:rFonts w:ascii="Courier New" w:hAnsi="Courier New" w:hint="default"/>
+        <w:sz w:val="20"/>
+      </w:rPr>
+    </w:lvl>
+    <w:lvl w:ilvl="2" w:tentative="1">
+      <w:start w:val="1"/>
+      <w:numFmt w:val="bullet"/>
+      <w:lvlText w:val=""/>
+      <w:lvlJc w:val="left"/>
+      <w:pPr>
+        <w:tabs>
+          <w:tab w:val="num" w:pos="2520"/>
+        </w:tabs>
+        <w:ind w:left="2520" w:hanging="360"/>
+      </w:pPr>
+      <w:rPr>
+        <w:rFonts w:ascii="Wingdings" w:hAnsi="Wingdings" w:hint="default"/>
+        <w:sz w:val="20"/>
+      </w:rPr>
+    </w:lvl>
+    <w:lvl w:ilvl="3" w:tentative="1">
+      <w:start w:val="1"/>
+      <w:numFmt w:val="bullet"/>
+      <w:lvlText w:val=""/>
+      <w:lvlJc w:val="left"/>
+      <w:pPr>
+        <w:tabs>
+          <w:tab w:val="num" w:pos="3240"/>
+        </w:tabs>
+        <w:ind w:left="3240" w:hanging="360"/>
+      </w:pPr>
+      <w:rPr>
+        <w:rFonts w:ascii="Wingdings" w:hAnsi="Wingdings" w:hint="default"/>
+        <w:sz w:val="20"/>
+      </w:rPr>
+    </w:lvl>
+    <w:lvl w:ilvl="4" w:tentative="1">
+      <w:start w:val="1"/>
+      <w:numFmt w:val="bullet"/>
+      <w:lvlText w:val=""/>
+      <w:lvlJc w:val="left"/>
+      <w:pPr>
+        <w:tabs>
+          <w:tab w:val="num" w:pos="3960"/>
+        </w:tabs>
+        <w:ind w:left="3960" w:hanging="360"/>
+      </w:pPr>
+      <w:rPr>
+        <w:rFonts w:ascii="Wingdings" w:hAnsi="Wingdings" w:hint="default"/>
+        <w:sz w:val="20"/>
+      </w:rPr>
+    </w:lvl>
+    <w:lvl w:ilvl="5" w:tentative="1">
+      <w:start w:val="1"/>
+      <w:numFmt w:val="bullet"/>
+      <w:lvlText w:val=""/>
+      <w:lvlJc w:val="left"/>
+      <w:pPr>
+        <w:tabs>
+          <w:tab w:val="num" w:pos="4680"/>
+        </w:tabs>
+        <w:ind w:left="4680" w:hanging="360"/>
+      </w:pPr>
+      <w:rPr>
+        <w:rFonts w:ascii="Wingdings" w:hAnsi="Wingdings" w:hint="default"/>
+        <w:sz w:val="20"/>
+      </w:rPr>
+    </w:lvl>
+    <w:lvl w:ilvl="6" w:tentative="1">
+      <w:start w:val="1"/>
+      <w:numFmt w:val="bullet"/>
+      <w:lvlText w:val=""/>
+      <w:lvlJc w:val="left"/>
+      <w:pPr>
+        <w:tabs>
+          <w:tab w:val="num" w:pos="5400"/>
+        </w:tabs>
+        <w:ind w:left="5400" w:hanging="360"/>
+      </w:pPr>
+      <w:rPr>
+        <w:rFonts w:ascii="Wingdings" w:hAnsi="Wingdings" w:hint="default"/>
+        <w:sz w:val="20"/>
+      </w:rPr>
+    </w:lvl>
+    <w:lvl w:ilvl="7" w:tentative="1">
+      <w:start w:val="1"/>
+      <w:numFmt w:val="bullet"/>
+      <w:lvlText w:val=""/>
+      <w:lvlJc w:val="left"/>
+      <w:pPr>
+        <w:tabs>
+          <w:tab w:val="num" w:pos="6120"/>
+        </w:tabs>
+        <w:ind w:left="6120" w:hanging="360"/>
+      </w:pPr>
+      <w:rPr>
+        <w:rFonts w:ascii="Wingdings" w:hAnsi="Wingdings" w:hint="default"/>
+        <w:sz w:val="20"/>
+      </w:rPr>
+    </w:lvl>
+    <w:lvl w:ilvl="8" w:tentative="1">
+      <w:start w:val="1"/>
+      <w:numFmt w:val="bullet"/>
+      <w:lvlText w:val=""/>
+      <w:lvlJc w:val="left"/>
+      <w:pPr>
+        <w:tabs>
+          <w:tab w:val="num" w:pos="6840"/>
+        </w:tabs>
+        <w:ind w:left="6840" w:hanging="360"/>
+      </w:pPr>
+      <w:rPr>
+        <w:rFonts w:ascii="Wingdings" w:hAnsi="Wingdings" w:hint="default"/>
+        <w:sz w:val="20"/>
+      </w:rPr>
+    </w:lvl>
+  </w:abstractNum>
+  <w:abstractNum w:abstractNumId="27" w15:restartNumberingAfterBreak="0">
     <w:nsid w:val="4B2748FA"/>
     <w:multiLevelType w:val="multilevel"/>
     <w:tmpl w:val="A51EFAA4"/>
@@ -9489,7 +10624,124 @@
       </w:rPr>
     </w:lvl>
   </w:abstractNum>
-  <w:abstractNum w:abstractNumId="24" w15:restartNumberingAfterBreak="0">
+  <w:abstractNum w:abstractNumId="28" w15:restartNumberingAfterBreak="0">
+    <w:nsid w:val="4E9A244A"/>
+    <w:multiLevelType w:val="multilevel"/>
+    <w:tmpl w:val="717C1738"/>
+    <w:lvl w:ilvl="0">
+      <w:start w:val="1"/>
+      <w:numFmt w:val="decimal"/>
+      <w:lvlText w:val="%1."/>
+      <w:lvlJc w:val="left"/>
+      <w:pPr>
+        <w:tabs>
+          <w:tab w:val="num" w:pos="360"/>
+        </w:tabs>
+        <w:ind w:left="360" w:hanging="360"/>
+      </w:pPr>
+      <w:rPr>
+        <w:b/>
+        <w:bCs/>
+      </w:rPr>
+    </w:lvl>
+    <w:lvl w:ilvl="1" w:tentative="1">
+      <w:start w:val="1"/>
+      <w:numFmt w:val="decimal"/>
+      <w:lvlText w:val="%2."/>
+      <w:lvlJc w:val="left"/>
+      <w:pPr>
+        <w:tabs>
+          <w:tab w:val="num" w:pos="1440"/>
+        </w:tabs>
+        <w:ind w:left="1440" w:hanging="360"/>
+      </w:pPr>
+    </w:lvl>
+    <w:lvl w:ilvl="2" w:tentative="1">
+      <w:start w:val="1"/>
+      <w:numFmt w:val="decimal"/>
+      <w:lvlText w:val="%3."/>
+      <w:lvlJc w:val="left"/>
+      <w:pPr>
+        <w:tabs>
+          <w:tab w:val="num" w:pos="2160"/>
+        </w:tabs>
+        <w:ind w:left="2160" w:hanging="360"/>
+      </w:pPr>
+    </w:lvl>
+    <w:lvl w:ilvl="3" w:tentative="1">
+      <w:start w:val="1"/>
+      <w:numFmt w:val="decimal"/>
+      <w:lvlText w:val="%4."/>
+      <w:lvlJc w:val="left"/>
+      <w:pPr>
+        <w:tabs>
+          <w:tab w:val="num" w:pos="2880"/>
+        </w:tabs>
+        <w:ind w:left="2880" w:hanging="360"/>
+      </w:pPr>
+    </w:lvl>
+    <w:lvl w:ilvl="4" w:tentative="1">
+      <w:start w:val="1"/>
+      <w:numFmt w:val="decimal"/>
+      <w:lvlText w:val="%5."/>
+      <w:lvlJc w:val="left"/>
+      <w:pPr>
+        <w:tabs>
+          <w:tab w:val="num" w:pos="3600"/>
+        </w:tabs>
+        <w:ind w:left="3600" w:hanging="360"/>
+      </w:pPr>
+    </w:lvl>
+    <w:lvl w:ilvl="5" w:tentative="1">
+      <w:start w:val="1"/>
+      <w:numFmt w:val="decimal"/>
+      <w:lvlText w:val="%6."/>
+      <w:lvlJc w:val="left"/>
+      <w:pPr>
+        <w:tabs>
+          <w:tab w:val="num" w:pos="4320"/>
+        </w:tabs>
+        <w:ind w:left="4320" w:hanging="360"/>
+      </w:pPr>
+    </w:lvl>
+    <w:lvl w:ilvl="6" w:tentative="1">
+      <w:start w:val="1"/>
+      <w:numFmt w:val="decimal"/>
+      <w:lvlText w:val="%7."/>
+      <w:lvlJc w:val="left"/>
+      <w:pPr>
+        <w:tabs>
+          <w:tab w:val="num" w:pos="5040"/>
+        </w:tabs>
+        <w:ind w:left="5040" w:hanging="360"/>
+      </w:pPr>
+    </w:lvl>
+    <w:lvl w:ilvl="7" w:tentative="1">
+      <w:start w:val="1"/>
+      <w:numFmt w:val="decimal"/>
+      <w:lvlText w:val="%8."/>
+      <w:lvlJc w:val="left"/>
+      <w:pPr>
+        <w:tabs>
+          <w:tab w:val="num" w:pos="5760"/>
+        </w:tabs>
+        <w:ind w:left="5760" w:hanging="360"/>
+      </w:pPr>
+    </w:lvl>
+    <w:lvl w:ilvl="8" w:tentative="1">
+      <w:start w:val="1"/>
+      <w:numFmt w:val="decimal"/>
+      <w:lvlText w:val="%9."/>
+      <w:lvlJc w:val="left"/>
+      <w:pPr>
+        <w:tabs>
+          <w:tab w:val="num" w:pos="6480"/>
+        </w:tabs>
+        <w:ind w:left="6480" w:hanging="360"/>
+      </w:pPr>
+    </w:lvl>
+  </w:abstractNum>
+  <w:abstractNum w:abstractNumId="29" w15:restartNumberingAfterBreak="0">
     <w:nsid w:val="4E9B5D64"/>
     <w:multiLevelType w:val="hybridMultilevel"/>
     <w:tmpl w:val="BD5611BA"/>
@@ -9578,7 +10830,7 @@
       </w:pPr>
     </w:lvl>
   </w:abstractNum>
-  <w:abstractNum w:abstractNumId="25" w15:restartNumberingAfterBreak="0">
+  <w:abstractNum w:abstractNumId="30" w15:restartNumberingAfterBreak="0">
     <w:nsid w:val="4FC03AAB"/>
     <w:multiLevelType w:val="hybridMultilevel"/>
     <w:tmpl w:val="DE6EA8D2"/>
@@ -9691,7 +10943,7 @@
       </w:rPr>
     </w:lvl>
   </w:abstractNum>
-  <w:abstractNum w:abstractNumId="26" w15:restartNumberingAfterBreak="0">
+  <w:abstractNum w:abstractNumId="31" w15:restartNumberingAfterBreak="0">
     <w:nsid w:val="512410BE"/>
     <w:multiLevelType w:val="multilevel"/>
     <w:tmpl w:val="F18E76A0"/>
@@ -9840,7 +11092,156 @@
       </w:rPr>
     </w:lvl>
   </w:abstractNum>
-  <w:abstractNum w:abstractNumId="27" w15:restartNumberingAfterBreak="0">
+  <w:abstractNum w:abstractNumId="32" w15:restartNumberingAfterBreak="0">
+    <w:nsid w:val="51417134"/>
+    <w:multiLevelType w:val="multilevel"/>
+    <w:tmpl w:val="6E38BEA2"/>
+    <w:lvl w:ilvl="0">
+      <w:start w:val="1"/>
+      <w:numFmt w:val="bullet"/>
+      <w:lvlText w:val=""/>
+      <w:lvlJc w:val="left"/>
+      <w:pPr>
+        <w:tabs>
+          <w:tab w:val="num" w:pos="1080"/>
+        </w:tabs>
+        <w:ind w:left="1080" w:hanging="360"/>
+      </w:pPr>
+      <w:rPr>
+        <w:rFonts w:ascii="Symbol" w:hAnsi="Symbol" w:hint="default"/>
+        <w:sz w:val="20"/>
+      </w:rPr>
+    </w:lvl>
+    <w:lvl w:ilvl="1" w:tentative="1">
+      <w:start w:val="1"/>
+      <w:numFmt w:val="bullet"/>
+      <w:lvlText w:val="o"/>
+      <w:lvlJc w:val="left"/>
+      <w:pPr>
+        <w:tabs>
+          <w:tab w:val="num" w:pos="1800"/>
+        </w:tabs>
+        <w:ind w:left="1800" w:hanging="360"/>
+      </w:pPr>
+      <w:rPr>
+        <w:rFonts w:ascii="Courier New" w:hAnsi="Courier New" w:hint="default"/>
+        <w:sz w:val="20"/>
+      </w:rPr>
+    </w:lvl>
+    <w:lvl w:ilvl="2" w:tentative="1">
+      <w:start w:val="1"/>
+      <w:numFmt w:val="bullet"/>
+      <w:lvlText w:val=""/>
+      <w:lvlJc w:val="left"/>
+      <w:pPr>
+        <w:tabs>
+          <w:tab w:val="num" w:pos="2520"/>
+        </w:tabs>
+        <w:ind w:left="2520" w:hanging="360"/>
+      </w:pPr>
+      <w:rPr>
+        <w:rFonts w:ascii="Wingdings" w:hAnsi="Wingdings" w:hint="default"/>
+        <w:sz w:val="20"/>
+      </w:rPr>
+    </w:lvl>
+    <w:lvl w:ilvl="3" w:tentative="1">
+      <w:start w:val="1"/>
+      <w:numFmt w:val="bullet"/>
+      <w:lvlText w:val=""/>
+      <w:lvlJc w:val="left"/>
+      <w:pPr>
+        <w:tabs>
+          <w:tab w:val="num" w:pos="3240"/>
+        </w:tabs>
+        <w:ind w:left="3240" w:hanging="360"/>
+      </w:pPr>
+      <w:rPr>
+        <w:rFonts w:ascii="Wingdings" w:hAnsi="Wingdings" w:hint="default"/>
+        <w:sz w:val="20"/>
+      </w:rPr>
+    </w:lvl>
+    <w:lvl w:ilvl="4" w:tentative="1">
+      <w:start w:val="1"/>
+      <w:numFmt w:val="bullet"/>
+      <w:lvlText w:val=""/>
+      <w:lvlJc w:val="left"/>
+      <w:pPr>
+        <w:tabs>
+          <w:tab w:val="num" w:pos="3960"/>
+        </w:tabs>
+        <w:ind w:left="3960" w:hanging="360"/>
+      </w:pPr>
+      <w:rPr>
+        <w:rFonts w:ascii="Wingdings" w:hAnsi="Wingdings" w:hint="default"/>
+        <w:sz w:val="20"/>
+      </w:rPr>
+    </w:lvl>
+    <w:lvl w:ilvl="5" w:tentative="1">
+      <w:start w:val="1"/>
+      <w:numFmt w:val="bullet"/>
+      <w:lvlText w:val=""/>
+      <w:lvlJc w:val="left"/>
+      <w:pPr>
+        <w:tabs>
+          <w:tab w:val="num" w:pos="4680"/>
+        </w:tabs>
+        <w:ind w:left="4680" w:hanging="360"/>
+      </w:pPr>
+      <w:rPr>
+        <w:rFonts w:ascii="Wingdings" w:hAnsi="Wingdings" w:hint="default"/>
+        <w:sz w:val="20"/>
+      </w:rPr>
+    </w:lvl>
+    <w:lvl w:ilvl="6" w:tentative="1">
+      <w:start w:val="1"/>
+      <w:numFmt w:val="bullet"/>
+      <w:lvlText w:val=""/>
+      <w:lvlJc w:val="left"/>
+      <w:pPr>
+        <w:tabs>
+          <w:tab w:val="num" w:pos="5400"/>
+        </w:tabs>
+        <w:ind w:left="5400" w:hanging="360"/>
+      </w:pPr>
+      <w:rPr>
+        <w:rFonts w:ascii="Wingdings" w:hAnsi="Wingdings" w:hint="default"/>
+        <w:sz w:val="20"/>
+      </w:rPr>
+    </w:lvl>
+    <w:lvl w:ilvl="7" w:tentative="1">
+      <w:start w:val="1"/>
+      <w:numFmt w:val="bullet"/>
+      <w:lvlText w:val=""/>
+      <w:lvlJc w:val="left"/>
+      <w:pPr>
+        <w:tabs>
+          <w:tab w:val="num" w:pos="6120"/>
+        </w:tabs>
+        <w:ind w:left="6120" w:hanging="360"/>
+      </w:pPr>
+      <w:rPr>
+        <w:rFonts w:ascii="Wingdings" w:hAnsi="Wingdings" w:hint="default"/>
+        <w:sz w:val="20"/>
+      </w:rPr>
+    </w:lvl>
+    <w:lvl w:ilvl="8" w:tentative="1">
+      <w:start w:val="1"/>
+      <w:numFmt w:val="bullet"/>
+      <w:lvlText w:val=""/>
+      <w:lvlJc w:val="left"/>
+      <w:pPr>
+        <w:tabs>
+          <w:tab w:val="num" w:pos="6840"/>
+        </w:tabs>
+        <w:ind w:left="6840" w:hanging="360"/>
+      </w:pPr>
+      <w:rPr>
+        <w:rFonts w:ascii="Wingdings" w:hAnsi="Wingdings" w:hint="default"/>
+        <w:sz w:val="20"/>
+      </w:rPr>
+    </w:lvl>
+  </w:abstractNum>
+  <w:abstractNum w:abstractNumId="33" w15:restartNumberingAfterBreak="0">
     <w:nsid w:val="51CD789A"/>
     <w:multiLevelType w:val="hybridMultilevel"/>
     <w:tmpl w:val="93D830EE"/>
@@ -9930,7 +11331,7 @@
       </w:pPr>
     </w:lvl>
   </w:abstractNum>
-  <w:abstractNum w:abstractNumId="28" w15:restartNumberingAfterBreak="0">
+  <w:abstractNum w:abstractNumId="34" w15:restartNumberingAfterBreak="0">
     <w:nsid w:val="524148AD"/>
     <w:multiLevelType w:val="hybridMultilevel"/>
     <w:tmpl w:val="7E422A44"/>
@@ -10019,7 +11420,7 @@
       </w:pPr>
     </w:lvl>
   </w:abstractNum>
-  <w:abstractNum w:abstractNumId="29" w15:restartNumberingAfterBreak="0">
+  <w:abstractNum w:abstractNumId="35" w15:restartNumberingAfterBreak="0">
     <w:nsid w:val="535C3C46"/>
     <w:multiLevelType w:val="hybridMultilevel"/>
     <w:tmpl w:val="23FCF05E"/>
@@ -10132,7 +11533,120 @@
       </w:rPr>
     </w:lvl>
   </w:abstractNum>
-  <w:abstractNum w:abstractNumId="30" w15:restartNumberingAfterBreak="0">
+  <w:abstractNum w:abstractNumId="36" w15:restartNumberingAfterBreak="0">
+    <w:nsid w:val="537F7688"/>
+    <w:multiLevelType w:val="hybridMultilevel"/>
+    <w:tmpl w:val="466C32EA"/>
+    <w:lvl w:ilvl="0" w:tplc="40090003">
+      <w:start w:val="1"/>
+      <w:numFmt w:val="bullet"/>
+      <w:lvlText w:val="o"/>
+      <w:lvlJc w:val="left"/>
+      <w:pPr>
+        <w:ind w:left="1440" w:hanging="360"/>
+      </w:pPr>
+      <w:rPr>
+        <w:rFonts w:ascii="Courier New" w:hAnsi="Courier New" w:cs="Courier New" w:hint="default"/>
+      </w:rPr>
+    </w:lvl>
+    <w:lvl w:ilvl="1" w:tplc="40090003" w:tentative="1">
+      <w:start w:val="1"/>
+      <w:numFmt w:val="bullet"/>
+      <w:lvlText w:val="o"/>
+      <w:lvlJc w:val="left"/>
+      <w:pPr>
+        <w:ind w:left="2160" w:hanging="360"/>
+      </w:pPr>
+      <w:rPr>
+        <w:rFonts w:ascii="Courier New" w:hAnsi="Courier New" w:cs="Courier New" w:hint="default"/>
+      </w:rPr>
+    </w:lvl>
+    <w:lvl w:ilvl="2" w:tplc="40090005" w:tentative="1">
+      <w:start w:val="1"/>
+      <w:numFmt w:val="bullet"/>
+      <w:lvlText w:val=""/>
+      <w:lvlJc w:val="left"/>
+      <w:pPr>
+        <w:ind w:left="2880" w:hanging="360"/>
+      </w:pPr>
+      <w:rPr>
+        <w:rFonts w:ascii="Wingdings" w:hAnsi="Wingdings" w:hint="default"/>
+      </w:rPr>
+    </w:lvl>
+    <w:lvl w:ilvl="3" w:tplc="40090001" w:tentative="1">
+      <w:start w:val="1"/>
+      <w:numFmt w:val="bullet"/>
+      <w:lvlText w:val=""/>
+      <w:lvlJc w:val="left"/>
+      <w:pPr>
+        <w:ind w:left="3600" w:hanging="360"/>
+      </w:pPr>
+      <w:rPr>
+        <w:rFonts w:ascii="Symbol" w:hAnsi="Symbol" w:hint="default"/>
+      </w:rPr>
+    </w:lvl>
+    <w:lvl w:ilvl="4" w:tplc="40090003" w:tentative="1">
+      <w:start w:val="1"/>
+      <w:numFmt w:val="bullet"/>
+      <w:lvlText w:val="o"/>
+      <w:lvlJc w:val="left"/>
+      <w:pPr>
+        <w:ind w:left="4320" w:hanging="360"/>
+      </w:pPr>
+      <w:rPr>
+        <w:rFonts w:ascii="Courier New" w:hAnsi="Courier New" w:cs="Courier New" w:hint="default"/>
+      </w:rPr>
+    </w:lvl>
+    <w:lvl w:ilvl="5" w:tplc="40090005" w:tentative="1">
+      <w:start w:val="1"/>
+      <w:numFmt w:val="bullet"/>
+      <w:lvlText w:val=""/>
+      <w:lvlJc w:val="left"/>
+      <w:pPr>
+        <w:ind w:left="5040" w:hanging="360"/>
+      </w:pPr>
+      <w:rPr>
+        <w:rFonts w:ascii="Wingdings" w:hAnsi="Wingdings" w:hint="default"/>
+      </w:rPr>
+    </w:lvl>
+    <w:lvl w:ilvl="6" w:tplc="40090001" w:tentative="1">
+      <w:start w:val="1"/>
+      <w:numFmt w:val="bullet"/>
+      <w:lvlText w:val=""/>
+      <w:lvlJc w:val="left"/>
+      <w:pPr>
+        <w:ind w:left="5760" w:hanging="360"/>
+      </w:pPr>
+      <w:rPr>
+        <w:rFonts w:ascii="Symbol" w:hAnsi="Symbol" w:hint="default"/>
+      </w:rPr>
+    </w:lvl>
+    <w:lvl w:ilvl="7" w:tplc="40090003" w:tentative="1">
+      <w:start w:val="1"/>
+      <w:numFmt w:val="bullet"/>
+      <w:lvlText w:val="o"/>
+      <w:lvlJc w:val="left"/>
+      <w:pPr>
+        <w:ind w:left="6480" w:hanging="360"/>
+      </w:pPr>
+      <w:rPr>
+        <w:rFonts w:ascii="Courier New" w:hAnsi="Courier New" w:cs="Courier New" w:hint="default"/>
+      </w:rPr>
+    </w:lvl>
+    <w:lvl w:ilvl="8" w:tplc="40090005" w:tentative="1">
+      <w:start w:val="1"/>
+      <w:numFmt w:val="bullet"/>
+      <w:lvlText w:val=""/>
+      <w:lvlJc w:val="left"/>
+      <w:pPr>
+        <w:ind w:left="7200" w:hanging="360"/>
+      </w:pPr>
+      <w:rPr>
+        <w:rFonts w:ascii="Wingdings" w:hAnsi="Wingdings" w:hint="default"/>
+      </w:rPr>
+    </w:lvl>
+  </w:abstractNum>
+  <w:abstractNum w:abstractNumId="37" w15:restartNumberingAfterBreak="0">
     <w:nsid w:val="54D66644"/>
     <w:multiLevelType w:val="hybridMultilevel"/>
     <w:tmpl w:val="136EBA0E"/>
@@ -10245,7 +11759,237 @@
       </w:rPr>
     </w:lvl>
   </w:abstractNum>
-  <w:abstractNum w:abstractNumId="31" w15:restartNumberingAfterBreak="0">
+  <w:abstractNum w:abstractNumId="38" w15:restartNumberingAfterBreak="0">
+    <w:nsid w:val="56AB236B"/>
+    <w:multiLevelType w:val="multilevel"/>
+    <w:tmpl w:val="081426DA"/>
+    <w:lvl w:ilvl="0">
+      <w:start w:val="1"/>
+      <w:numFmt w:val="decimal"/>
+      <w:lvlText w:val="%1."/>
+      <w:lvlJc w:val="left"/>
+      <w:pPr>
+        <w:tabs>
+          <w:tab w:val="num" w:pos="720"/>
+        </w:tabs>
+        <w:ind w:left="720" w:hanging="360"/>
+      </w:pPr>
+    </w:lvl>
+    <w:lvl w:ilvl="1">
+      <w:start w:val="1"/>
+      <w:numFmt w:val="bullet"/>
+      <w:lvlText w:val="o"/>
+      <w:lvlJc w:val="left"/>
+      <w:pPr>
+        <w:tabs>
+          <w:tab w:val="num" w:pos="1440"/>
+        </w:tabs>
+        <w:ind w:left="1440" w:hanging="360"/>
+      </w:pPr>
+      <w:rPr>
+        <w:rFonts w:ascii="Courier New" w:hAnsi="Courier New" w:hint="default"/>
+        <w:sz w:val="20"/>
+      </w:rPr>
+    </w:lvl>
+    <w:lvl w:ilvl="2" w:tentative="1">
+      <w:start w:val="1"/>
+      <w:numFmt w:val="decimal"/>
+      <w:lvlText w:val="%3."/>
+      <w:lvlJc w:val="left"/>
+      <w:pPr>
+        <w:tabs>
+          <w:tab w:val="num" w:pos="2160"/>
+        </w:tabs>
+        <w:ind w:left="2160" w:hanging="360"/>
+      </w:pPr>
+    </w:lvl>
+    <w:lvl w:ilvl="3" w:tentative="1">
+      <w:start w:val="1"/>
+      <w:numFmt w:val="decimal"/>
+      <w:lvlText w:val="%4."/>
+      <w:lvlJc w:val="left"/>
+      <w:pPr>
+        <w:tabs>
+          <w:tab w:val="num" w:pos="2880"/>
+        </w:tabs>
+        <w:ind w:left="2880" w:hanging="360"/>
+      </w:pPr>
+    </w:lvl>
+    <w:lvl w:ilvl="4" w:tentative="1">
+      <w:start w:val="1"/>
+      <w:numFmt w:val="decimal"/>
+      <w:lvlText w:val="%5."/>
+      <w:lvlJc w:val="left"/>
+      <w:pPr>
+        <w:tabs>
+          <w:tab w:val="num" w:pos="3600"/>
+        </w:tabs>
+        <w:ind w:left="3600" w:hanging="360"/>
+      </w:pPr>
+    </w:lvl>
+    <w:lvl w:ilvl="5" w:tentative="1">
+      <w:start w:val="1"/>
+      <w:numFmt w:val="decimal"/>
+      <w:lvlText w:val="%6."/>
+      <w:lvlJc w:val="left"/>
+      <w:pPr>
+        <w:tabs>
+          <w:tab w:val="num" w:pos="4320"/>
+        </w:tabs>
+        <w:ind w:left="4320" w:hanging="360"/>
+      </w:pPr>
+    </w:lvl>
+    <w:lvl w:ilvl="6" w:tentative="1">
+      <w:start w:val="1"/>
+      <w:numFmt w:val="decimal"/>
+      <w:lvlText w:val="%7."/>
+      <w:lvlJc w:val="left"/>
+      <w:pPr>
+        <w:tabs>
+          <w:tab w:val="num" w:pos="5040"/>
+        </w:tabs>
+        <w:ind w:left="5040" w:hanging="360"/>
+      </w:pPr>
+    </w:lvl>
+    <w:lvl w:ilvl="7" w:tentative="1">
+      <w:start w:val="1"/>
+      <w:numFmt w:val="decimal"/>
+      <w:lvlText w:val="%8."/>
+      <w:lvlJc w:val="left"/>
+      <w:pPr>
+        <w:tabs>
+          <w:tab w:val="num" w:pos="5760"/>
+        </w:tabs>
+        <w:ind w:left="5760" w:hanging="360"/>
+      </w:pPr>
+    </w:lvl>
+    <w:lvl w:ilvl="8" w:tentative="1">
+      <w:start w:val="1"/>
+      <w:numFmt w:val="decimal"/>
+      <w:lvlText w:val="%9."/>
+      <w:lvlJc w:val="left"/>
+      <w:pPr>
+        <w:tabs>
+          <w:tab w:val="num" w:pos="6480"/>
+        </w:tabs>
+        <w:ind w:left="6480" w:hanging="360"/>
+      </w:pPr>
+    </w:lvl>
+  </w:abstractNum>
+  <w:abstractNum w:abstractNumId="39" w15:restartNumberingAfterBreak="0">
+    <w:nsid w:val="580330AB"/>
+    <w:multiLevelType w:val="hybridMultilevel"/>
+    <w:tmpl w:val="A2B4682A"/>
+    <w:lvl w:ilvl="0" w:tplc="40090001">
+      <w:start w:val="1"/>
+      <w:numFmt w:val="bullet"/>
+      <w:lvlText w:val=""/>
+      <w:lvlJc w:val="left"/>
+      <w:pPr>
+        <w:ind w:left="1931" w:hanging="360"/>
+      </w:pPr>
+      <w:rPr>
+        <w:rFonts w:ascii="Symbol" w:hAnsi="Symbol" w:hint="default"/>
+      </w:rPr>
+    </w:lvl>
+    <w:lvl w:ilvl="1" w:tplc="40090003" w:tentative="1">
+      <w:start w:val="1"/>
+      <w:numFmt w:val="bullet"/>
+      <w:lvlText w:val="o"/>
+      <w:lvlJc w:val="left"/>
+      <w:pPr>
+        <w:ind w:left="2651" w:hanging="360"/>
+      </w:pPr>
+      <w:rPr>
+        <w:rFonts w:ascii="Courier New" w:hAnsi="Courier New" w:cs="Courier New" w:hint="default"/>
+      </w:rPr>
+    </w:lvl>
+    <w:lvl w:ilvl="2" w:tplc="40090005" w:tentative="1">
+      <w:start w:val="1"/>
+      <w:numFmt w:val="bullet"/>
+      <w:lvlText w:val=""/>
+      <w:lvlJc w:val="left"/>
+      <w:pPr>
+        <w:ind w:left="3371" w:hanging="360"/>
+      </w:pPr>
+      <w:rPr>
+        <w:rFonts w:ascii="Wingdings" w:hAnsi="Wingdings" w:hint="default"/>
+      </w:rPr>
+    </w:lvl>
+    <w:lvl w:ilvl="3" w:tplc="40090001" w:tentative="1">
+      <w:start w:val="1"/>
+      <w:numFmt w:val="bullet"/>
+      <w:lvlText w:val=""/>
+      <w:lvlJc w:val="left"/>
+      <w:pPr>
+        <w:ind w:left="4091" w:hanging="360"/>
+      </w:pPr>
+      <w:rPr>
+        <w:rFonts w:ascii="Symbol" w:hAnsi="Symbol" w:hint="default"/>
+      </w:rPr>
+    </w:lvl>
+    <w:lvl w:ilvl="4" w:tplc="40090003" w:tentative="1">
+      <w:start w:val="1"/>
+      <w:numFmt w:val="bullet"/>
+      <w:lvlText w:val="o"/>
+      <w:lvlJc w:val="left"/>
+      <w:pPr>
+        <w:ind w:left="4811" w:hanging="360"/>
+      </w:pPr>
+      <w:rPr>
+        <w:rFonts w:ascii="Courier New" w:hAnsi="Courier New" w:cs="Courier New" w:hint="default"/>
+      </w:rPr>
+    </w:lvl>
+    <w:lvl w:ilvl="5" w:tplc="40090005" w:tentative="1">
+      <w:start w:val="1"/>
+      <w:numFmt w:val="bullet"/>
+      <w:lvlText w:val=""/>
+      <w:lvlJc w:val="left"/>
+      <w:pPr>
+        <w:ind w:left="5531" w:hanging="360"/>
+      </w:pPr>
+      <w:rPr>
+        <w:rFonts w:ascii="Wingdings" w:hAnsi="Wingdings" w:hint="default"/>
+      </w:rPr>
+    </w:lvl>
+    <w:lvl w:ilvl="6" w:tplc="40090001" w:tentative="1">
+      <w:start w:val="1"/>
+      <w:numFmt w:val="bullet"/>
+      <w:lvlText w:val=""/>
+      <w:lvlJc w:val="left"/>
+      <w:pPr>
+        <w:ind w:left="6251" w:hanging="360"/>
+      </w:pPr>
+      <w:rPr>
+        <w:rFonts w:ascii="Symbol" w:hAnsi="Symbol" w:hint="default"/>
+      </w:rPr>
+    </w:lvl>
+    <w:lvl w:ilvl="7" w:tplc="40090003" w:tentative="1">
+      <w:start w:val="1"/>
+      <w:numFmt w:val="bullet"/>
+      <w:lvlText w:val="o"/>
+      <w:lvlJc w:val="left"/>
+      <w:pPr>
+        <w:ind w:left="6971" w:hanging="360"/>
+      </w:pPr>
+      <w:rPr>
+        <w:rFonts w:ascii="Courier New" w:hAnsi="Courier New" w:cs="Courier New" w:hint="default"/>
+      </w:rPr>
+    </w:lvl>
+    <w:lvl w:ilvl="8" w:tplc="40090005" w:tentative="1">
+      <w:start w:val="1"/>
+      <w:numFmt w:val="bullet"/>
+      <w:lvlText w:val=""/>
+      <w:lvlJc w:val="left"/>
+      <w:pPr>
+        <w:ind w:left="7691" w:hanging="360"/>
+      </w:pPr>
+      <w:rPr>
+        <w:rFonts w:ascii="Wingdings" w:hAnsi="Wingdings" w:hint="default"/>
+      </w:rPr>
+    </w:lvl>
+  </w:abstractNum>
+  <w:abstractNum w:abstractNumId="40" w15:restartNumberingAfterBreak="0">
     <w:nsid w:val="585915B8"/>
     <w:multiLevelType w:val="multilevel"/>
     <w:tmpl w:val="12F6E1BE"/>
@@ -10255,7 +11999,7 @@
       <w:lvlText w:val="%1."/>
       <w:lvlJc w:val="left"/>
       <w:pPr>
-        <w:ind w:left="720" w:hanging="360"/>
+        <w:ind w:left="1211" w:hanging="360"/>
       </w:pPr>
       <w:rPr>
         <w:rFonts w:hint="default"/>
@@ -10374,7 +12118,7 @@
       </w:rPr>
     </w:lvl>
   </w:abstractNum>
-  <w:abstractNum w:abstractNumId="32" w15:restartNumberingAfterBreak="0">
+  <w:abstractNum w:abstractNumId="41" w15:restartNumberingAfterBreak="0">
     <w:nsid w:val="58794F9E"/>
     <w:multiLevelType w:val="hybridMultilevel"/>
     <w:tmpl w:val="3F56196E"/>
@@ -10463,7 +12207,7 @@
       </w:pPr>
     </w:lvl>
   </w:abstractNum>
-  <w:abstractNum w:abstractNumId="33" w15:restartNumberingAfterBreak="0">
+  <w:abstractNum w:abstractNumId="42" w15:restartNumberingAfterBreak="0">
     <w:nsid w:val="5A33268F"/>
     <w:multiLevelType w:val="multilevel"/>
     <w:tmpl w:val="420C3298"/>
@@ -10578,7 +12322,156 @@
       </w:rPr>
     </w:lvl>
   </w:abstractNum>
-  <w:abstractNum w:abstractNumId="34" w15:restartNumberingAfterBreak="0">
+  <w:abstractNum w:abstractNumId="43" w15:restartNumberingAfterBreak="0">
+    <w:nsid w:val="5C9E6EBB"/>
+    <w:multiLevelType w:val="multilevel"/>
+    <w:tmpl w:val="BACCC15E"/>
+    <w:lvl w:ilvl="0">
+      <w:start w:val="1"/>
+      <w:numFmt w:val="bullet"/>
+      <w:lvlText w:val=""/>
+      <w:lvlJc w:val="left"/>
+      <w:pPr>
+        <w:tabs>
+          <w:tab w:val="num" w:pos="1080"/>
+        </w:tabs>
+        <w:ind w:left="1080" w:hanging="360"/>
+      </w:pPr>
+      <w:rPr>
+        <w:rFonts w:ascii="Symbol" w:hAnsi="Symbol" w:hint="default"/>
+        <w:sz w:val="20"/>
+      </w:rPr>
+    </w:lvl>
+    <w:lvl w:ilvl="1" w:tentative="1">
+      <w:start w:val="1"/>
+      <w:numFmt w:val="bullet"/>
+      <w:lvlText w:val="o"/>
+      <w:lvlJc w:val="left"/>
+      <w:pPr>
+        <w:tabs>
+          <w:tab w:val="num" w:pos="1800"/>
+        </w:tabs>
+        <w:ind w:left="1800" w:hanging="360"/>
+      </w:pPr>
+      <w:rPr>
+        <w:rFonts w:ascii="Courier New" w:hAnsi="Courier New" w:hint="default"/>
+        <w:sz w:val="20"/>
+      </w:rPr>
+    </w:lvl>
+    <w:lvl w:ilvl="2" w:tentative="1">
+      <w:start w:val="1"/>
+      <w:numFmt w:val="bullet"/>
+      <w:lvlText w:val=""/>
+      <w:lvlJc w:val="left"/>
+      <w:pPr>
+        <w:tabs>
+          <w:tab w:val="num" w:pos="2520"/>
+        </w:tabs>
+        <w:ind w:left="2520" w:hanging="360"/>
+      </w:pPr>
+      <w:rPr>
+        <w:rFonts w:ascii="Wingdings" w:hAnsi="Wingdings" w:hint="default"/>
+        <w:sz w:val="20"/>
+      </w:rPr>
+    </w:lvl>
+    <w:lvl w:ilvl="3" w:tentative="1">
+      <w:start w:val="1"/>
+      <w:numFmt w:val="bullet"/>
+      <w:lvlText w:val=""/>
+      <w:lvlJc w:val="left"/>
+      <w:pPr>
+        <w:tabs>
+          <w:tab w:val="num" w:pos="3240"/>
+        </w:tabs>
+        <w:ind w:left="3240" w:hanging="360"/>
+      </w:pPr>
+      <w:rPr>
+        <w:rFonts w:ascii="Wingdings" w:hAnsi="Wingdings" w:hint="default"/>
+        <w:sz w:val="20"/>
+      </w:rPr>
+    </w:lvl>
+    <w:lvl w:ilvl="4" w:tentative="1">
+      <w:start w:val="1"/>
+      <w:numFmt w:val="bullet"/>
+      <w:lvlText w:val=""/>
+      <w:lvlJc w:val="left"/>
+      <w:pPr>
+        <w:tabs>
+          <w:tab w:val="num" w:pos="3960"/>
+        </w:tabs>
+        <w:ind w:left="3960" w:hanging="360"/>
+      </w:pPr>
+      <w:rPr>
+        <w:rFonts w:ascii="Wingdings" w:hAnsi="Wingdings" w:hint="default"/>
+        <w:sz w:val="20"/>
+      </w:rPr>
+    </w:lvl>
+    <w:lvl w:ilvl="5" w:tentative="1">
+      <w:start w:val="1"/>
+      <w:numFmt w:val="bullet"/>
+      <w:lvlText w:val=""/>
+      <w:lvlJc w:val="left"/>
+      <w:pPr>
+        <w:tabs>
+          <w:tab w:val="num" w:pos="4680"/>
+        </w:tabs>
+        <w:ind w:left="4680" w:hanging="360"/>
+      </w:pPr>
+      <w:rPr>
+        <w:rFonts w:ascii="Wingdings" w:hAnsi="Wingdings" w:hint="default"/>
+        <w:sz w:val="20"/>
+      </w:rPr>
+    </w:lvl>
+    <w:lvl w:ilvl="6" w:tentative="1">
+      <w:start w:val="1"/>
+      <w:numFmt w:val="bullet"/>
+      <w:lvlText w:val=""/>
+      <w:lvlJc w:val="left"/>
+      <w:pPr>
+        <w:tabs>
+          <w:tab w:val="num" w:pos="5400"/>
+        </w:tabs>
+        <w:ind w:left="5400" w:hanging="360"/>
+      </w:pPr>
+      <w:rPr>
+        <w:rFonts w:ascii="Wingdings" w:hAnsi="Wingdings" w:hint="default"/>
+        <w:sz w:val="20"/>
+      </w:rPr>
+    </w:lvl>
+    <w:lvl w:ilvl="7" w:tentative="1">
+      <w:start w:val="1"/>
+      <w:numFmt w:val="bullet"/>
+      <w:lvlText w:val=""/>
+      <w:lvlJc w:val="left"/>
+      <w:pPr>
+        <w:tabs>
+          <w:tab w:val="num" w:pos="6120"/>
+        </w:tabs>
+        <w:ind w:left="6120" w:hanging="360"/>
+      </w:pPr>
+      <w:rPr>
+        <w:rFonts w:ascii="Wingdings" w:hAnsi="Wingdings" w:hint="default"/>
+        <w:sz w:val="20"/>
+      </w:rPr>
+    </w:lvl>
+    <w:lvl w:ilvl="8" w:tentative="1">
+      <w:start w:val="1"/>
+      <w:numFmt w:val="bullet"/>
+      <w:lvlText w:val=""/>
+      <w:lvlJc w:val="left"/>
+      <w:pPr>
+        <w:tabs>
+          <w:tab w:val="num" w:pos="6840"/>
+        </w:tabs>
+        <w:ind w:left="6840" w:hanging="360"/>
+      </w:pPr>
+      <w:rPr>
+        <w:rFonts w:ascii="Wingdings" w:hAnsi="Wingdings" w:hint="default"/>
+        <w:sz w:val="20"/>
+      </w:rPr>
+    </w:lvl>
+  </w:abstractNum>
+  <w:abstractNum w:abstractNumId="44" w15:restartNumberingAfterBreak="0">
     <w:nsid w:val="5D23647B"/>
     <w:multiLevelType w:val="hybridMultilevel"/>
     <w:tmpl w:val="D9E4C2E2"/>
@@ -10667,7 +12560,7 @@
       </w:pPr>
     </w:lvl>
   </w:abstractNum>
-  <w:abstractNum w:abstractNumId="35" w15:restartNumberingAfterBreak="0">
+  <w:abstractNum w:abstractNumId="45" w15:restartNumberingAfterBreak="0">
     <w:nsid w:val="5F215247"/>
     <w:multiLevelType w:val="multilevel"/>
     <w:tmpl w:val="420C3298"/>
@@ -10782,7 +12675,7 @@
       </w:rPr>
     </w:lvl>
   </w:abstractNum>
-  <w:abstractNum w:abstractNumId="36" w15:restartNumberingAfterBreak="0">
+  <w:abstractNum w:abstractNumId="46" w15:restartNumberingAfterBreak="0">
     <w:nsid w:val="60672410"/>
     <w:multiLevelType w:val="hybridMultilevel"/>
     <w:tmpl w:val="866C792E"/>
@@ -10895,7 +12788,7 @@
       </w:rPr>
     </w:lvl>
   </w:abstractNum>
-  <w:abstractNum w:abstractNumId="37" w15:restartNumberingAfterBreak="0">
+  <w:abstractNum w:abstractNumId="47" w15:restartNumberingAfterBreak="0">
     <w:nsid w:val="60834379"/>
     <w:multiLevelType w:val="hybridMultilevel"/>
     <w:tmpl w:val="6E063BFA"/>
@@ -11008,7 +12901,7 @@
       </w:rPr>
     </w:lvl>
   </w:abstractNum>
-  <w:abstractNum w:abstractNumId="38" w15:restartNumberingAfterBreak="0">
+  <w:abstractNum w:abstractNumId="48" w15:restartNumberingAfterBreak="0">
     <w:nsid w:val="60E756C9"/>
     <w:multiLevelType w:val="multilevel"/>
     <w:tmpl w:val="6E9251A2"/>
@@ -11121,7 +13014,120 @@
       </w:rPr>
     </w:lvl>
   </w:abstractNum>
-  <w:abstractNum w:abstractNumId="39" w15:restartNumberingAfterBreak="0">
+  <w:abstractNum w:abstractNumId="49" w15:restartNumberingAfterBreak="0">
+    <w:nsid w:val="61EA1245"/>
+    <w:multiLevelType w:val="hybridMultilevel"/>
+    <w:tmpl w:val="3E243766"/>
+    <w:lvl w:ilvl="0" w:tplc="40090001">
+      <w:start w:val="1"/>
+      <w:numFmt w:val="bullet"/>
+      <w:lvlText w:val=""/>
+      <w:lvlJc w:val="left"/>
+      <w:pPr>
+        <w:ind w:left="1931" w:hanging="360"/>
+      </w:pPr>
+      <w:rPr>
+        <w:rFonts w:ascii="Symbol" w:hAnsi="Symbol" w:hint="default"/>
+      </w:rPr>
+    </w:lvl>
+    <w:lvl w:ilvl="1" w:tplc="40090003" w:tentative="1">
+      <w:start w:val="1"/>
+      <w:numFmt w:val="bullet"/>
+      <w:lvlText w:val="o"/>
+      <w:lvlJc w:val="left"/>
+      <w:pPr>
+        <w:ind w:left="2651" w:hanging="360"/>
+      </w:pPr>
+      <w:rPr>
+        <w:rFonts w:ascii="Courier New" w:hAnsi="Courier New" w:cs="Courier New" w:hint="default"/>
+      </w:rPr>
+    </w:lvl>
+    <w:lvl w:ilvl="2" w:tplc="40090005" w:tentative="1">
+      <w:start w:val="1"/>
+      <w:numFmt w:val="bullet"/>
+      <w:lvlText w:val=""/>
+      <w:lvlJc w:val="left"/>
+      <w:pPr>
+        <w:ind w:left="3371" w:hanging="360"/>
+      </w:pPr>
+      <w:rPr>
+        <w:rFonts w:ascii="Wingdings" w:hAnsi="Wingdings" w:hint="default"/>
+      </w:rPr>
+    </w:lvl>
+    <w:lvl w:ilvl="3" w:tplc="40090001" w:tentative="1">
+      <w:start w:val="1"/>
+      <w:numFmt w:val="bullet"/>
+      <w:lvlText w:val=""/>
+      <w:lvlJc w:val="left"/>
+      <w:pPr>
+        <w:ind w:left="4091" w:hanging="360"/>
+      </w:pPr>
+      <w:rPr>
+        <w:rFonts w:ascii="Symbol" w:hAnsi="Symbol" w:hint="default"/>
+      </w:rPr>
+    </w:lvl>
+    <w:lvl w:ilvl="4" w:tplc="40090003" w:tentative="1">
+      <w:start w:val="1"/>
+      <w:numFmt w:val="bullet"/>
+      <w:lvlText w:val="o"/>
+      <w:lvlJc w:val="left"/>
+      <w:pPr>
+        <w:ind w:left="4811" w:hanging="360"/>
+      </w:pPr>
+      <w:rPr>
+        <w:rFonts w:ascii="Courier New" w:hAnsi="Courier New" w:cs="Courier New" w:hint="default"/>
+      </w:rPr>
+    </w:lvl>
+    <w:lvl w:ilvl="5" w:tplc="40090005" w:tentative="1">
+      <w:start w:val="1"/>
+      <w:numFmt w:val="bullet"/>
+      <w:lvlText w:val=""/>
+      <w:lvlJc w:val="left"/>
+      <w:pPr>
+        <w:ind w:left="5531" w:hanging="360"/>
+      </w:pPr>
+      <w:rPr>
+        <w:rFonts w:ascii="Wingdings" w:hAnsi="Wingdings" w:hint="default"/>
+      </w:rPr>
+    </w:lvl>
+    <w:lvl w:ilvl="6" w:tplc="40090001" w:tentative="1">
+      <w:start w:val="1"/>
+      <w:numFmt w:val="bullet"/>
+      <w:lvlText w:val=""/>
+      <w:lvlJc w:val="left"/>
+      <w:pPr>
+        <w:ind w:left="6251" w:hanging="360"/>
+      </w:pPr>
+      <w:rPr>
+        <w:rFonts w:ascii="Symbol" w:hAnsi="Symbol" w:hint="default"/>
+      </w:rPr>
+    </w:lvl>
+    <w:lvl w:ilvl="7" w:tplc="40090003" w:tentative="1">
+      <w:start w:val="1"/>
+      <w:numFmt w:val="bullet"/>
+      <w:lvlText w:val="o"/>
+      <w:lvlJc w:val="left"/>
+      <w:pPr>
+        <w:ind w:left="6971" w:hanging="360"/>
+      </w:pPr>
+      <w:rPr>
+        <w:rFonts w:ascii="Courier New" w:hAnsi="Courier New" w:cs="Courier New" w:hint="default"/>
+      </w:rPr>
+    </w:lvl>
+    <w:lvl w:ilvl="8" w:tplc="40090005" w:tentative="1">
+      <w:start w:val="1"/>
+      <w:numFmt w:val="bullet"/>
+      <w:lvlText w:val=""/>
+      <w:lvlJc w:val="left"/>
+      <w:pPr>
+        <w:ind w:left="7691" w:hanging="360"/>
+      </w:pPr>
+      <w:rPr>
+        <w:rFonts w:ascii="Wingdings" w:hAnsi="Wingdings" w:hint="default"/>
+      </w:rPr>
+    </w:lvl>
+  </w:abstractNum>
+  <w:abstractNum w:abstractNumId="50" w15:restartNumberingAfterBreak="0">
     <w:nsid w:val="62052FE1"/>
     <w:multiLevelType w:val="hybridMultilevel"/>
     <w:tmpl w:val="31D4D790"/>
@@ -11234,7 +13240,7 @@
       </w:rPr>
     </w:lvl>
   </w:abstractNum>
-  <w:abstractNum w:abstractNumId="40" w15:restartNumberingAfterBreak="0">
+  <w:abstractNum w:abstractNumId="51" w15:restartNumberingAfterBreak="0">
     <w:nsid w:val="62936FC0"/>
     <w:multiLevelType w:val="hybridMultilevel"/>
     <w:tmpl w:val="A5926C78"/>
@@ -11323,7 +13329,7 @@
       </w:pPr>
     </w:lvl>
   </w:abstractNum>
-  <w:abstractNum w:abstractNumId="41" w15:restartNumberingAfterBreak="0">
+  <w:abstractNum w:abstractNumId="52" w15:restartNumberingAfterBreak="0">
     <w:nsid w:val="62B33DA8"/>
     <w:multiLevelType w:val="hybridMultilevel"/>
     <w:tmpl w:val="0E38CEE4"/>
@@ -11436,7 +13442,7 @@
       </w:rPr>
     </w:lvl>
   </w:abstractNum>
-  <w:abstractNum w:abstractNumId="42" w15:restartNumberingAfterBreak="0">
+  <w:abstractNum w:abstractNumId="53" w15:restartNumberingAfterBreak="0">
     <w:nsid w:val="66771D67"/>
     <w:multiLevelType w:val="hybridMultilevel"/>
     <w:tmpl w:val="7C8EB46C"/>
@@ -11549,7 +13555,96 @@
       </w:rPr>
     </w:lvl>
   </w:abstractNum>
-  <w:abstractNum w:abstractNumId="43" w15:restartNumberingAfterBreak="0">
+  <w:abstractNum w:abstractNumId="54" w15:restartNumberingAfterBreak="0">
+    <w:nsid w:val="66EA6CF6"/>
+    <w:multiLevelType w:val="hybridMultilevel"/>
+    <w:tmpl w:val="1750DEB0"/>
+    <w:lvl w:ilvl="0" w:tplc="4009000F">
+      <w:start w:val="1"/>
+      <w:numFmt w:val="decimal"/>
+      <w:lvlText w:val="%1."/>
+      <w:lvlJc w:val="left"/>
+      <w:pPr>
+        <w:ind w:left="720" w:hanging="360"/>
+      </w:pPr>
+      <w:rPr>
+        <w:rFonts w:hint="default"/>
+      </w:rPr>
+    </w:lvl>
+    <w:lvl w:ilvl="1" w:tplc="40090019" w:tentative="1">
+      <w:start w:val="1"/>
+      <w:numFmt w:val="lowerLetter"/>
+      <w:lvlText w:val="%2."/>
+      <w:lvlJc w:val="left"/>
+      <w:pPr>
+        <w:ind w:left="1440" w:hanging="360"/>
+      </w:pPr>
+    </w:lvl>
+    <w:lvl w:ilvl="2" w:tplc="4009001B" w:tentative="1">
+      <w:start w:val="1"/>
+      <w:numFmt w:val="lowerRoman"/>
+      <w:lvlText w:val="%3."/>
+      <w:lvlJc w:val="right"/>
+      <w:pPr>
+        <w:ind w:left="2160" w:hanging="180"/>
+      </w:pPr>
+    </w:lvl>
+    <w:lvl w:ilvl="3" w:tplc="4009000F" w:tentative="1">
+      <w:start w:val="1"/>
+      <w:numFmt w:val="decimal"/>
+      <w:lvlText w:val="%4."/>
+      <w:lvlJc w:val="left"/>
+      <w:pPr>
+        <w:ind w:left="2880" w:hanging="360"/>
+      </w:pPr>
+    </w:lvl>
+    <w:lvl w:ilvl="4" w:tplc="40090019" w:tentative="1">
+      <w:start w:val="1"/>
+      <w:numFmt w:val="lowerLetter"/>
+      <w:lvlText w:val="%5."/>
+      <w:lvlJc w:val="left"/>
+      <w:pPr>
+        <w:ind w:left="3600" w:hanging="360"/>
+      </w:pPr>
+    </w:lvl>
+    <w:lvl w:ilvl="5" w:tplc="4009001B" w:tentative="1">
+      <w:start w:val="1"/>
+      <w:numFmt w:val="lowerRoman"/>
+      <w:lvlText w:val="%6."/>
+      <w:lvlJc w:val="right"/>
+      <w:pPr>
+        <w:ind w:left="4320" w:hanging="180"/>
+      </w:pPr>
+    </w:lvl>
+    <w:lvl w:ilvl="6" w:tplc="4009000F" w:tentative="1">
+      <w:start w:val="1"/>
+      <w:numFmt w:val="decimal"/>
+      <w:lvlText w:val="%7."/>
+      <w:lvlJc w:val="left"/>
+      <w:pPr>
+        <w:ind w:left="5040" w:hanging="360"/>
+      </w:pPr>
+    </w:lvl>
+    <w:lvl w:ilvl="7" w:tplc="40090019" w:tentative="1">
+      <w:start w:val="1"/>
+      <w:numFmt w:val="lowerLetter"/>
+      <w:lvlText w:val="%8."/>
+      <w:lvlJc w:val="left"/>
+      <w:pPr>
+        <w:ind w:left="5760" w:hanging="360"/>
+      </w:pPr>
+    </w:lvl>
+    <w:lvl w:ilvl="8" w:tplc="4009001B" w:tentative="1">
+      <w:start w:val="1"/>
+      <w:numFmt w:val="lowerRoman"/>
+      <w:lvlText w:val="%9."/>
+      <w:lvlJc w:val="right"/>
+      <w:pPr>
+        <w:ind w:left="6480" w:hanging="180"/>
+      </w:pPr>
+    </w:lvl>
+  </w:abstractNum>
+  <w:abstractNum w:abstractNumId="55" w15:restartNumberingAfterBreak="0">
     <w:nsid w:val="68863451"/>
     <w:multiLevelType w:val="multilevel"/>
     <w:tmpl w:val="94FC30BA"/>
@@ -11698,7 +13793,7 @@
       </w:rPr>
     </w:lvl>
   </w:abstractNum>
-  <w:abstractNum w:abstractNumId="44" w15:restartNumberingAfterBreak="0">
+  <w:abstractNum w:abstractNumId="56" w15:restartNumberingAfterBreak="0">
     <w:nsid w:val="6A4A5AB1"/>
     <w:multiLevelType w:val="hybridMultilevel"/>
     <w:tmpl w:val="DE18E176"/>
@@ -11811,10 +13906,10 @@
       </w:rPr>
     </w:lvl>
   </w:abstractNum>
-  <w:abstractNum w:abstractNumId="45" w15:restartNumberingAfterBreak="0">
+  <w:abstractNum w:abstractNumId="57" w15:restartNumberingAfterBreak="0">
     <w:nsid w:val="6AA458C5"/>
     <w:multiLevelType w:val="multilevel"/>
-    <w:tmpl w:val="98DA7F40"/>
+    <w:tmpl w:val="92184064"/>
     <w:lvl w:ilvl="0">
       <w:start w:val="1"/>
       <w:numFmt w:val="bullet"/>
@@ -11831,136 +13926,128 @@
         <w:sz w:val="20"/>
       </w:rPr>
     </w:lvl>
-    <w:lvl w:ilvl="1" w:tentative="1">
-      <w:start w:val="1"/>
-      <w:numFmt w:val="bullet"/>
-      <w:lvlText w:val="o"/>
-      <w:lvlJc w:val="left"/>
-      <w:pPr>
-        <w:tabs>
-          <w:tab w:val="num" w:pos="1800"/>
-        </w:tabs>
+    <w:lvl w:ilvl="1">
+      <w:start w:val="4"/>
+      <w:numFmt w:val="decimal"/>
+      <w:lvlText w:val="%2."/>
+      <w:lvlJc w:val="left"/>
+      <w:pPr>
         <w:ind w:left="1800" w:hanging="360"/>
       </w:pPr>
       <w:rPr>
-        <w:rFonts w:ascii="Courier New" w:hAnsi="Courier New" w:hint="default"/>
-        <w:sz w:val="20"/>
-      </w:rPr>
-    </w:lvl>
-    <w:lvl w:ilvl="2" w:tentative="1">
+        <w:rFonts w:hint="default"/>
+      </w:rPr>
+    </w:lvl>
+    <w:lvl w:ilvl="2">
+      <w:start w:val="4"/>
+      <w:numFmt w:val="decimal"/>
+      <w:lvlText w:val="%3"/>
+      <w:lvlJc w:val="left"/>
+      <w:pPr>
+        <w:ind w:left="2520" w:hanging="360"/>
+      </w:pPr>
+      <w:rPr>
+        <w:rFonts w:hint="default"/>
+      </w:rPr>
+    </w:lvl>
+    <w:lvl w:ilvl="3" w:tentative="1">
       <w:start w:val="1"/>
       <w:numFmt w:val="bullet"/>
       <w:lvlText w:val=""/>
       <w:lvlJc w:val="left"/>
       <w:pPr>
         <w:tabs>
-          <w:tab w:val="num" w:pos="2520"/>
-        </w:tabs>
-        <w:ind w:left="2520" w:hanging="360"/>
+          <w:tab w:val="num" w:pos="3240"/>
+        </w:tabs>
+        <w:ind w:left="3240" w:hanging="360"/>
       </w:pPr>
       <w:rPr>
         <w:rFonts w:ascii="Wingdings" w:hAnsi="Wingdings" w:hint="default"/>
         <w:sz w:val="20"/>
       </w:rPr>
     </w:lvl>
-    <w:lvl w:ilvl="3" w:tentative="1">
+    <w:lvl w:ilvl="4" w:tentative="1">
       <w:start w:val="1"/>
       <w:numFmt w:val="bullet"/>
       <w:lvlText w:val=""/>
       <w:lvlJc w:val="left"/>
       <w:pPr>
         <w:tabs>
-          <w:tab w:val="num" w:pos="3240"/>
-        </w:tabs>
-        <w:ind w:left="3240" w:hanging="360"/>
+          <w:tab w:val="num" w:pos="3960"/>
+        </w:tabs>
+        <w:ind w:left="3960" w:hanging="360"/>
       </w:pPr>
       <w:rPr>
         <w:rFonts w:ascii="Wingdings" w:hAnsi="Wingdings" w:hint="default"/>
         <w:sz w:val="20"/>
       </w:rPr>
     </w:lvl>
-    <w:lvl w:ilvl="4" w:tentative="1">
+    <w:lvl w:ilvl="5" w:tentative="1">
       <w:start w:val="1"/>
       <w:numFmt w:val="bullet"/>
       <w:lvlText w:val=""/>
       <w:lvlJc w:val="left"/>
       <w:pPr>
         <w:tabs>
-          <w:tab w:val="num" w:pos="3960"/>
-        </w:tabs>
-        <w:ind w:left="3960" w:hanging="360"/>
+          <w:tab w:val="num" w:pos="4680"/>
+        </w:tabs>
+        <w:ind w:left="4680" w:hanging="360"/>
       </w:pPr>
       <w:rPr>
         <w:rFonts w:ascii="Wingdings" w:hAnsi="Wingdings" w:hint="default"/>
         <w:sz w:val="20"/>
       </w:rPr>
     </w:lvl>
-    <w:lvl w:ilvl="5" w:tentative="1">
+    <w:lvl w:ilvl="6" w:tentative="1">
       <w:start w:val="1"/>
       <w:numFmt w:val="bullet"/>
       <w:lvlText w:val=""/>
       <w:lvlJc w:val="left"/>
       <w:pPr>
         <w:tabs>
-          <w:tab w:val="num" w:pos="4680"/>
-        </w:tabs>
-        <w:ind w:left="4680" w:hanging="360"/>
+          <w:tab w:val="num" w:pos="5400"/>
+        </w:tabs>
+        <w:ind w:left="5400" w:hanging="360"/>
       </w:pPr>
       <w:rPr>
         <w:rFonts w:ascii="Wingdings" w:hAnsi="Wingdings" w:hint="default"/>
         <w:sz w:val="20"/>
       </w:rPr>
     </w:lvl>
-    <w:lvl w:ilvl="6" w:tentative="1">
+    <w:lvl w:ilvl="7" w:tentative="1">
       <w:start w:val="1"/>
       <w:numFmt w:val="bullet"/>
       <w:lvlText w:val=""/>
       <w:lvlJc w:val="left"/>
       <w:pPr>
         <w:tabs>
-          <w:tab w:val="num" w:pos="5400"/>
-        </w:tabs>
-        <w:ind w:left="5400" w:hanging="360"/>
+          <w:tab w:val="num" w:pos="6120"/>
+        </w:tabs>
+        <w:ind w:left="6120" w:hanging="360"/>
       </w:pPr>
       <w:rPr>
         <w:rFonts w:ascii="Wingdings" w:hAnsi="Wingdings" w:hint="default"/>
         <w:sz w:val="20"/>
       </w:rPr>
     </w:lvl>
-    <w:lvl w:ilvl="7" w:tentative="1">
+    <w:lvl w:ilvl="8" w:tentative="1">
       <w:start w:val="1"/>
       <w:numFmt w:val="bullet"/>
       <w:lvlText w:val=""/>
       <w:lvlJc w:val="left"/>
       <w:pPr>
         <w:tabs>
-          <w:tab w:val="num" w:pos="6120"/>
-        </w:tabs>
-        <w:ind w:left="6120" w:hanging="360"/>
+          <w:tab w:val="num" w:pos="6840"/>
+        </w:tabs>
+        <w:ind w:left="6840" w:hanging="360"/>
       </w:pPr>
       <w:rPr>
         <w:rFonts w:ascii="Wingdings" w:hAnsi="Wingdings" w:hint="default"/>
         <w:sz w:val="20"/>
       </w:rPr>
     </w:lvl>
-    <w:lvl w:ilvl="8" w:tentative="1">
-      <w:start w:val="1"/>
-      <w:numFmt w:val="bullet"/>
-      <w:lvlText w:val=""/>
-      <w:lvlJc w:val="left"/>
-      <w:pPr>
-        <w:tabs>
-          <w:tab w:val="num" w:pos="6840"/>
-        </w:tabs>
-        <w:ind w:left="6840" w:hanging="360"/>
-      </w:pPr>
-      <w:rPr>
-        <w:rFonts w:ascii="Wingdings" w:hAnsi="Wingdings" w:hint="default"/>
-        <w:sz w:val="20"/>
-      </w:rPr>
-    </w:lvl>
   </w:abstractNum>
-  <w:abstractNum w:abstractNumId="46" w15:restartNumberingAfterBreak="0">
+  <w:abstractNum w:abstractNumId="58" w15:restartNumberingAfterBreak="0">
     <w:nsid w:val="6FDF009E"/>
     <w:multiLevelType w:val="hybridMultilevel"/>
     <w:tmpl w:val="DB6AFE90"/>
@@ -12073,7 +14160,7 @@
       </w:rPr>
     </w:lvl>
   </w:abstractNum>
-  <w:abstractNum w:abstractNumId="47" w15:restartNumberingAfterBreak="0">
+  <w:abstractNum w:abstractNumId="59" w15:restartNumberingAfterBreak="0">
     <w:nsid w:val="7052461E"/>
     <w:multiLevelType w:val="multilevel"/>
     <w:tmpl w:val="DFC4F03A"/>
@@ -12193,7 +14280,7 @@
       </w:pPr>
     </w:lvl>
   </w:abstractNum>
-  <w:abstractNum w:abstractNumId="48" w15:restartNumberingAfterBreak="0">
+  <w:abstractNum w:abstractNumId="60" w15:restartNumberingAfterBreak="0">
     <w:nsid w:val="70EB407F"/>
     <w:multiLevelType w:val="hybridMultilevel"/>
     <w:tmpl w:val="2EACEA3A"/>
@@ -12306,7 +14393,233 @@
       </w:rPr>
     </w:lvl>
   </w:abstractNum>
-  <w:abstractNum w:abstractNumId="49" w15:restartNumberingAfterBreak="0">
+  <w:abstractNum w:abstractNumId="61" w15:restartNumberingAfterBreak="0">
+    <w:nsid w:val="72AD3216"/>
+    <w:multiLevelType w:val="hybridMultilevel"/>
+    <w:tmpl w:val="7CBC9FD0"/>
+    <w:lvl w:ilvl="0" w:tplc="40090001">
+      <w:start w:val="1"/>
+      <w:numFmt w:val="bullet"/>
+      <w:lvlText w:val=""/>
+      <w:lvlJc w:val="left"/>
+      <w:pPr>
+        <w:ind w:left="1931" w:hanging="360"/>
+      </w:pPr>
+      <w:rPr>
+        <w:rFonts w:ascii="Symbol" w:hAnsi="Symbol" w:hint="default"/>
+      </w:rPr>
+    </w:lvl>
+    <w:lvl w:ilvl="1" w:tplc="40090003" w:tentative="1">
+      <w:start w:val="1"/>
+      <w:numFmt w:val="bullet"/>
+      <w:lvlText w:val="o"/>
+      <w:lvlJc w:val="left"/>
+      <w:pPr>
+        <w:ind w:left="2651" w:hanging="360"/>
+      </w:pPr>
+      <w:rPr>
+        <w:rFonts w:ascii="Courier New" w:hAnsi="Courier New" w:cs="Courier New" w:hint="default"/>
+      </w:rPr>
+    </w:lvl>
+    <w:lvl w:ilvl="2" w:tplc="40090005" w:tentative="1">
+      <w:start w:val="1"/>
+      <w:numFmt w:val="bullet"/>
+      <w:lvlText w:val=""/>
+      <w:lvlJc w:val="left"/>
+      <w:pPr>
+        <w:ind w:left="3371" w:hanging="360"/>
+      </w:pPr>
+      <w:rPr>
+        <w:rFonts w:ascii="Wingdings" w:hAnsi="Wingdings" w:hint="default"/>
+      </w:rPr>
+    </w:lvl>
+    <w:lvl w:ilvl="3" w:tplc="40090001" w:tentative="1">
+      <w:start w:val="1"/>
+      <w:numFmt w:val="bullet"/>
+      <w:lvlText w:val=""/>
+      <w:lvlJc w:val="left"/>
+      <w:pPr>
+        <w:ind w:left="4091" w:hanging="360"/>
+      </w:pPr>
+      <w:rPr>
+        <w:rFonts w:ascii="Symbol" w:hAnsi="Symbol" w:hint="default"/>
+      </w:rPr>
+    </w:lvl>
+    <w:lvl w:ilvl="4" w:tplc="40090003" w:tentative="1">
+      <w:start w:val="1"/>
+      <w:numFmt w:val="bullet"/>
+      <w:lvlText w:val="o"/>
+      <w:lvlJc w:val="left"/>
+      <w:pPr>
+        <w:ind w:left="4811" w:hanging="360"/>
+      </w:pPr>
+      <w:rPr>
+        <w:rFonts w:ascii="Courier New" w:hAnsi="Courier New" w:cs="Courier New" w:hint="default"/>
+      </w:rPr>
+    </w:lvl>
+    <w:lvl w:ilvl="5" w:tplc="40090005" w:tentative="1">
+      <w:start w:val="1"/>
+      <w:numFmt w:val="bullet"/>
+      <w:lvlText w:val=""/>
+      <w:lvlJc w:val="left"/>
+      <w:pPr>
+        <w:ind w:left="5531" w:hanging="360"/>
+      </w:pPr>
+      <w:rPr>
+        <w:rFonts w:ascii="Wingdings" w:hAnsi="Wingdings" w:hint="default"/>
+      </w:rPr>
+    </w:lvl>
+    <w:lvl w:ilvl="6" w:tplc="40090001" w:tentative="1">
+      <w:start w:val="1"/>
+      <w:numFmt w:val="bullet"/>
+      <w:lvlText w:val=""/>
+      <w:lvlJc w:val="left"/>
+      <w:pPr>
+        <w:ind w:left="6251" w:hanging="360"/>
+      </w:pPr>
+      <w:rPr>
+        <w:rFonts w:ascii="Symbol" w:hAnsi="Symbol" w:hint="default"/>
+      </w:rPr>
+    </w:lvl>
+    <w:lvl w:ilvl="7" w:tplc="40090003" w:tentative="1">
+      <w:start w:val="1"/>
+      <w:numFmt w:val="bullet"/>
+      <w:lvlText w:val="o"/>
+      <w:lvlJc w:val="left"/>
+      <w:pPr>
+        <w:ind w:left="6971" w:hanging="360"/>
+      </w:pPr>
+      <w:rPr>
+        <w:rFonts w:ascii="Courier New" w:hAnsi="Courier New" w:cs="Courier New" w:hint="default"/>
+      </w:rPr>
+    </w:lvl>
+    <w:lvl w:ilvl="8" w:tplc="40090005" w:tentative="1">
+      <w:start w:val="1"/>
+      <w:numFmt w:val="bullet"/>
+      <w:lvlText w:val=""/>
+      <w:lvlJc w:val="left"/>
+      <w:pPr>
+        <w:ind w:left="7691" w:hanging="360"/>
+      </w:pPr>
+      <w:rPr>
+        <w:rFonts w:ascii="Wingdings" w:hAnsi="Wingdings" w:hint="default"/>
+      </w:rPr>
+    </w:lvl>
+  </w:abstractNum>
+  <w:abstractNum w:abstractNumId="62" w15:restartNumberingAfterBreak="0">
+    <w:nsid w:val="747865B6"/>
+    <w:multiLevelType w:val="multilevel"/>
+    <w:tmpl w:val="710AFF46"/>
+    <w:lvl w:ilvl="0">
+      <w:start w:val="3"/>
+      <w:numFmt w:val="decimal"/>
+      <w:lvlText w:val="%1."/>
+      <w:lvlJc w:val="left"/>
+      <w:pPr>
+        <w:tabs>
+          <w:tab w:val="num" w:pos="720"/>
+        </w:tabs>
+        <w:ind w:left="720" w:hanging="360"/>
+      </w:pPr>
+    </w:lvl>
+    <w:lvl w:ilvl="1" w:tentative="1">
+      <w:start w:val="1"/>
+      <w:numFmt w:val="decimal"/>
+      <w:lvlText w:val="%2."/>
+      <w:lvlJc w:val="left"/>
+      <w:pPr>
+        <w:tabs>
+          <w:tab w:val="num" w:pos="1440"/>
+        </w:tabs>
+        <w:ind w:left="1440" w:hanging="360"/>
+      </w:pPr>
+    </w:lvl>
+    <w:lvl w:ilvl="2" w:tentative="1">
+      <w:start w:val="1"/>
+      <w:numFmt w:val="decimal"/>
+      <w:lvlText w:val="%3."/>
+      <w:lvlJc w:val="left"/>
+      <w:pPr>
+        <w:tabs>
+          <w:tab w:val="num" w:pos="2160"/>
+        </w:tabs>
+        <w:ind w:left="2160" w:hanging="360"/>
+      </w:pPr>
+    </w:lvl>
+    <w:lvl w:ilvl="3" w:tentative="1">
+      <w:start w:val="1"/>
+      <w:numFmt w:val="decimal"/>
+      <w:lvlText w:val="%4."/>
+      <w:lvlJc w:val="left"/>
+      <w:pPr>
+        <w:tabs>
+          <w:tab w:val="num" w:pos="2880"/>
+        </w:tabs>
+        <w:ind w:left="2880" w:hanging="360"/>
+      </w:pPr>
+    </w:lvl>
+    <w:lvl w:ilvl="4" w:tentative="1">
+      <w:start w:val="1"/>
+      <w:numFmt w:val="decimal"/>
+      <w:lvlText w:val="%5."/>
+      <w:lvlJc w:val="left"/>
+      <w:pPr>
+        <w:tabs>
+          <w:tab w:val="num" w:pos="3600"/>
+        </w:tabs>
+        <w:ind w:left="3600" w:hanging="360"/>
+      </w:pPr>
+    </w:lvl>
+    <w:lvl w:ilvl="5" w:tentative="1">
+      <w:start w:val="1"/>
+      <w:numFmt w:val="decimal"/>
+      <w:lvlText w:val="%6."/>
+      <w:lvlJc w:val="left"/>
+      <w:pPr>
+        <w:tabs>
+          <w:tab w:val="num" w:pos="4320"/>
+        </w:tabs>
+        <w:ind w:left="4320" w:hanging="360"/>
+      </w:pPr>
+    </w:lvl>
+    <w:lvl w:ilvl="6" w:tentative="1">
+      <w:start w:val="1"/>
+      <w:numFmt w:val="decimal"/>
+      <w:lvlText w:val="%7."/>
+      <w:lvlJc w:val="left"/>
+      <w:pPr>
+        <w:tabs>
+          <w:tab w:val="num" w:pos="5040"/>
+        </w:tabs>
+        <w:ind w:left="5040" w:hanging="360"/>
+      </w:pPr>
+    </w:lvl>
+    <w:lvl w:ilvl="7" w:tentative="1">
+      <w:start w:val="1"/>
+      <w:numFmt w:val="decimal"/>
+      <w:lvlText w:val="%8."/>
+      <w:lvlJc w:val="left"/>
+      <w:pPr>
+        <w:tabs>
+          <w:tab w:val="num" w:pos="5760"/>
+        </w:tabs>
+        <w:ind w:left="5760" w:hanging="360"/>
+      </w:pPr>
+    </w:lvl>
+    <w:lvl w:ilvl="8" w:tentative="1">
+      <w:start w:val="1"/>
+      <w:numFmt w:val="decimal"/>
+      <w:lvlText w:val="%9."/>
+      <w:lvlJc w:val="left"/>
+      <w:pPr>
+        <w:tabs>
+          <w:tab w:val="num" w:pos="6480"/>
+        </w:tabs>
+        <w:ind w:left="6480" w:hanging="360"/>
+      </w:pPr>
+    </w:lvl>
+  </w:abstractNum>
+  <w:abstractNum w:abstractNumId="63" w15:restartNumberingAfterBreak="0">
     <w:nsid w:val="763E06DC"/>
     <w:multiLevelType w:val="hybridMultilevel"/>
     <w:tmpl w:val="29A86184"/>
@@ -12419,7 +14732,7 @@
       </w:rPr>
     </w:lvl>
   </w:abstractNum>
-  <w:abstractNum w:abstractNumId="50" w15:restartNumberingAfterBreak="0">
+  <w:abstractNum w:abstractNumId="64" w15:restartNumberingAfterBreak="0">
     <w:nsid w:val="76916DF8"/>
     <w:multiLevelType w:val="hybridMultilevel"/>
     <w:tmpl w:val="17C400D0"/>
@@ -12532,7 +14845,7 @@
       </w:rPr>
     </w:lvl>
   </w:abstractNum>
-  <w:abstractNum w:abstractNumId="51" w15:restartNumberingAfterBreak="0">
+  <w:abstractNum w:abstractNumId="65" w15:restartNumberingAfterBreak="0">
     <w:nsid w:val="77EE2DA5"/>
     <w:multiLevelType w:val="hybridMultilevel"/>
     <w:tmpl w:val="AD6CB7EC"/>
@@ -12622,10 +14935,10 @@
     </w:lvl>
   </w:abstractNum>
   <w:num w:numId="1" w16cid:durableId="103502407">
-    <w:abstractNumId w:val="19"/>
+    <w:abstractNumId w:val="21"/>
   </w:num>
   <w:num w:numId="2" w16cid:durableId="1668174153">
-    <w:abstractNumId w:val="31"/>
+    <w:abstractNumId w:val="40"/>
   </w:num>
   <w:num w:numId="3" w16cid:durableId="2029404110">
     <w:abstractNumId w:val="14"/>
@@ -12634,22 +14947,22 @@
     <w:abstractNumId w:val="10"/>
   </w:num>
   <w:num w:numId="5" w16cid:durableId="1641492219">
-    <w:abstractNumId w:val="17"/>
+    <w:abstractNumId w:val="18"/>
   </w:num>
   <w:num w:numId="6" w16cid:durableId="1524636976">
-    <w:abstractNumId w:val="27"/>
+    <w:abstractNumId w:val="33"/>
   </w:num>
   <w:num w:numId="7" w16cid:durableId="914582328">
     <w:abstractNumId w:val="12"/>
   </w:num>
   <w:num w:numId="8" w16cid:durableId="172767484">
-    <w:abstractNumId w:val="42"/>
+    <w:abstractNumId w:val="53"/>
   </w:num>
   <w:num w:numId="9" w16cid:durableId="1856919936">
-    <w:abstractNumId w:val="29"/>
+    <w:abstractNumId w:val="35"/>
   </w:num>
   <w:num w:numId="10" w16cid:durableId="1302805246">
-    <w:abstractNumId w:val="39"/>
+    <w:abstractNumId w:val="50"/>
   </w:num>
   <w:num w:numId="11" w16cid:durableId="143937535">
     <w:abstractNumId w:val="13"/>
@@ -12658,76 +14971,76 @@
     <w:abstractNumId w:val="2"/>
   </w:num>
   <w:num w:numId="13" w16cid:durableId="382993979">
-    <w:abstractNumId w:val="16"/>
+    <w:abstractNumId w:val="17"/>
   </w:num>
   <w:num w:numId="14" w16cid:durableId="675884157">
-    <w:abstractNumId w:val="48"/>
+    <w:abstractNumId w:val="60"/>
   </w:num>
   <w:num w:numId="15" w16cid:durableId="702825744">
-    <w:abstractNumId w:val="22"/>
+    <w:abstractNumId w:val="25"/>
   </w:num>
   <w:num w:numId="16" w16cid:durableId="802236059">
-    <w:abstractNumId w:val="30"/>
+    <w:abstractNumId w:val="37"/>
   </w:num>
   <w:num w:numId="17" w16cid:durableId="289364110">
     <w:abstractNumId w:val="7"/>
   </w:num>
   <w:num w:numId="18" w16cid:durableId="461851015">
-    <w:abstractNumId w:val="50"/>
+    <w:abstractNumId w:val="64"/>
   </w:num>
   <w:num w:numId="19" w16cid:durableId="1045562357">
-    <w:abstractNumId w:val="46"/>
+    <w:abstractNumId w:val="58"/>
   </w:num>
   <w:num w:numId="20" w16cid:durableId="2071732355">
     <w:abstractNumId w:val="1"/>
   </w:num>
   <w:num w:numId="21" w16cid:durableId="1031497910">
-    <w:abstractNumId w:val="20"/>
+    <w:abstractNumId w:val="23"/>
   </w:num>
   <w:num w:numId="22" w16cid:durableId="1041902596">
     <w:abstractNumId w:val="8"/>
   </w:num>
   <w:num w:numId="23" w16cid:durableId="1647397863">
+    <w:abstractNumId w:val="29"/>
+  </w:num>
+  <w:num w:numId="24" w16cid:durableId="1001546010">
+    <w:abstractNumId w:val="44"/>
+  </w:num>
+  <w:num w:numId="25" w16cid:durableId="2142072408">
+    <w:abstractNumId w:val="65"/>
+  </w:num>
+  <w:num w:numId="26" w16cid:durableId="1508251926">
+    <w:abstractNumId w:val="16"/>
+  </w:num>
+  <w:num w:numId="27" w16cid:durableId="1612012913">
+    <w:abstractNumId w:val="59"/>
+  </w:num>
+  <w:num w:numId="28" w16cid:durableId="2064714947">
     <w:abstractNumId w:val="24"/>
   </w:num>
-  <w:num w:numId="24" w16cid:durableId="1001546010">
-    <w:abstractNumId w:val="34"/>
-  </w:num>
-  <w:num w:numId="25" w16cid:durableId="2142072408">
-    <w:abstractNumId w:val="51"/>
-  </w:num>
-  <w:num w:numId="26" w16cid:durableId="1508251926">
-    <w:abstractNumId w:val="15"/>
-  </w:num>
-  <w:num w:numId="27" w16cid:durableId="1612012913">
-    <w:abstractNumId w:val="47"/>
-  </w:num>
-  <w:num w:numId="28" w16cid:durableId="2064714947">
-    <w:abstractNumId w:val="21"/>
-  </w:num>
   <w:num w:numId="29" w16cid:durableId="2134127981">
-    <w:abstractNumId w:val="41"/>
+    <w:abstractNumId w:val="52"/>
   </w:num>
   <w:num w:numId="30" w16cid:durableId="2138185261">
-    <w:abstractNumId w:val="23"/>
+    <w:abstractNumId w:val="27"/>
   </w:num>
   <w:num w:numId="31" w16cid:durableId="865557320">
-    <w:abstractNumId w:val="26"/>
+    <w:abstractNumId w:val="31"/>
   </w:num>
   <w:num w:numId="32" w16cid:durableId="1846170084">
     <w:abstractNumId w:val="9"/>
   </w:num>
   <w:num w:numId="33" w16cid:durableId="1718511409">
-    <w:abstractNumId w:val="43"/>
+    <w:abstractNumId w:val="55"/>
   </w:num>
   <w:num w:numId="34" w16cid:durableId="920257038">
-    <w:abstractNumId w:val="32"/>
+    <w:abstractNumId w:val="41"/>
   </w:num>
   <w:num w:numId="35" w16cid:durableId="2112623465">
-    <w:abstractNumId w:val="28"/>
+    <w:abstractNumId w:val="34"/>
   </w:num>
   <w:num w:numId="36" w16cid:durableId="332999522">
-    <w:abstractNumId w:val="40"/>
+    <w:abstractNumId w:val="51"/>
   </w:num>
   <w:num w:numId="37" w16cid:durableId="487862088">
     <w:abstractNumId w:val="4"/>
@@ -12736,34 +15049,34 @@
     <w:abstractNumId w:val="5"/>
   </w:num>
   <w:num w:numId="39" w16cid:durableId="403768560">
-    <w:abstractNumId w:val="38"/>
+    <w:abstractNumId w:val="48"/>
   </w:num>
   <w:num w:numId="40" w16cid:durableId="1060716721">
-    <w:abstractNumId w:val="18"/>
+    <w:abstractNumId w:val="20"/>
   </w:num>
   <w:num w:numId="41" w16cid:durableId="475879485">
-    <w:abstractNumId w:val="45"/>
+    <w:abstractNumId w:val="57"/>
   </w:num>
   <w:num w:numId="42" w16cid:durableId="659384090">
-    <w:abstractNumId w:val="33"/>
+    <w:abstractNumId w:val="42"/>
   </w:num>
   <w:num w:numId="43" w16cid:durableId="1543202888">
-    <w:abstractNumId w:val="25"/>
+    <w:abstractNumId w:val="30"/>
   </w:num>
   <w:num w:numId="44" w16cid:durableId="1446733029">
-    <w:abstractNumId w:val="49"/>
+    <w:abstractNumId w:val="63"/>
   </w:num>
   <w:num w:numId="45" w16cid:durableId="1636526269">
-    <w:abstractNumId w:val="44"/>
+    <w:abstractNumId w:val="56"/>
   </w:num>
   <w:num w:numId="46" w16cid:durableId="1023020211">
-    <w:abstractNumId w:val="36"/>
+    <w:abstractNumId w:val="46"/>
   </w:num>
   <w:num w:numId="47" w16cid:durableId="223026070">
     <w:abstractNumId w:val="3"/>
   </w:num>
   <w:num w:numId="48" w16cid:durableId="1059792872">
-    <w:abstractNumId w:val="35"/>
+    <w:abstractNumId w:val="45"/>
   </w:num>
   <w:num w:numId="49" w16cid:durableId="902183900">
     <w:abstractNumId w:val="11"/>
@@ -12772,10 +15085,52 @@
     <w:abstractNumId w:val="0"/>
   </w:num>
   <w:num w:numId="51" w16cid:durableId="1900630563">
-    <w:abstractNumId w:val="37"/>
+    <w:abstractNumId w:val="47"/>
   </w:num>
   <w:num w:numId="52" w16cid:durableId="1279993024">
     <w:abstractNumId w:val="6"/>
+  </w:num>
+  <w:num w:numId="53" w16cid:durableId="823394754">
+    <w:abstractNumId w:val="54"/>
+  </w:num>
+  <w:num w:numId="54" w16cid:durableId="620772100">
+    <w:abstractNumId w:val="39"/>
+  </w:num>
+  <w:num w:numId="55" w16cid:durableId="131296222">
+    <w:abstractNumId w:val="49"/>
+  </w:num>
+  <w:num w:numId="56" w16cid:durableId="1777209757">
+    <w:abstractNumId w:val="61"/>
+  </w:num>
+  <w:num w:numId="57" w16cid:durableId="489173880">
+    <w:abstractNumId w:val="28"/>
+  </w:num>
+  <w:num w:numId="58" w16cid:durableId="312175533">
+    <w:abstractNumId w:val="26"/>
+  </w:num>
+  <w:num w:numId="59" w16cid:durableId="1582792173">
+    <w:abstractNumId w:val="15"/>
+  </w:num>
+  <w:num w:numId="60" w16cid:durableId="1648782859">
+    <w:abstractNumId w:val="32"/>
+  </w:num>
+  <w:num w:numId="61" w16cid:durableId="1967158121">
+    <w:abstractNumId w:val="62"/>
+  </w:num>
+  <w:num w:numId="62" w16cid:durableId="1446390909">
+    <w:abstractNumId w:val="43"/>
+  </w:num>
+  <w:num w:numId="63" w16cid:durableId="1598978447">
+    <w:abstractNumId w:val="19"/>
+  </w:num>
+  <w:num w:numId="64" w16cid:durableId="1597715785">
+    <w:abstractNumId w:val="38"/>
+  </w:num>
+  <w:num w:numId="65" w16cid:durableId="1782724963">
+    <w:abstractNumId w:val="36"/>
+  </w:num>
+  <w:num w:numId="66" w16cid:durableId="3284551">
+    <w:abstractNumId w:val="22"/>
   </w:num>
 </w:numbering>
 </file>
@@ -12832,7 +15187,7 @@
     <w:lsdException w:name="footnote text" w:semiHidden="1" w:unhideWhenUsed="1"/>
     <w:lsdException w:name="annotation text" w:semiHidden="1" w:unhideWhenUsed="1"/>
     <w:lsdException w:name="header" w:semiHidden="1" w:unhideWhenUsed="1"/>
-    <w:lsdException w:name="footer" w:semiHidden="1" w:unhideWhenUsed="1"/>
+    <w:lsdException w:name="footer" w:semiHidden="1" w:unhideWhenUsed="1" w:qFormat="1"/>
     <w:lsdException w:name="index heading" w:semiHidden="1" w:unhideWhenUsed="1"/>
     <w:lsdException w:name="caption" w:semiHidden="1" w:uiPriority="35" w:unhideWhenUsed="1" w:qFormat="1"/>
     <w:lsdException w:name="table of figures" w:semiHidden="1" w:unhideWhenUsed="1"/>
@@ -13767,6 +16122,7 @@
     <w:link w:val="FooterChar"/>
     <w:uiPriority w:val="99"/>
     <w:unhideWhenUsed/>
+    <w:qFormat/>
     <w:rsid w:val="006741FF"/>
     <w:pPr>
       <w:tabs>
